--- a/Files/P1/L2/S5_Prototipo_L2_Grupo1.docx
+++ b/Files/P1/L2/S5_Prototipo_L2_Grupo1.docx
@@ -1047,16 +1047,16 @@
           <w:sz w:val="21"/>
           <w:szCs w:val="21"/>
         </w:rPr>
-        <w:t>Ilustrações Storyset</w:t>
-      </w:r>
-      <w:r>
-        <w:rPr>
-          <w:rFonts w:ascii="Segoe UI" w:eastAsia="Times New Roman" w:hAnsi="Segoe UI" w:cs="Segoe UI"/>
-          <w:color w:val="2B2B2B"/>
-          <w:sz w:val="21"/>
-          <w:szCs w:val="21"/>
-        </w:rPr>
-        <w:t xml:space="preserve"> no estilo Amico, recoloridas: </w:t>
+        <w:t>Ilustrações Storyset (estilos Amico e Pana)</w:t>
+      </w:r>
+      <w:r>
+        <w:rPr>
+          <w:rFonts w:ascii="Segoe UI" w:eastAsia="Times New Roman" w:hAnsi="Segoe UI" w:cs="Segoe UI"/>
+          <w:color w:val="2B2B2B"/>
+          <w:sz w:val="21"/>
+          <w:szCs w:val="21"/>
+        </w:rPr>
+        <w:t xml:space="preserve">, recoloridas: </w:t>
       </w:r>
       <w:r>
         <w:rPr>
@@ -2524,9 +2524,9 @@
         <w:tblLook w:val="04A0" w:firstRow="1" w:lastRow="0" w:firstColumn="1" w:lastColumn="0" w:noHBand="0" w:noVBand="1"/>
       </w:tblPr>
       <w:tblGrid>
-        <w:gridCol w:w="3281"/>
-        <w:gridCol w:w="1544"/>
-        <w:gridCol w:w="4825"/>
+        <w:gridCol w:w="2368"/>
+        <w:gridCol w:w="1114"/>
+        <w:gridCol w:w="6168"/>
       </w:tblGrid>
       <w:tr>
         <w:tc>
@@ -2745,7 +2745,6 @@
               <w:bottom w:val="single" w:sz="6" w:space="0" w:color="BBBBBB"/>
               <w:right w:val="single" w:sz="6" w:space="0" w:color="BBBBBB"/>
             </w:tcBorders>
-            <w:shd w:val="clear" w:color="auto" w:fill="FFF2CC"/>
             <w:tcMar>
               <w:top w:w="60" w:type="dxa"/>
               <w:left w:w="100" w:type="dxa"/>
@@ -2766,7 +2765,118 @@
                 <w:szCs w:val="19"/>
               </w:rPr>
             </w:pPr>
-            <w:r>
+            <w:hyperlink r:id="rId6" w:history="1">
+              <w:r>
+                <w:rPr>
+                  <w:rStyle w:val="Hyperlink"/>
+                  <w:rFonts w:ascii="Segoe UI" w:eastAsia="Times New Roman" w:hAnsi="Segoe UI" w:cs="Segoe UI"/>
+                  <w:bCs/>
+                  <w:sz w:val="19"/>
+                  <w:szCs w:val="19"/>
+                </w:rPr>
+                <w:t>https://www.udemy.com/course/draft/7378943/learn/lecture/58716651</w:t>
+              </w:r>
+            </w:hyperlink>
+          </w:p>
+        </w:tc>
+      </w:tr>
+      <w:tr>
+        <w:tc>
+          <w:tcPr>
+            <w:tcW w:w="0" w:type="auto"/>
+            <w:tcBorders>
+              <w:top w:val="single" w:sz="6" w:space="0" w:color="BBBBBB"/>
+              <w:left w:val="single" w:sz="6" w:space="0" w:color="BBBBBB"/>
+              <w:bottom w:val="single" w:sz="6" w:space="0" w:color="BBBBBB"/>
+              <w:right w:val="single" w:sz="6" w:space="0" w:color="BBBBBB"/>
+            </w:tcBorders>
+            <w:tcMar>
+              <w:top w:w="60" w:type="dxa"/>
+              <w:left w:w="100" w:type="dxa"/>
+              <w:bottom w:w="60" w:type="dxa"/>
+              <w:right w:w="100" w:type="dxa"/>
+            </w:tcMar>
+            <w:hideMark/>
+          </w:tcPr>
+          <w:p>
+            <w:pPr>
+              <w:spacing w:before="120" w:after="120"/>
+              <w:rPr>
+                <w:rFonts w:ascii="Segoe UI" w:eastAsia="Times New Roman" w:hAnsi="Segoe UI" w:cs="Segoe UI"/>
+                <w:color w:val="2B2B2B"/>
+                <w:sz w:val="19"/>
+                <w:szCs w:val="19"/>
+              </w:rPr>
+            </w:pPr>
+            <w:r>
+              <w:rPr>
+                <w:rFonts w:ascii="Segoe UI" w:eastAsia="Times New Roman" w:hAnsi="Segoe UI" w:cs="Segoe UI"/>
+                <w:color w:val="2B2B2B"/>
+                <w:sz w:val="19"/>
+                <w:szCs w:val="19"/>
+              </w:rPr>
+              <w:t>Aula 6 · Conteúdo (diap. 4–9)</w:t>
+            </w:r>
+          </w:p>
+        </w:tc>
+        <w:tc>
+          <w:tcPr>
+            <w:tcW w:w="0" w:type="auto"/>
+            <w:tcBorders>
+              <w:top w:val="single" w:sz="6" w:space="0" w:color="BBBBBB"/>
+              <w:left w:val="single" w:sz="6" w:space="0" w:color="BBBBBB"/>
+              <w:bottom w:val="single" w:sz="6" w:space="0" w:color="BBBBBB"/>
+              <w:right w:val="single" w:sz="6" w:space="0" w:color="BBBBBB"/>
+            </w:tcBorders>
+            <w:tcMar>
+              <w:top w:w="60" w:type="dxa"/>
+              <w:left w:w="100" w:type="dxa"/>
+              <w:bottom w:w="60" w:type="dxa"/>
+              <w:right w:w="100" w:type="dxa"/>
+            </w:tcMar>
+            <w:hideMark/>
+          </w:tcPr>
+          <w:p>
+            <w:pPr>
+              <w:spacing w:before="120" w:after="120"/>
+              <w:rPr>
+                <w:rFonts w:ascii="Segoe UI" w:eastAsia="Times New Roman" w:hAnsi="Segoe UI" w:cs="Segoe UI"/>
+                <w:color w:val="2B2B2B"/>
+                <w:sz w:val="19"/>
+                <w:szCs w:val="19"/>
+              </w:rPr>
+            </w:pPr>
+            <w:r>
+              <w:rPr>
+                <w:rFonts w:ascii="Segoe UI" w:eastAsia="Times New Roman" w:hAnsi="Segoe UI" w:cs="Segoe UI"/>
+                <w:color w:val="2B2B2B"/>
+                <w:sz w:val="19"/>
+                <w:szCs w:val="19"/>
+              </w:rPr>
+              <w:t>3:00</w:t>
+            </w:r>
+          </w:p>
+        </w:tc>
+        <w:tc>
+          <w:tcPr>
+            <w:tcW w:w="0" w:type="auto"/>
+            <w:tcBorders>
+              <w:top w:val="single" w:sz="6" w:space="0" w:color="BBBBBB"/>
+              <w:left w:val="single" w:sz="6" w:space="0" w:color="BBBBBB"/>
+              <w:bottom w:val="single" w:sz="6" w:space="0" w:color="BBBBBB"/>
+              <w:right w:val="single" w:sz="6" w:space="0" w:color="BBBBBB"/>
+            </w:tcBorders>
+            <w:tcMar>
+              <w:top w:w="60" w:type="dxa"/>
+              <w:left w:w="100" w:type="dxa"/>
+              <w:bottom w:w="60" w:type="dxa"/>
+              <w:right w:w="100" w:type="dxa"/>
+            </w:tcMar>
+            <w:hideMark/>
+          </w:tcPr>
+          <w:p>
+            <w:pPr>
+              <w:spacing w:before="120" w:after="120"/>
               <w:rPr>
                 <w:rFonts w:ascii="Segoe UI" w:eastAsia="Times New Roman" w:hAnsi="Segoe UI" w:cs="Segoe UI"/>
                 <w:b/>
@@ -2775,8 +2885,19 @@
                 <w:sz w:val="19"/>
                 <w:szCs w:val="19"/>
               </w:rPr>
-              <w:t>[A PREENCHER: link da Aula 5 na Udemy]</w:t>
-            </w:r>
+            </w:pPr>
+            <w:hyperlink r:id="rId7" w:history="1">
+              <w:r>
+                <w:rPr>
+                  <w:rStyle w:val="Hyperlink"/>
+                  <w:rFonts w:ascii="Segoe UI" w:eastAsia="Times New Roman" w:hAnsi="Segoe UI" w:cs="Segoe UI"/>
+                  <w:bCs/>
+                  <w:sz w:val="19"/>
+                  <w:szCs w:val="19"/>
+                </w:rPr>
+                <w:t>https://www.udemy.com/course/draft/7378943/learn/lecture/58716667</w:t>
+              </w:r>
+            </w:hyperlink>
           </w:p>
         </w:tc>
       </w:tr>
@@ -2815,58 +2936,57 @@
                 <w:sz w:val="19"/>
                 <w:szCs w:val="19"/>
               </w:rPr>
-              <w:t>Aula 6 · Conteúdo (diap. 4–9)</w:t>
-            </w:r>
-          </w:p>
-        </w:tc>
-        <w:tc>
-          <w:tcPr>
-            <w:tcW w:w="0" w:type="auto"/>
-            <w:tcBorders>
-              <w:top w:val="single" w:sz="6" w:space="0" w:color="BBBBBB"/>
-              <w:left w:val="single" w:sz="6" w:space="0" w:color="BBBBBB"/>
-              <w:bottom w:val="single" w:sz="6" w:space="0" w:color="BBBBBB"/>
-              <w:right w:val="single" w:sz="6" w:space="0" w:color="BBBBBB"/>
-            </w:tcBorders>
-            <w:tcMar>
-              <w:top w:w="60" w:type="dxa"/>
-              <w:left w:w="100" w:type="dxa"/>
-              <w:bottom w:w="60" w:type="dxa"/>
-              <w:right w:w="100" w:type="dxa"/>
-            </w:tcMar>
-            <w:hideMark/>
-          </w:tcPr>
-          <w:p>
-            <w:pPr>
-              <w:spacing w:before="120" w:after="120"/>
-              <w:rPr>
-                <w:rFonts w:ascii="Segoe UI" w:eastAsia="Times New Roman" w:hAnsi="Segoe UI" w:cs="Segoe UI"/>
-                <w:color w:val="2B2B2B"/>
-                <w:sz w:val="19"/>
-                <w:szCs w:val="19"/>
-              </w:rPr>
-            </w:pPr>
-            <w:r>
-              <w:rPr>
-                <w:rFonts w:ascii="Segoe UI" w:eastAsia="Times New Roman" w:hAnsi="Segoe UI" w:cs="Segoe UI"/>
-                <w:color w:val="2B2B2B"/>
-                <w:sz w:val="19"/>
-                <w:szCs w:val="19"/>
-              </w:rPr>
-              <w:t>3:00</w:t>
-            </w:r>
-          </w:p>
-        </w:tc>
-        <w:tc>
-          <w:tcPr>
-            <w:tcW w:w="0" w:type="auto"/>
-            <w:tcBorders>
-              <w:top w:val="single" w:sz="6" w:space="0" w:color="BBBBBB"/>
-              <w:left w:val="single" w:sz="6" w:space="0" w:color="BBBBBB"/>
-              <w:bottom w:val="single" w:sz="6" w:space="0" w:color="BBBBBB"/>
-              <w:right w:val="single" w:sz="6" w:space="0" w:color="BBBBBB"/>
-            </w:tcBorders>
-            <w:shd w:val="clear" w:color="auto" w:fill="FFF2CC"/>
+              <w:t>Aula 8 · Síntese (diap. 10–11)</w:t>
+            </w:r>
+          </w:p>
+        </w:tc>
+        <w:tc>
+          <w:tcPr>
+            <w:tcW w:w="0" w:type="auto"/>
+            <w:tcBorders>
+              <w:top w:val="single" w:sz="6" w:space="0" w:color="BBBBBB"/>
+              <w:left w:val="single" w:sz="6" w:space="0" w:color="BBBBBB"/>
+              <w:bottom w:val="single" w:sz="6" w:space="0" w:color="BBBBBB"/>
+              <w:right w:val="single" w:sz="6" w:space="0" w:color="BBBBBB"/>
+            </w:tcBorders>
+            <w:tcMar>
+              <w:top w:w="60" w:type="dxa"/>
+              <w:left w:w="100" w:type="dxa"/>
+              <w:bottom w:w="60" w:type="dxa"/>
+              <w:right w:w="100" w:type="dxa"/>
+            </w:tcMar>
+            <w:hideMark/>
+          </w:tcPr>
+          <w:p>
+            <w:pPr>
+              <w:spacing w:before="120" w:after="120"/>
+              <w:rPr>
+                <w:rFonts w:ascii="Segoe UI" w:eastAsia="Times New Roman" w:hAnsi="Segoe UI" w:cs="Segoe UI"/>
+                <w:color w:val="2B2B2B"/>
+                <w:sz w:val="19"/>
+                <w:szCs w:val="19"/>
+              </w:rPr>
+            </w:pPr>
+            <w:r>
+              <w:rPr>
+                <w:rFonts w:ascii="Segoe UI" w:eastAsia="Times New Roman" w:hAnsi="Segoe UI" w:cs="Segoe UI"/>
+                <w:color w:val="2B2B2B"/>
+                <w:sz w:val="19"/>
+                <w:szCs w:val="19"/>
+              </w:rPr>
+              <w:t>0:22</w:t>
+            </w:r>
+          </w:p>
+        </w:tc>
+        <w:tc>
+          <w:tcPr>
+            <w:tcW w:w="0" w:type="auto"/>
+            <w:tcBorders>
+              <w:top w:val="single" w:sz="6" w:space="0" w:color="BBBBBB"/>
+              <w:left w:val="single" w:sz="6" w:space="0" w:color="BBBBBB"/>
+              <w:bottom w:val="single" w:sz="6" w:space="0" w:color="BBBBBB"/>
+              <w:right w:val="single" w:sz="6" w:space="0" w:color="BBBBBB"/>
+            </w:tcBorders>
             <w:tcMar>
               <w:top w:w="60" w:type="dxa"/>
               <w:left w:w="100" w:type="dxa"/>
@@ -2887,138 +3007,18 @@
                 <w:szCs w:val="19"/>
               </w:rPr>
             </w:pPr>
-            <w:r>
-              <w:rPr>
-                <w:rFonts w:ascii="Segoe UI" w:eastAsia="Times New Roman" w:hAnsi="Segoe UI" w:cs="Segoe UI"/>
-                <w:b/>
-                <w:bCs/>
-                <w:color w:val="2B2B2B"/>
-                <w:sz w:val="19"/>
-                <w:szCs w:val="19"/>
-              </w:rPr>
-              <w:t>[A PREENCHER: link da Aula 6 na Udemy]</w:t>
-            </w:r>
-          </w:p>
-        </w:tc>
-      </w:tr>
-      <w:tr>
-        <w:tc>
-          <w:tcPr>
-            <w:tcW w:w="0" w:type="auto"/>
-            <w:tcBorders>
-              <w:top w:val="single" w:sz="6" w:space="0" w:color="BBBBBB"/>
-              <w:left w:val="single" w:sz="6" w:space="0" w:color="BBBBBB"/>
-              <w:bottom w:val="single" w:sz="6" w:space="0" w:color="BBBBBB"/>
-              <w:right w:val="single" w:sz="6" w:space="0" w:color="BBBBBB"/>
-            </w:tcBorders>
-            <w:tcMar>
-              <w:top w:w="60" w:type="dxa"/>
-              <w:left w:w="100" w:type="dxa"/>
-              <w:bottom w:w="60" w:type="dxa"/>
-              <w:right w:w="100" w:type="dxa"/>
-            </w:tcMar>
-            <w:hideMark/>
-          </w:tcPr>
-          <w:p>
-            <w:pPr>
-              <w:spacing w:before="120" w:after="120"/>
-              <w:rPr>
-                <w:rFonts w:ascii="Segoe UI" w:eastAsia="Times New Roman" w:hAnsi="Segoe UI" w:cs="Segoe UI"/>
-                <w:color w:val="2B2B2B"/>
-                <w:sz w:val="19"/>
-                <w:szCs w:val="19"/>
-              </w:rPr>
-            </w:pPr>
-            <w:r>
-              <w:rPr>
-                <w:rFonts w:ascii="Segoe UI" w:eastAsia="Times New Roman" w:hAnsi="Segoe UI" w:cs="Segoe UI"/>
-                <w:color w:val="2B2B2B"/>
-                <w:sz w:val="19"/>
-                <w:szCs w:val="19"/>
-              </w:rPr>
-              <w:t>Aula 8 · Síntese (diap. 10–11)</w:t>
-            </w:r>
-          </w:p>
-        </w:tc>
-        <w:tc>
-          <w:tcPr>
-            <w:tcW w:w="0" w:type="auto"/>
-            <w:tcBorders>
-              <w:top w:val="single" w:sz="6" w:space="0" w:color="BBBBBB"/>
-              <w:left w:val="single" w:sz="6" w:space="0" w:color="BBBBBB"/>
-              <w:bottom w:val="single" w:sz="6" w:space="0" w:color="BBBBBB"/>
-              <w:right w:val="single" w:sz="6" w:space="0" w:color="BBBBBB"/>
-            </w:tcBorders>
-            <w:tcMar>
-              <w:top w:w="60" w:type="dxa"/>
-              <w:left w:w="100" w:type="dxa"/>
-              <w:bottom w:w="60" w:type="dxa"/>
-              <w:right w:w="100" w:type="dxa"/>
-            </w:tcMar>
-            <w:hideMark/>
-          </w:tcPr>
-          <w:p>
-            <w:pPr>
-              <w:spacing w:before="120" w:after="120"/>
-              <w:rPr>
-                <w:rFonts w:ascii="Segoe UI" w:eastAsia="Times New Roman" w:hAnsi="Segoe UI" w:cs="Segoe UI"/>
-                <w:color w:val="2B2B2B"/>
-                <w:sz w:val="19"/>
-                <w:szCs w:val="19"/>
-              </w:rPr>
-            </w:pPr>
-            <w:r>
-              <w:rPr>
-                <w:rFonts w:ascii="Segoe UI" w:eastAsia="Times New Roman" w:hAnsi="Segoe UI" w:cs="Segoe UI"/>
-                <w:color w:val="2B2B2B"/>
-                <w:sz w:val="19"/>
-                <w:szCs w:val="19"/>
-              </w:rPr>
-              <w:t>0:22</w:t>
-            </w:r>
-          </w:p>
-        </w:tc>
-        <w:tc>
-          <w:tcPr>
-            <w:tcW w:w="0" w:type="auto"/>
-            <w:tcBorders>
-              <w:top w:val="single" w:sz="6" w:space="0" w:color="BBBBBB"/>
-              <w:left w:val="single" w:sz="6" w:space="0" w:color="BBBBBB"/>
-              <w:bottom w:val="single" w:sz="6" w:space="0" w:color="BBBBBB"/>
-              <w:right w:val="single" w:sz="6" w:space="0" w:color="BBBBBB"/>
-            </w:tcBorders>
-            <w:shd w:val="clear" w:color="auto" w:fill="FFF2CC"/>
-            <w:tcMar>
-              <w:top w:w="60" w:type="dxa"/>
-              <w:left w:w="100" w:type="dxa"/>
-              <w:bottom w:w="60" w:type="dxa"/>
-              <w:right w:w="100" w:type="dxa"/>
-            </w:tcMar>
-            <w:hideMark/>
-          </w:tcPr>
-          <w:p>
-            <w:pPr>
-              <w:spacing w:before="120" w:after="120"/>
-              <w:rPr>
-                <w:rFonts w:ascii="Segoe UI" w:eastAsia="Times New Roman" w:hAnsi="Segoe UI" w:cs="Segoe UI"/>
-                <w:b/>
-                <w:bCs/>
-                <w:color w:val="2B2B2B"/>
-                <w:sz w:val="19"/>
-                <w:szCs w:val="19"/>
-              </w:rPr>
-            </w:pPr>
-            <w:r>
-              <w:rPr>
-                <w:rFonts w:ascii="Segoe UI" w:eastAsia="Times New Roman" w:hAnsi="Segoe UI" w:cs="Segoe UI"/>
-                <w:b/>
-                <w:bCs/>
-                <w:color w:val="2B2B2B"/>
-                <w:sz w:val="19"/>
-                <w:szCs w:val="19"/>
-              </w:rPr>
-              <w:t>[A PREENCHER: link da Aula 8 na Udemy]</w:t>
-            </w:r>
+            <w:hyperlink r:id="rId8" w:history="1">
+              <w:r>
+                <w:rPr>
+                  <w:rStyle w:val="Hyperlink"/>
+                  <w:rFonts w:ascii="Segoe UI" w:eastAsia="Times New Roman" w:hAnsi="Segoe UI" w:cs="Segoe UI"/>
+                  <w:bCs/>
+                  <w:sz w:val="19"/>
+                  <w:szCs w:val="19"/>
+                </w:rPr>
+                <w:t>https://www.udemy.com/course/draft/7378943/learn/lecture/58716685</w:t>
+              </w:r>
+            </w:hyperlink>
           </w:p>
         </w:tc>
       </w:tr>
@@ -3053,16 +3053,17 @@
         </w:rPr>
         <w:t xml:space="preserve"> </w:t>
       </w:r>
-      <w:r>
-        <w:rPr>
-          <w:rStyle w:val="falta1"/>
-          <w:rFonts w:ascii="Segoe UI" w:hAnsi="Segoe UI" w:cs="Segoe UI"/>
-          <w:color w:val="2B2B2B"/>
-          <w:sz w:val="21"/>
-          <w:szCs w:val="21"/>
-        </w:rPr>
-        <w:t>[A PREENCHER: link do curso]</w:t>
-      </w:r>
+      <w:hyperlink r:id="rId9" w:history="1">
+        <w:r>
+          <w:rPr>
+            <w:rStyle w:val="Hyperlink"/>
+            <w:rFonts w:ascii="Segoe UI" w:hAnsi="Segoe UI" w:cs="Segoe UI"/>
+            <w:sz w:val="21"/>
+            <w:szCs w:val="21"/>
+          </w:rPr>
+          <w:t>https://www.udemy.com/course/draft/7378943/learn</w:t>
+        </w:r>
+      </w:hyperlink>
     </w:p>
     <w:p>
       <w:pPr>
@@ -3143,386 +3144,6 @@
                       <pic:pic xmlns:pic="http://schemas.openxmlformats.org/drawingml/2006/picture">
                         <pic:nvPicPr>
                           <pic:cNvPr id="0" name="Picture 2"/>
-                          <pic:cNvPicPr>
-                            <a:picLocks noChangeAspect="1" noChangeArrowheads="1"/>
-                          </pic:cNvPicPr>
-                        </pic:nvPicPr>
-                        <pic:blipFill>
-                          <a:blip r:embed="rId6" cstate="print">
-                            <a:lum/>
-                            <a:extLst>
-                              <a:ext uri="{28A0092B-C50C-407E-A947-70E740481C1C}">
-                                <a14:useLocalDpi xmlns:a14="http://schemas.microsoft.com/office/drawing/2010/main" val="0"/>
-                              </a:ext>
-                            </a:extLst>
-                          </a:blip>
-                          <a:srcRect/>
-                          <a:stretch>
-                            <a:fillRect/>
-                          </a:stretch>
-                        </pic:blipFill>
-                        <pic:spPr bwMode="auto">
-                          <a:xfrm>
-                            <a:off x="0" y="0"/>
-                            <a:ext cx="2857500" cy="1607344"/>
-                          </a:xfrm>
-                          <a:prstGeom prst="rect">
-                            <a:avLst/>
-                          </a:prstGeom>
-                        </pic:spPr>
-                      </pic:pic>
-                    </a:graphicData>
-                  </a:graphic>
-                </wp:inline>
-              </w:drawing>
-            </w:r>
-            <w:r>
-              <w:rPr>
-                <w:rFonts w:ascii="Segoe UI" w:eastAsia="Times New Roman" w:hAnsi="Segoe UI" w:cs="Segoe UI"/>
-                <w:color w:val="666666"/>
-                <w:sz w:val="17"/>
-                <w:szCs w:val="17"/>
-              </w:rPr>
-              <w:br/>
-              <w:t>Aula 5 · Abertura comum do curso</w:t>
-            </w:r>
-          </w:p>
-        </w:tc>
-        <w:tc>
-          <w:tcPr>
-            <w:tcW w:w="0" w:type="auto"/>
-            <w:tcBorders>
-              <w:top w:val="nil"/>
-              <w:left w:val="nil"/>
-              <w:bottom w:val="nil"/>
-              <w:right w:val="nil"/>
-            </w:tcBorders>
-            <w:tcMar>
-              <w:top w:w="80" w:type="dxa"/>
-              <w:left w:w="60" w:type="dxa"/>
-              <w:bottom w:w="160" w:type="dxa"/>
-              <w:right w:w="60" w:type="dxa"/>
-            </w:tcMar>
-            <w:hideMark/>
-          </w:tcPr>
-          <w:p>
-            <w:pPr>
-              <w:spacing w:before="120" w:after="120"/>
-              <w:jc w:val="center"/>
-              <w:rPr>
-                <w:rFonts w:ascii="Segoe UI" w:eastAsia="Times New Roman" w:hAnsi="Segoe UI" w:cs="Segoe UI"/>
-                <w:color w:val="666666"/>
-                <w:sz w:val="17"/>
-                <w:szCs w:val="17"/>
-              </w:rPr>
-            </w:pPr>
-            <w:r>
-              <w:rPr>
-                <w:rFonts w:ascii="Segoe UI" w:eastAsia="Times New Roman" w:hAnsi="Segoe UI" w:cs="Segoe UI"/>
-                <w:noProof/>
-                <w:color w:val="666666"/>
-                <w:sz w:val="17"/>
-                <w:szCs w:val="17"/>
-              </w:rPr>
-              <w:drawing>
-                <wp:inline distT="0" distB="0" distL="0" distR="0" wp14:anchorId="6C1DEC88" wp14:editId="1ECF3694">
-                  <wp:extent cx="2857500" cy="1607344"/>
-                  <wp:effectExtent l="0" t="0" r="0" b="0"/>
-                  <wp:docPr id="3" name="Picture 3"/>
-                  <wp:cNvGraphicFramePr>
-                    <a:graphicFrameLocks xmlns:a="http://schemas.openxmlformats.org/drawingml/2006/main" noChangeAspect="1"/>
-                  </wp:cNvGraphicFramePr>
-                  <a:graphic xmlns:a="http://schemas.openxmlformats.org/drawingml/2006/main">
-                    <a:graphicData uri="http://schemas.openxmlformats.org/drawingml/2006/picture">
-                      <pic:pic xmlns:pic="http://schemas.openxmlformats.org/drawingml/2006/picture">
-                        <pic:nvPicPr>
-                          <pic:cNvPr id="0" name="Picture 3"/>
-                          <pic:cNvPicPr>
-                            <a:picLocks noChangeAspect="1" noChangeArrowheads="1"/>
-                          </pic:cNvPicPr>
-                        </pic:nvPicPr>
-                        <pic:blipFill>
-                          <a:blip r:embed="rId7" cstate="print">
-                            <a:lum/>
-                            <a:extLst>
-                              <a:ext uri="{28A0092B-C50C-407E-A947-70E740481C1C}">
-                                <a14:useLocalDpi xmlns:a14="http://schemas.microsoft.com/office/drawing/2010/main" val="0"/>
-                              </a:ext>
-                            </a:extLst>
-                          </a:blip>
-                          <a:srcRect/>
-                          <a:stretch>
-                            <a:fillRect/>
-                          </a:stretch>
-                        </pic:blipFill>
-                        <pic:spPr bwMode="auto">
-                          <a:xfrm>
-                            <a:off x="0" y="0"/>
-                            <a:ext cx="2857500" cy="1607344"/>
-                          </a:xfrm>
-                          <a:prstGeom prst="rect">
-                            <a:avLst/>
-                          </a:prstGeom>
-                        </pic:spPr>
-                      </pic:pic>
-                    </a:graphicData>
-                  </a:graphic>
-                </wp:inline>
-              </w:drawing>
-            </w:r>
-            <w:r>
-              <w:rPr>
-                <w:rFonts w:ascii="Segoe UI" w:eastAsia="Times New Roman" w:hAnsi="Segoe UI" w:cs="Segoe UI"/>
-                <w:color w:val="666666"/>
-                <w:sz w:val="17"/>
-                <w:szCs w:val="17"/>
-              </w:rPr>
-              <w:br/>
-              <w:t>Aula 5 · Sem tempo: a Ana com pressa, a D. Rosa inquieta</w:t>
-            </w:r>
-          </w:p>
-        </w:tc>
-      </w:tr>
-      <w:tr>
-        <w:tc>
-          <w:tcPr>
-            <w:tcW w:w="0" w:type="auto"/>
-            <w:tcBorders>
-              <w:top w:val="nil"/>
-              <w:left w:val="nil"/>
-              <w:bottom w:val="nil"/>
-              <w:right w:val="nil"/>
-            </w:tcBorders>
-            <w:tcMar>
-              <w:top w:w="80" w:type="dxa"/>
-              <w:left w:w="60" w:type="dxa"/>
-              <w:bottom w:w="160" w:type="dxa"/>
-              <w:right w:w="60" w:type="dxa"/>
-            </w:tcMar>
-            <w:hideMark/>
-          </w:tcPr>
-          <w:p>
-            <w:pPr>
-              <w:spacing w:before="120" w:after="120"/>
-              <w:jc w:val="center"/>
-              <w:rPr>
-                <w:rFonts w:ascii="Segoe UI" w:eastAsia="Times New Roman" w:hAnsi="Segoe UI" w:cs="Segoe UI"/>
-                <w:color w:val="666666"/>
-                <w:sz w:val="17"/>
-                <w:szCs w:val="17"/>
-              </w:rPr>
-            </w:pPr>
-            <w:r>
-              <w:rPr>
-                <w:rFonts w:ascii="Segoe UI" w:eastAsia="Times New Roman" w:hAnsi="Segoe UI" w:cs="Segoe UI"/>
-                <w:noProof/>
-                <w:color w:val="666666"/>
-                <w:sz w:val="17"/>
-                <w:szCs w:val="17"/>
-              </w:rPr>
-              <w:drawing>
-                <wp:inline distT="0" distB="0" distL="0" distR="0" wp14:anchorId="747C9402" wp14:editId="34AE53BD">
-                  <wp:extent cx="2857500" cy="1607344"/>
-                  <wp:effectExtent l="0" t="0" r="0" b="0"/>
-                  <wp:docPr id="4" name="Picture 4"/>
-                  <wp:cNvGraphicFramePr>
-                    <a:graphicFrameLocks xmlns:a="http://schemas.openxmlformats.org/drawingml/2006/main" noChangeAspect="1"/>
-                  </wp:cNvGraphicFramePr>
-                  <a:graphic xmlns:a="http://schemas.openxmlformats.org/drawingml/2006/main">
-                    <a:graphicData uri="http://schemas.openxmlformats.org/drawingml/2006/picture">
-                      <pic:pic xmlns:pic="http://schemas.openxmlformats.org/drawingml/2006/picture">
-                        <pic:nvPicPr>
-                          <pic:cNvPr id="0" name="Picture 4"/>
-                          <pic:cNvPicPr>
-                            <a:picLocks noChangeAspect="1" noChangeArrowheads="1"/>
-                          </pic:cNvPicPr>
-                        </pic:nvPicPr>
-                        <pic:blipFill>
-                          <a:blip r:embed="rId8" cstate="print">
-                            <a:lum/>
-                            <a:extLst>
-                              <a:ext uri="{28A0092B-C50C-407E-A947-70E740481C1C}">
-                                <a14:useLocalDpi xmlns:a14="http://schemas.microsoft.com/office/drawing/2010/main" val="0"/>
-                              </a:ext>
-                            </a:extLst>
-                          </a:blip>
-                          <a:srcRect/>
-                          <a:stretch>
-                            <a:fillRect/>
-                          </a:stretch>
-                        </pic:blipFill>
-                        <pic:spPr bwMode="auto">
-                          <a:xfrm>
-                            <a:off x="0" y="0"/>
-                            <a:ext cx="2857500" cy="1607344"/>
-                          </a:xfrm>
-                          <a:prstGeom prst="rect">
-                            <a:avLst/>
-                          </a:prstGeom>
-                        </pic:spPr>
-                      </pic:pic>
-                    </a:graphicData>
-                  </a:graphic>
-                </wp:inline>
-              </w:drawing>
-            </w:r>
-            <w:r>
-              <w:rPr>
-                <w:rFonts w:ascii="Segoe UI" w:eastAsia="Times New Roman" w:hAnsi="Segoe UI" w:cs="Segoe UI"/>
-                <w:color w:val="666666"/>
-                <w:sz w:val="17"/>
-                <w:szCs w:val="17"/>
-              </w:rPr>
-              <w:br/>
-              <w:t>Aula 5 · «Isso prepara-se hoje.»</w:t>
-            </w:r>
-          </w:p>
-        </w:tc>
-        <w:tc>
-          <w:tcPr>
-            <w:tcW w:w="0" w:type="auto"/>
-            <w:tcBorders>
-              <w:top w:val="nil"/>
-              <w:left w:val="nil"/>
-              <w:bottom w:val="nil"/>
-              <w:right w:val="nil"/>
-            </w:tcBorders>
-            <w:tcMar>
-              <w:top w:w="80" w:type="dxa"/>
-              <w:left w:w="60" w:type="dxa"/>
-              <w:bottom w:w="160" w:type="dxa"/>
-              <w:right w:w="60" w:type="dxa"/>
-            </w:tcMar>
-            <w:hideMark/>
-          </w:tcPr>
-          <w:p>
-            <w:pPr>
-              <w:spacing w:before="120" w:after="120"/>
-              <w:jc w:val="center"/>
-              <w:rPr>
-                <w:rFonts w:ascii="Segoe UI" w:eastAsia="Times New Roman" w:hAnsi="Segoe UI" w:cs="Segoe UI"/>
-                <w:color w:val="666666"/>
-                <w:sz w:val="17"/>
-                <w:szCs w:val="17"/>
-              </w:rPr>
-            </w:pPr>
-            <w:r>
-              <w:rPr>
-                <w:rFonts w:ascii="Segoe UI" w:eastAsia="Times New Roman" w:hAnsi="Segoe UI" w:cs="Segoe UI"/>
-                <w:noProof/>
-                <w:color w:val="666666"/>
-                <w:sz w:val="17"/>
-                <w:szCs w:val="17"/>
-              </w:rPr>
-              <w:drawing>
-                <wp:inline distT="0" distB="0" distL="0" distR="0" wp14:anchorId="3F539AF8" wp14:editId="1689848A">
-                  <wp:extent cx="2857500" cy="1607344"/>
-                  <wp:effectExtent l="0" t="0" r="0" b="0"/>
-                  <wp:docPr id="5" name="Picture 5"/>
-                  <wp:cNvGraphicFramePr>
-                    <a:graphicFrameLocks xmlns:a="http://schemas.openxmlformats.org/drawingml/2006/main" noChangeAspect="1"/>
-                  </wp:cNvGraphicFramePr>
-                  <a:graphic xmlns:a="http://schemas.openxmlformats.org/drawingml/2006/main">
-                    <a:graphicData uri="http://schemas.openxmlformats.org/drawingml/2006/picture">
-                      <pic:pic xmlns:pic="http://schemas.openxmlformats.org/drawingml/2006/picture">
-                        <pic:nvPicPr>
-                          <pic:cNvPr id="0" name="Picture 5"/>
-                          <pic:cNvPicPr>
-                            <a:picLocks noChangeAspect="1" noChangeArrowheads="1"/>
-                          </pic:cNvPicPr>
-                        </pic:nvPicPr>
-                        <pic:blipFill>
-                          <a:blip r:embed="rId9" cstate="print">
-                            <a:lum/>
-                            <a:extLst>
-                              <a:ext uri="{28A0092B-C50C-407E-A947-70E740481C1C}">
-                                <a14:useLocalDpi xmlns:a14="http://schemas.microsoft.com/office/drawing/2010/main" val="0"/>
-                              </a:ext>
-                            </a:extLst>
-                          </a:blip>
-                          <a:srcRect/>
-                          <a:stretch>
-                            <a:fillRect/>
-                          </a:stretch>
-                        </pic:blipFill>
-                        <pic:spPr bwMode="auto">
-                          <a:xfrm>
-                            <a:off x="0" y="0"/>
-                            <a:ext cx="2857500" cy="1607344"/>
-                          </a:xfrm>
-                          <a:prstGeom prst="rect">
-                            <a:avLst/>
-                          </a:prstGeom>
-                        </pic:spPr>
-                      </pic:pic>
-                    </a:graphicData>
-                  </a:graphic>
-                </wp:inline>
-              </w:drawing>
-            </w:r>
-            <w:r>
-              <w:rPr>
-                <w:rFonts w:ascii="Segoe UI" w:eastAsia="Times New Roman" w:hAnsi="Segoe UI" w:cs="Segoe UI"/>
-                <w:color w:val="666666"/>
-                <w:sz w:val="17"/>
-                <w:szCs w:val="17"/>
-              </w:rPr>
-              <w:br/>
-              <w:t>Aula 6 · Título: três coisas a preparar</w:t>
-            </w:r>
-          </w:p>
-        </w:tc>
-      </w:tr>
-      <w:tr>
-        <w:tc>
-          <w:tcPr>
-            <w:tcW w:w="0" w:type="auto"/>
-            <w:tcBorders>
-              <w:top w:val="nil"/>
-              <w:left w:val="nil"/>
-              <w:bottom w:val="nil"/>
-              <w:right w:val="nil"/>
-            </w:tcBorders>
-            <w:tcMar>
-              <w:top w:w="80" w:type="dxa"/>
-              <w:left w:w="60" w:type="dxa"/>
-              <w:bottom w:w="160" w:type="dxa"/>
-              <w:right w:w="60" w:type="dxa"/>
-            </w:tcMar>
-            <w:hideMark/>
-          </w:tcPr>
-          <w:p>
-            <w:pPr>
-              <w:spacing w:before="120" w:after="120"/>
-              <w:jc w:val="center"/>
-              <w:rPr>
-                <w:rFonts w:ascii="Segoe UI" w:eastAsia="Times New Roman" w:hAnsi="Segoe UI" w:cs="Segoe UI"/>
-                <w:color w:val="666666"/>
-                <w:sz w:val="17"/>
-                <w:szCs w:val="17"/>
-              </w:rPr>
-            </w:pPr>
-            <w:r>
-              <w:rPr>
-                <w:rFonts w:ascii="Segoe UI" w:eastAsia="Times New Roman" w:hAnsi="Segoe UI" w:cs="Segoe UI"/>
-                <w:noProof/>
-                <w:color w:val="666666"/>
-                <w:sz w:val="17"/>
-                <w:szCs w:val="17"/>
-              </w:rPr>
-              <w:drawing>
-                <wp:inline distT="0" distB="0" distL="0" distR="0" wp14:anchorId="40E43AD5" wp14:editId="13E014C5">
-                  <wp:extent cx="2857500" cy="1607344"/>
-                  <wp:effectExtent l="0" t="0" r="0" b="0"/>
-                  <wp:docPr id="6" name="Picture 6"/>
-                  <wp:cNvGraphicFramePr>
-                    <a:graphicFrameLocks xmlns:a="http://schemas.openxmlformats.org/drawingml/2006/main" noChangeAspect="1"/>
-                  </wp:cNvGraphicFramePr>
-                  <a:graphic xmlns:a="http://schemas.openxmlformats.org/drawingml/2006/main">
-                    <a:graphicData uri="http://schemas.openxmlformats.org/drawingml/2006/picture">
-                      <pic:pic xmlns:pic="http://schemas.openxmlformats.org/drawingml/2006/picture">
-                        <pic:nvPicPr>
-                          <pic:cNvPr id="0" name="Picture 6"/>
                           <pic:cNvPicPr>
                             <a:picLocks noChangeAspect="1" noChangeArrowheads="1"/>
                           </pic:cNvPicPr>
@@ -3564,7 +3185,7 @@
                 <w:szCs w:val="17"/>
               </w:rPr>
               <w:br/>
-              <w:t>Aula 6 · O kit: planos de pormenor + checklist</w:t>
+              <w:t>Aula 5 · Abertura comum do curso</w:t>
             </w:r>
           </w:p>
         </w:tc>
@@ -3605,10 +3226,10 @@
                 <w:szCs w:val="17"/>
               </w:rPr>
               <w:drawing>
-                <wp:inline distT="0" distB="0" distL="0" distR="0" wp14:anchorId="5666BEDA" wp14:editId="5290B0EB">
+                <wp:inline distT="0" distB="0" distL="0" distR="0" wp14:anchorId="6C1DEC88" wp14:editId="1ECF3694">
                   <wp:extent cx="2857500" cy="1607344"/>
                   <wp:effectExtent l="0" t="0" r="0" b="0"/>
-                  <wp:docPr id="7" name="Picture 7"/>
+                  <wp:docPr id="3" name="Picture 3"/>
                   <wp:cNvGraphicFramePr>
                     <a:graphicFrameLocks xmlns:a="http://schemas.openxmlformats.org/drawingml/2006/main" noChangeAspect="1"/>
                   </wp:cNvGraphicFramePr>
@@ -3616,7 +3237,7 @@
                     <a:graphicData uri="http://schemas.openxmlformats.org/drawingml/2006/picture">
                       <pic:pic xmlns:pic="http://schemas.openxmlformats.org/drawingml/2006/picture">
                         <pic:nvPicPr>
-                          <pic:cNvPr id="0" name="Picture 7"/>
+                          <pic:cNvPr id="0" name="Picture 3"/>
                           <pic:cNvPicPr>
                             <a:picLocks noChangeAspect="1" noChangeArrowheads="1"/>
                           </pic:cNvPicPr>
@@ -3658,7 +3279,7 @@
                 <w:szCs w:val="17"/>
               </w:rPr>
               <w:br/>
-              <w:t>Aula 6 · Um plano para si: contactos, 112 e SNS 24</w:t>
+              <w:t>Aula 5 · Sem tempo: a Ana com pressa, a D. Rosa inquieta</w:t>
             </w:r>
           </w:p>
         </w:tc>
@@ -3700,12 +3321,11 @@
                 <w:sz w:val="17"/>
                 <w:szCs w:val="17"/>
               </w:rPr>
-              <w:lastRenderedPageBreak/>
               <w:drawing>
-                <wp:inline distT="0" distB="0" distL="0" distR="0" wp14:anchorId="320CAA00" wp14:editId="490B538A">
+                <wp:inline distT="0" distB="0" distL="0" distR="0" wp14:anchorId="747C9402" wp14:editId="34AE53BD">
                   <wp:extent cx="2857500" cy="1607344"/>
                   <wp:effectExtent l="0" t="0" r="0" b="0"/>
-                  <wp:docPr id="8" name="Picture 8"/>
+                  <wp:docPr id="4" name="Picture 4"/>
                   <wp:cNvGraphicFramePr>
                     <a:graphicFrameLocks xmlns:a="http://schemas.openxmlformats.org/drawingml/2006/main" noChangeAspect="1"/>
                   </wp:cNvGraphicFramePr>
@@ -3713,7 +3333,7 @@
                     <a:graphicData uri="http://schemas.openxmlformats.org/drawingml/2006/picture">
                       <pic:pic xmlns:pic="http://schemas.openxmlformats.org/drawingml/2006/picture">
                         <pic:nvPicPr>
-                          <pic:cNvPr id="0" name="Picture 8"/>
+                          <pic:cNvPr id="0" name="Picture 4"/>
                           <pic:cNvPicPr>
                             <a:picLocks noChangeAspect="1" noChangeArrowheads="1"/>
                           </pic:cNvPicPr>
@@ -3755,7 +3375,7 @@
                 <w:szCs w:val="17"/>
               </w:rPr>
               <w:br/>
-              <w:t>Aula 6 · Ficar ou sair?</w:t>
+              <w:t>Aula 5 · «Isso prepara-se hoje.»</w:t>
             </w:r>
           </w:p>
         </w:tc>
@@ -3796,10 +3416,10 @@
                 <w:szCs w:val="17"/>
               </w:rPr>
               <w:drawing>
-                <wp:inline distT="0" distB="0" distL="0" distR="0" wp14:anchorId="4F5F5CDC" wp14:editId="3E0B0D55">
+                <wp:inline distT="0" distB="0" distL="0" distR="0" wp14:anchorId="3F539AF8" wp14:editId="1689848A">
                   <wp:extent cx="2857500" cy="1607344"/>
                   <wp:effectExtent l="0" t="0" r="0" b="0"/>
-                  <wp:docPr id="9" name="Picture 9"/>
+                  <wp:docPr id="5" name="Picture 5"/>
                   <wp:cNvGraphicFramePr>
                     <a:graphicFrameLocks xmlns:a="http://schemas.openxmlformats.org/drawingml/2006/main" noChangeAspect="1"/>
                   </wp:cNvGraphicFramePr>
@@ -3807,7 +3427,7 @@
                     <a:graphicData uri="http://schemas.openxmlformats.org/drawingml/2006/picture">
                       <pic:pic xmlns:pic="http://schemas.openxmlformats.org/drawingml/2006/picture">
                         <pic:nvPicPr>
-                          <pic:cNvPr id="0" name="Picture 9"/>
+                          <pic:cNvPr id="0" name="Picture 5"/>
                           <pic:cNvPicPr>
                             <a:picLocks noChangeAspect="1" noChangeArrowheads="1"/>
                           </pic:cNvPicPr>
@@ -3849,2239 +3469,11 @@
                 <w:szCs w:val="17"/>
               </w:rPr>
               <w:br/>
-              <w:t>Aula 8 · Em resumo</w:t>
+              <w:t>Aula 6 · Título: três coisas a preparar</w:t>
             </w:r>
           </w:p>
         </w:tc>
       </w:tr>
-    </w:tbl>
-    <w:p>
-      <w:pPr>
-        <w:pStyle w:val="Heading2"/>
-        <w:rPr>
-          <w:rFonts w:ascii="Segoe UI" w:eastAsia="Times New Roman" w:hAnsi="Segoe UI" w:cs="Segoe UI"/>
-        </w:rPr>
-      </w:pPr>
-      <w:r>
-        <w:rPr>
-          <w:rFonts w:ascii="Segoe UI" w:eastAsia="Times New Roman" w:hAnsi="Segoe UI" w:cs="Segoe UI"/>
-        </w:rPr>
-        <w:t>Como foram feitos</w:t>
-      </w:r>
-    </w:p>
-    <w:p>
-      <w:pPr>
-        <w:numPr>
-          <w:ilvl w:val="0"/>
-          <w:numId w:val="2"/>
-        </w:numPr>
-        <w:spacing w:before="60" w:after="60"/>
-        <w:rPr>
-          <w:rFonts w:ascii="Segoe UI" w:eastAsia="Times New Roman" w:hAnsi="Segoe UI" w:cs="Segoe UI"/>
-          <w:color w:val="2B2B2B"/>
-          <w:sz w:val="21"/>
-          <w:szCs w:val="21"/>
-        </w:rPr>
-      </w:pPr>
-      <w:r>
-        <w:rPr>
-          <w:rFonts w:ascii="Segoe UI" w:eastAsia="Times New Roman" w:hAnsi="Segoe UI" w:cs="Segoe UI"/>
-          <w:b/>
-          <w:bCs/>
-          <w:color w:val="2B2B2B"/>
-          <w:sz w:val="21"/>
-          <w:szCs w:val="21"/>
-        </w:rPr>
-        <w:t>Voz:</w:t>
-      </w:r>
-      <w:r>
-        <w:rPr>
-          <w:rFonts w:ascii="Segoe UI" w:eastAsia="Times New Roman" w:hAnsi="Segoe UI" w:cs="Segoe UI"/>
-          <w:color w:val="2B2B2B"/>
-          <w:sz w:val="21"/>
-          <w:szCs w:val="21"/>
-        </w:rPr>
-        <w:t xml:space="preserve"> gravada no PowerPoint, câmara desligada; texto exato do guião (notas dos diapositivos).</w:t>
-      </w:r>
-    </w:p>
-    <w:p>
-      <w:pPr>
-        <w:numPr>
-          <w:ilvl w:val="0"/>
-          <w:numId w:val="2"/>
-        </w:numPr>
-        <w:spacing w:before="60" w:after="60"/>
-        <w:rPr>
-          <w:rFonts w:ascii="Segoe UI" w:eastAsia="Times New Roman" w:hAnsi="Segoe UI" w:cs="Segoe UI"/>
-          <w:color w:val="2B2B2B"/>
-          <w:sz w:val="21"/>
-          <w:szCs w:val="21"/>
-        </w:rPr>
-      </w:pPr>
-      <w:r>
-        <w:rPr>
-          <w:rFonts w:ascii="Segoe UI" w:eastAsia="Times New Roman" w:hAnsi="Segoe UI" w:cs="Segoe UI"/>
-          <w:b/>
-          <w:bCs/>
-          <w:color w:val="2B2B2B"/>
-          <w:sz w:val="21"/>
-          <w:szCs w:val="21"/>
-        </w:rPr>
-        <w:t>Ilustrações:</w:t>
-      </w:r>
-      <w:r>
-        <w:rPr>
-          <w:rFonts w:ascii="Segoe UI" w:eastAsia="Times New Roman" w:hAnsi="Segoe UI" w:cs="Segoe UI"/>
-          <w:color w:val="2B2B2B"/>
-          <w:sz w:val="21"/>
-          <w:szCs w:val="21"/>
-        </w:rPr>
-        <w:t xml:space="preserve"> Storyset (estilo Amico), sem fundo, recoloridas a azul e laranja: a Ana com pressa, a D. Rosa inquieta, a Ana a preencher a ficha, a Ana ao telefone. O saco e os ícones (kit, ficha, telefone, casa, sair, relógio, contactos) foram desenhados no mesmo azul e laranja.</w:t>
-      </w:r>
-    </w:p>
-    <w:p>
-      <w:pPr>
-        <w:numPr>
-          <w:ilvl w:val="0"/>
-          <w:numId w:val="2"/>
-        </w:numPr>
-        <w:spacing w:before="60" w:after="60"/>
-        <w:rPr>
-          <w:rFonts w:ascii="Segoe UI" w:eastAsia="Times New Roman" w:hAnsi="Segoe UI" w:cs="Segoe UI"/>
-          <w:color w:val="2B2B2B"/>
-          <w:sz w:val="21"/>
-          <w:szCs w:val="21"/>
-        </w:rPr>
-      </w:pPr>
-      <w:r>
-        <w:rPr>
-          <w:rFonts w:ascii="Segoe UI" w:eastAsia="Times New Roman" w:hAnsi="Segoe UI" w:cs="Segoe UI"/>
-          <w:b/>
-          <w:bCs/>
-          <w:color w:val="2B2B2B"/>
-          <w:sz w:val="21"/>
-          <w:szCs w:val="21"/>
-        </w:rPr>
-        <w:t>Planos de pormenor</w:t>
-      </w:r>
-      <w:r>
-        <w:rPr>
-          <w:rFonts w:ascii="Segoe UI" w:eastAsia="Times New Roman" w:hAnsi="Segoe UI" w:cs="Segoe UI"/>
-          <w:color w:val="2B2B2B"/>
-          <w:sz w:val="21"/>
-          <w:szCs w:val="21"/>
-        </w:rPr>
-        <w:t xml:space="preserve"> (diap. 5): os objetos do kit a entrar no saco, filmados com o telemóvel e montados no Clipchamp. A checklist ao lado cresce um item por clique.</w:t>
-      </w:r>
-    </w:p>
-    <w:p>
-      <w:pPr>
-        <w:numPr>
-          <w:ilvl w:val="0"/>
-          <w:numId w:val="2"/>
-        </w:numPr>
-        <w:spacing w:before="60" w:after="60"/>
-        <w:rPr>
-          <w:rFonts w:ascii="Segoe UI" w:eastAsia="Times New Roman" w:hAnsi="Segoe UI" w:cs="Segoe UI"/>
-          <w:color w:val="2B2B2B"/>
-          <w:sz w:val="21"/>
-          <w:szCs w:val="21"/>
-        </w:rPr>
-      </w:pPr>
-      <w:r>
-        <w:rPr>
-          <w:rFonts w:ascii="Segoe UI" w:eastAsia="Times New Roman" w:hAnsi="Segoe UI" w:cs="Segoe UI"/>
-          <w:b/>
-          <w:bCs/>
-          <w:color w:val="2B2B2B"/>
-          <w:sz w:val="21"/>
-          <w:szCs w:val="21"/>
-        </w:rPr>
-        <w:t>Visita 3D</w:t>
-      </w:r>
-      <w:r>
-        <w:rPr>
-          <w:rFonts w:ascii="Segoe UI" w:eastAsia="Times New Roman" w:hAnsi="Segoe UI" w:cs="Segoe UI"/>
-          <w:color w:val="2B2B2B"/>
-          <w:sz w:val="21"/>
-          <w:szCs w:val="21"/>
-        </w:rPr>
-        <w:t xml:space="preserve"> (diap. 6): gravação de ecrã da visita, com as 8 etiquetas por cima (secção 4).</w:t>
-      </w:r>
-    </w:p>
-    <w:p>
-      <w:pPr>
-        <w:numPr>
-          <w:ilvl w:val="0"/>
-          <w:numId w:val="2"/>
-        </w:numPr>
-        <w:spacing w:before="60" w:after="60"/>
-        <w:rPr>
-          <w:rFonts w:ascii="Segoe UI" w:eastAsia="Times New Roman" w:hAnsi="Segoe UI" w:cs="Segoe UI"/>
-          <w:color w:val="2B2B2B"/>
-          <w:sz w:val="21"/>
-          <w:szCs w:val="21"/>
-        </w:rPr>
-      </w:pPr>
-      <w:r>
-        <w:rPr>
-          <w:rFonts w:ascii="Segoe UI" w:eastAsia="Times New Roman" w:hAnsi="Segoe UI" w:cs="Segoe UI"/>
-          <w:b/>
-          <w:bCs/>
-          <w:color w:val="2B2B2B"/>
-          <w:sz w:val="21"/>
-          <w:szCs w:val="21"/>
-        </w:rPr>
-        <w:t>Som:</w:t>
-      </w:r>
-      <w:r>
-        <w:rPr>
-          <w:rFonts w:ascii="Segoe UI" w:eastAsia="Times New Roman" w:hAnsi="Segoe UI" w:cs="Segoe UI"/>
-          <w:color w:val="2B2B2B"/>
-          <w:sz w:val="21"/>
-          <w:szCs w:val="21"/>
-        </w:rPr>
-        <w:t xml:space="preserve"> música calma «High Class» (Benjamin Andrews), a mesma da L1, muito baixa por baixo da voz; sirene e relógio da L1 no gancho.</w:t>
-      </w:r>
-    </w:p>
-    <w:p>
-      <w:pPr>
-        <w:pStyle w:val="Heading1"/>
-        <w:rPr>
-          <w:rFonts w:ascii="Segoe UI" w:eastAsia="Times New Roman" w:hAnsi="Segoe UI" w:cs="Segoe UI"/>
-        </w:rPr>
-      </w:pPr>
-      <w:r>
-        <w:rPr>
-          <w:rFonts w:ascii="Segoe UI" w:eastAsia="Times New Roman" w:hAnsi="Segoe UI" w:cs="Segoe UI"/>
-        </w:rPr>
-        <w:lastRenderedPageBreak/>
-        <w:t>4. Matterport · «Caça ao kit»</w:t>
-      </w:r>
-    </w:p>
-    <w:p>
-      <w:pPr>
-        <w:pStyle w:val="NormalWeb"/>
-        <w:rPr>
-          <w:rFonts w:ascii="Segoe UI" w:hAnsi="Segoe UI" w:cs="Segoe UI"/>
-          <w:color w:val="2B2B2B"/>
-          <w:sz w:val="21"/>
-          <w:szCs w:val="21"/>
-        </w:rPr>
-      </w:pPr>
-      <w:r>
-        <w:rPr>
-          <w:rFonts w:ascii="Segoe UI" w:hAnsi="Segoe UI" w:cs="Segoe UI"/>
-          <w:b/>
-          <w:bCs/>
-          <w:color w:val="2B2B2B"/>
-          <w:sz w:val="21"/>
-          <w:szCs w:val="21"/>
-        </w:rPr>
-        <w:t>Espaço:</w:t>
-      </w:r>
-      <w:r>
-        <w:rPr>
-          <w:rFonts w:ascii="Segoe UI" w:hAnsi="Segoe UI" w:cs="Segoe UI"/>
-          <w:color w:val="2B2B2B"/>
-          <w:sz w:val="21"/>
-          <w:szCs w:val="21"/>
-        </w:rPr>
-        <w:t xml:space="preserve"> Apartamento Turístico «La Tarasca» (Zamora, Espanha), partilhado por Inmobarrios no Matterport Discover: </w:t>
-      </w:r>
-      <w:hyperlink r:id="rId14" w:history="1">
-        <w:r>
-          <w:rPr>
-            <w:rStyle w:val="Hyperlink"/>
-            <w:rFonts w:ascii="Segoe UI" w:hAnsi="Segoe UI" w:cs="Segoe UI"/>
-            <w:sz w:val="21"/>
-            <w:szCs w:val="21"/>
-          </w:rPr>
-          <w:t>discover.matterport.com/space/R1sZEUzLrz9</w:t>
-        </w:r>
-      </w:hyperlink>
-      <w:r>
-        <w:rPr>
-          <w:rFonts w:ascii="Segoe UI" w:hAnsi="Segoe UI" w:cs="Segoe UI"/>
-          <w:color w:val="2B2B2B"/>
-          <w:sz w:val="21"/>
-          <w:szCs w:val="21"/>
-        </w:rPr>
-        <w:t>. Faz de «casa da D. Rosa». Foi escolhido por ter as divisões do roteiro (cozinha com frigorífico, sala com sofá e quadros, quarto, corredor, entrada) e mobília comum. A L1 deve usar o mesmo espaço, para ser a mesma casa (a confirmar com o grupo).</w:t>
-      </w:r>
-    </w:p>
-    <w:p>
-      <w:pPr>
-        <w:pStyle w:val="NormalWeb"/>
-        <w:rPr>
-          <w:rFonts w:ascii="Segoe UI" w:hAnsi="Segoe UI" w:cs="Segoe UI"/>
-          <w:color w:val="2B2B2B"/>
-          <w:sz w:val="21"/>
-          <w:szCs w:val="21"/>
-        </w:rPr>
-      </w:pPr>
-      <w:r>
-        <w:rPr>
-          <w:rFonts w:ascii="Segoe UI" w:hAnsi="Segoe UI" w:cs="Segoe UI"/>
-          <w:b/>
-          <w:bCs/>
-          <w:color w:val="2B2B2B"/>
-          <w:sz w:val="21"/>
-          <w:szCs w:val="21"/>
-        </w:rPr>
-        <w:t>Porquê o plano B:</w:t>
-      </w:r>
-      <w:r>
-        <w:rPr>
-          <w:rFonts w:ascii="Segoe UI" w:hAnsi="Segoe UI" w:cs="Segoe UI"/>
-          <w:color w:val="2B2B2B"/>
-          <w:sz w:val="21"/>
-          <w:szCs w:val="21"/>
-        </w:rPr>
-        <w:t xml:space="preserve"> os espaços do Discover não são editáveis, por isso as etiquetas não ficam dentro do Matterport. A visita foi gravada (66 s) e as etiquetas são caixas no PowerPoint, que entram e saem nos segundos certos do vídeo. A Udemy não aceita iframes, por isso o Matterport entra sempre por vídeo + link.</w:t>
-      </w:r>
-    </w:p>
-    <w:p>
-      <w:pPr>
-        <w:pStyle w:val="Heading2"/>
-        <w:rPr>
-          <w:rFonts w:ascii="Segoe UI" w:eastAsia="Times New Roman" w:hAnsi="Segoe UI" w:cs="Segoe UI"/>
-        </w:rPr>
-      </w:pPr>
-      <w:r>
-        <w:rPr>
-          <w:rFonts w:ascii="Segoe UI" w:eastAsia="Times New Roman" w:hAnsi="Segoe UI" w:cs="Segoe UI"/>
-        </w:rPr>
-        <w:t>Roteiro e etiquetas</w:t>
-      </w:r>
-    </w:p>
-    <w:tbl>
-      <w:tblPr>
-        <w:tblW w:w="5000" w:type="pct"/>
-        <w:tblCellMar>
-          <w:top w:w="15" w:type="dxa"/>
-          <w:left w:w="15" w:type="dxa"/>
-          <w:bottom w:w="15" w:type="dxa"/>
-          <w:right w:w="15" w:type="dxa"/>
-        </w:tblCellMar>
-        <w:tblLook w:val="04A0" w:firstRow="1" w:lastRow="0" w:firstColumn="1" w:lastColumn="0" w:noHBand="0" w:noVBand="1"/>
-      </w:tblPr>
-      <w:tblGrid>
-        <w:gridCol w:w="482"/>
-        <w:gridCol w:w="2123"/>
-        <w:gridCol w:w="2123"/>
-        <w:gridCol w:w="3957"/>
-        <w:gridCol w:w="965"/>
-      </w:tblGrid>
-      <w:tr>
-        <w:tc>
-          <w:tcPr>
-            <w:tcW w:w="250" w:type="pct"/>
-            <w:tcBorders>
-              <w:top w:val="single" w:sz="6" w:space="0" w:color="BBBBBB"/>
-              <w:left w:val="single" w:sz="6" w:space="0" w:color="BBBBBB"/>
-              <w:bottom w:val="single" w:sz="6" w:space="0" w:color="BBBBBB"/>
-              <w:right w:val="single" w:sz="6" w:space="0" w:color="BBBBBB"/>
-            </w:tcBorders>
-            <w:shd w:val="clear" w:color="auto" w:fill="ECEAE6"/>
-            <w:tcMar>
-              <w:top w:w="60" w:type="dxa"/>
-              <w:left w:w="100" w:type="dxa"/>
-              <w:bottom w:w="60" w:type="dxa"/>
-              <w:right w:w="100" w:type="dxa"/>
-            </w:tcMar>
-            <w:hideMark/>
-          </w:tcPr>
-          <w:p>
-            <w:pPr>
-              <w:spacing w:before="120" w:after="120"/>
-              <w:rPr>
-                <w:rFonts w:ascii="Segoe UI" w:eastAsia="Times New Roman" w:hAnsi="Segoe UI" w:cs="Segoe UI"/>
-                <w:b/>
-                <w:bCs/>
-                <w:color w:val="2B2B2B"/>
-                <w:sz w:val="19"/>
-                <w:szCs w:val="19"/>
-              </w:rPr>
-            </w:pPr>
-            <w:r>
-              <w:rPr>
-                <w:rFonts w:ascii="Segoe UI" w:eastAsia="Times New Roman" w:hAnsi="Segoe UI" w:cs="Segoe UI"/>
-                <w:b/>
-                <w:bCs/>
-                <w:color w:val="2B2B2B"/>
-                <w:sz w:val="19"/>
-                <w:szCs w:val="19"/>
-              </w:rPr>
-              <w:t>#</w:t>
-            </w:r>
-          </w:p>
-        </w:tc>
-        <w:tc>
-          <w:tcPr>
-            <w:tcW w:w="1100" w:type="pct"/>
-            <w:tcBorders>
-              <w:top w:val="single" w:sz="6" w:space="0" w:color="BBBBBB"/>
-              <w:left w:val="single" w:sz="6" w:space="0" w:color="BBBBBB"/>
-              <w:bottom w:val="single" w:sz="6" w:space="0" w:color="BBBBBB"/>
-              <w:right w:val="single" w:sz="6" w:space="0" w:color="BBBBBB"/>
-            </w:tcBorders>
-            <w:shd w:val="clear" w:color="auto" w:fill="ECEAE6"/>
-            <w:tcMar>
-              <w:top w:w="60" w:type="dxa"/>
-              <w:left w:w="100" w:type="dxa"/>
-              <w:bottom w:w="60" w:type="dxa"/>
-              <w:right w:w="100" w:type="dxa"/>
-            </w:tcMar>
-            <w:hideMark/>
-          </w:tcPr>
-          <w:p>
-            <w:pPr>
-              <w:spacing w:before="120" w:after="120"/>
-              <w:rPr>
-                <w:rFonts w:ascii="Segoe UI" w:eastAsia="Times New Roman" w:hAnsi="Segoe UI" w:cs="Segoe UI"/>
-                <w:b/>
-                <w:bCs/>
-                <w:color w:val="2B2B2B"/>
-                <w:sz w:val="19"/>
-                <w:szCs w:val="19"/>
-              </w:rPr>
-            </w:pPr>
-            <w:r>
-              <w:rPr>
-                <w:rFonts w:ascii="Segoe UI" w:eastAsia="Times New Roman" w:hAnsi="Segoe UI" w:cs="Segoe UI"/>
-                <w:b/>
-                <w:bCs/>
-                <w:color w:val="2B2B2B"/>
-                <w:sz w:val="19"/>
-                <w:szCs w:val="19"/>
-              </w:rPr>
-              <w:t>Paragem</w:t>
-            </w:r>
-          </w:p>
-        </w:tc>
-        <w:tc>
-          <w:tcPr>
-            <w:tcW w:w="1100" w:type="pct"/>
-            <w:tcBorders>
-              <w:top w:val="single" w:sz="6" w:space="0" w:color="BBBBBB"/>
-              <w:left w:val="single" w:sz="6" w:space="0" w:color="BBBBBB"/>
-              <w:bottom w:val="single" w:sz="6" w:space="0" w:color="BBBBBB"/>
-              <w:right w:val="single" w:sz="6" w:space="0" w:color="BBBBBB"/>
-            </w:tcBorders>
-            <w:shd w:val="clear" w:color="auto" w:fill="ECEAE6"/>
-            <w:tcMar>
-              <w:top w:w="60" w:type="dxa"/>
-              <w:left w:w="100" w:type="dxa"/>
-              <w:bottom w:w="60" w:type="dxa"/>
-              <w:right w:w="100" w:type="dxa"/>
-            </w:tcMar>
-            <w:hideMark/>
-          </w:tcPr>
-          <w:p>
-            <w:pPr>
-              <w:spacing w:before="120" w:after="120"/>
-              <w:rPr>
-                <w:rFonts w:ascii="Segoe UI" w:eastAsia="Times New Roman" w:hAnsi="Segoe UI" w:cs="Segoe UI"/>
-                <w:b/>
-                <w:bCs/>
-                <w:color w:val="2B2B2B"/>
-                <w:sz w:val="19"/>
-                <w:szCs w:val="19"/>
-              </w:rPr>
-            </w:pPr>
-            <w:r>
-              <w:rPr>
-                <w:rFonts w:ascii="Segoe UI" w:eastAsia="Times New Roman" w:hAnsi="Segoe UI" w:cs="Segoe UI"/>
-                <w:b/>
-                <w:bCs/>
-                <w:color w:val="2B2B2B"/>
-                <w:sz w:val="19"/>
-                <w:szCs w:val="19"/>
-              </w:rPr>
-              <w:t>Etiqueta</w:t>
-            </w:r>
-          </w:p>
-        </w:tc>
-        <w:tc>
-          <w:tcPr>
-            <w:tcW w:w="0" w:type="auto"/>
-            <w:tcBorders>
-              <w:top w:val="single" w:sz="6" w:space="0" w:color="BBBBBB"/>
-              <w:left w:val="single" w:sz="6" w:space="0" w:color="BBBBBB"/>
-              <w:bottom w:val="single" w:sz="6" w:space="0" w:color="BBBBBB"/>
-              <w:right w:val="single" w:sz="6" w:space="0" w:color="BBBBBB"/>
-            </w:tcBorders>
-            <w:shd w:val="clear" w:color="auto" w:fill="ECEAE6"/>
-            <w:tcMar>
-              <w:top w:w="60" w:type="dxa"/>
-              <w:left w:w="100" w:type="dxa"/>
-              <w:bottom w:w="60" w:type="dxa"/>
-              <w:right w:w="100" w:type="dxa"/>
-            </w:tcMar>
-            <w:hideMark/>
-          </w:tcPr>
-          <w:p>
-            <w:pPr>
-              <w:spacing w:before="120" w:after="120"/>
-              <w:rPr>
-                <w:rFonts w:ascii="Segoe UI" w:eastAsia="Times New Roman" w:hAnsi="Segoe UI" w:cs="Segoe UI"/>
-                <w:b/>
-                <w:bCs/>
-                <w:color w:val="2B2B2B"/>
-                <w:sz w:val="19"/>
-                <w:szCs w:val="19"/>
-              </w:rPr>
-            </w:pPr>
-            <w:r>
-              <w:rPr>
-                <w:rFonts w:ascii="Segoe UI" w:eastAsia="Times New Roman" w:hAnsi="Segoe UI" w:cs="Segoe UI"/>
-                <w:b/>
-                <w:bCs/>
-                <w:color w:val="2B2B2B"/>
-                <w:sz w:val="19"/>
-                <w:szCs w:val="19"/>
-              </w:rPr>
-              <w:t>Texto</w:t>
-            </w:r>
-          </w:p>
-        </w:tc>
-        <w:tc>
-          <w:tcPr>
-            <w:tcW w:w="500" w:type="pct"/>
-            <w:tcBorders>
-              <w:top w:val="single" w:sz="6" w:space="0" w:color="BBBBBB"/>
-              <w:left w:val="single" w:sz="6" w:space="0" w:color="BBBBBB"/>
-              <w:bottom w:val="single" w:sz="6" w:space="0" w:color="BBBBBB"/>
-              <w:right w:val="single" w:sz="6" w:space="0" w:color="BBBBBB"/>
-            </w:tcBorders>
-            <w:shd w:val="clear" w:color="auto" w:fill="ECEAE6"/>
-            <w:tcMar>
-              <w:top w:w="60" w:type="dxa"/>
-              <w:left w:w="100" w:type="dxa"/>
-              <w:bottom w:w="60" w:type="dxa"/>
-              <w:right w:w="100" w:type="dxa"/>
-            </w:tcMar>
-            <w:hideMark/>
-          </w:tcPr>
-          <w:p>
-            <w:pPr>
-              <w:spacing w:before="120" w:after="120"/>
-              <w:rPr>
-                <w:rFonts w:ascii="Segoe UI" w:eastAsia="Times New Roman" w:hAnsi="Segoe UI" w:cs="Segoe UI"/>
-                <w:b/>
-                <w:bCs/>
-                <w:color w:val="2B2B2B"/>
-                <w:sz w:val="19"/>
-                <w:szCs w:val="19"/>
-              </w:rPr>
-            </w:pPr>
-            <w:r>
-              <w:rPr>
-                <w:rFonts w:ascii="Segoe UI" w:eastAsia="Times New Roman" w:hAnsi="Segoe UI" w:cs="Segoe UI"/>
-                <w:b/>
-                <w:bCs/>
-                <w:color w:val="2B2B2B"/>
-                <w:sz w:val="19"/>
-                <w:szCs w:val="19"/>
-              </w:rPr>
-              <w:t>Vídeo (s)</w:t>
-            </w:r>
-          </w:p>
-        </w:tc>
-      </w:tr>
-      <w:tr>
-        <w:tc>
-          <w:tcPr>
-            <w:tcW w:w="0" w:type="auto"/>
-            <w:tcBorders>
-              <w:top w:val="single" w:sz="6" w:space="0" w:color="BBBBBB"/>
-              <w:left w:val="single" w:sz="6" w:space="0" w:color="BBBBBB"/>
-              <w:bottom w:val="single" w:sz="6" w:space="0" w:color="BBBBBB"/>
-              <w:right w:val="single" w:sz="6" w:space="0" w:color="BBBBBB"/>
-            </w:tcBorders>
-            <w:tcMar>
-              <w:top w:w="60" w:type="dxa"/>
-              <w:left w:w="100" w:type="dxa"/>
-              <w:bottom w:w="60" w:type="dxa"/>
-              <w:right w:w="100" w:type="dxa"/>
-            </w:tcMar>
-            <w:hideMark/>
-          </w:tcPr>
-          <w:p>
-            <w:pPr>
-              <w:spacing w:before="120" w:after="120"/>
-              <w:rPr>
-                <w:rFonts w:ascii="Segoe UI" w:eastAsia="Times New Roman" w:hAnsi="Segoe UI" w:cs="Segoe UI"/>
-                <w:color w:val="2B2B2B"/>
-                <w:sz w:val="19"/>
-                <w:szCs w:val="19"/>
-              </w:rPr>
-            </w:pPr>
-            <w:r>
-              <w:rPr>
-                <w:rFonts w:ascii="Segoe UI" w:eastAsia="Times New Roman" w:hAnsi="Segoe UI" w:cs="Segoe UI"/>
-                <w:color w:val="2B2B2B"/>
-                <w:sz w:val="19"/>
-                <w:szCs w:val="19"/>
-              </w:rPr>
-              <w:t>1</w:t>
-            </w:r>
-          </w:p>
-        </w:tc>
-        <w:tc>
-          <w:tcPr>
-            <w:tcW w:w="0" w:type="auto"/>
-            <w:tcBorders>
-              <w:top w:val="single" w:sz="6" w:space="0" w:color="BBBBBB"/>
-              <w:left w:val="single" w:sz="6" w:space="0" w:color="BBBBBB"/>
-              <w:bottom w:val="single" w:sz="6" w:space="0" w:color="BBBBBB"/>
-              <w:right w:val="single" w:sz="6" w:space="0" w:color="BBBBBB"/>
-            </w:tcBorders>
-            <w:tcMar>
-              <w:top w:w="60" w:type="dxa"/>
-              <w:left w:w="100" w:type="dxa"/>
-              <w:bottom w:w="60" w:type="dxa"/>
-              <w:right w:w="100" w:type="dxa"/>
-            </w:tcMar>
-            <w:hideMark/>
-          </w:tcPr>
-          <w:p>
-            <w:pPr>
-              <w:spacing w:before="120" w:after="120"/>
-              <w:rPr>
-                <w:rFonts w:ascii="Segoe UI" w:eastAsia="Times New Roman" w:hAnsi="Segoe UI" w:cs="Segoe UI"/>
-                <w:color w:val="2B2B2B"/>
-                <w:sz w:val="19"/>
-                <w:szCs w:val="19"/>
-              </w:rPr>
-            </w:pPr>
-            <w:r>
-              <w:rPr>
-                <w:rFonts w:ascii="Segoe UI" w:eastAsia="Times New Roman" w:hAnsi="Segoe UI" w:cs="Segoe UI"/>
-                <w:color w:val="2B2B2B"/>
-                <w:sz w:val="19"/>
-                <w:szCs w:val="19"/>
-              </w:rPr>
-              <w:t>Cozinha</w:t>
-            </w:r>
-          </w:p>
-        </w:tc>
-        <w:tc>
-          <w:tcPr>
-            <w:tcW w:w="0" w:type="auto"/>
-            <w:tcBorders>
-              <w:top w:val="single" w:sz="6" w:space="0" w:color="BBBBBB"/>
-              <w:left w:val="single" w:sz="6" w:space="0" w:color="BBBBBB"/>
-              <w:bottom w:val="single" w:sz="6" w:space="0" w:color="BBBBBB"/>
-              <w:right w:val="single" w:sz="6" w:space="0" w:color="BBBBBB"/>
-            </w:tcBorders>
-            <w:tcMar>
-              <w:top w:w="60" w:type="dxa"/>
-              <w:left w:w="100" w:type="dxa"/>
-              <w:bottom w:w="60" w:type="dxa"/>
-              <w:right w:w="100" w:type="dxa"/>
-            </w:tcMar>
-            <w:hideMark/>
-          </w:tcPr>
-          <w:p>
-            <w:pPr>
-              <w:spacing w:before="120" w:after="120"/>
-              <w:rPr>
-                <w:rFonts w:ascii="Segoe UI" w:eastAsia="Times New Roman" w:hAnsi="Segoe UI" w:cs="Segoe UI"/>
-                <w:b/>
-                <w:bCs/>
-                <w:color w:val="2F6DB5"/>
-                <w:sz w:val="19"/>
-                <w:szCs w:val="19"/>
-              </w:rPr>
-            </w:pPr>
-            <w:r>
-              <w:rPr>
-                <w:rFonts w:ascii="Segoe UI" w:eastAsia="Times New Roman" w:hAnsi="Segoe UI" w:cs="Segoe UI"/>
-                <w:b/>
-                <w:bCs/>
-                <w:color w:val="2F6DB5"/>
-                <w:sz w:val="19"/>
-                <w:szCs w:val="19"/>
-              </w:rPr>
-              <w:t>L2 · Medicação</w:t>
-            </w:r>
-          </w:p>
-        </w:tc>
-        <w:tc>
-          <w:tcPr>
-            <w:tcW w:w="0" w:type="auto"/>
-            <w:tcBorders>
-              <w:top w:val="single" w:sz="6" w:space="0" w:color="BBBBBB"/>
-              <w:left w:val="single" w:sz="6" w:space="0" w:color="BBBBBB"/>
-              <w:bottom w:val="single" w:sz="6" w:space="0" w:color="BBBBBB"/>
-              <w:right w:val="single" w:sz="6" w:space="0" w:color="BBBBBB"/>
-            </w:tcBorders>
-            <w:tcMar>
-              <w:top w:w="60" w:type="dxa"/>
-              <w:left w:w="100" w:type="dxa"/>
-              <w:bottom w:w="60" w:type="dxa"/>
-              <w:right w:w="100" w:type="dxa"/>
-            </w:tcMar>
-            <w:hideMark/>
-          </w:tcPr>
-          <w:p>
-            <w:pPr>
-              <w:spacing w:before="120" w:after="120"/>
-              <w:rPr>
-                <w:rFonts w:ascii="Segoe UI" w:eastAsia="Times New Roman" w:hAnsi="Segoe UI" w:cs="Segoe UI"/>
-                <w:color w:val="2B2B2B"/>
-                <w:sz w:val="19"/>
-                <w:szCs w:val="19"/>
-              </w:rPr>
-            </w:pPr>
-            <w:r>
-              <w:rPr>
-                <w:rFonts w:ascii="Segoe UI" w:eastAsia="Times New Roman" w:hAnsi="Segoe UI" w:cs="Segoe UI"/>
-                <w:color w:val="2B2B2B"/>
-                <w:sz w:val="19"/>
-                <w:szCs w:val="19"/>
-              </w:rPr>
-              <w:t>A medicação e as receitas da D. Rosa. No kit vai o suficiente para alguns dias e a lista atualizada.</w:t>
-            </w:r>
-          </w:p>
-        </w:tc>
-        <w:tc>
-          <w:tcPr>
-            <w:tcW w:w="0" w:type="auto"/>
-            <w:tcBorders>
-              <w:top w:val="single" w:sz="6" w:space="0" w:color="BBBBBB"/>
-              <w:left w:val="single" w:sz="6" w:space="0" w:color="BBBBBB"/>
-              <w:bottom w:val="single" w:sz="6" w:space="0" w:color="BBBBBB"/>
-              <w:right w:val="single" w:sz="6" w:space="0" w:color="BBBBBB"/>
-            </w:tcBorders>
-            <w:tcMar>
-              <w:top w:w="60" w:type="dxa"/>
-              <w:left w:w="100" w:type="dxa"/>
-              <w:bottom w:w="60" w:type="dxa"/>
-              <w:right w:w="100" w:type="dxa"/>
-            </w:tcMar>
-            <w:hideMark/>
-          </w:tcPr>
-          <w:p>
-            <w:pPr>
-              <w:spacing w:before="120" w:after="120"/>
-              <w:rPr>
-                <w:rFonts w:ascii="Segoe UI" w:eastAsia="Times New Roman" w:hAnsi="Segoe UI" w:cs="Segoe UI"/>
-                <w:color w:val="2B2B2B"/>
-                <w:sz w:val="19"/>
-                <w:szCs w:val="19"/>
-              </w:rPr>
-            </w:pPr>
-            <w:r>
-              <w:rPr>
-                <w:rFonts w:ascii="Segoe UI" w:eastAsia="Times New Roman" w:hAnsi="Segoe UI" w:cs="Segoe UI"/>
-                <w:color w:val="2B2B2B"/>
-                <w:sz w:val="19"/>
-                <w:szCs w:val="19"/>
-              </w:rPr>
-              <w:t>0–10</w:t>
-            </w:r>
-          </w:p>
-        </w:tc>
-      </w:tr>
-      <w:tr>
-        <w:tc>
-          <w:tcPr>
-            <w:tcW w:w="0" w:type="auto"/>
-            <w:tcBorders>
-              <w:top w:val="single" w:sz="6" w:space="0" w:color="BBBBBB"/>
-              <w:left w:val="single" w:sz="6" w:space="0" w:color="BBBBBB"/>
-              <w:bottom w:val="single" w:sz="6" w:space="0" w:color="BBBBBB"/>
-              <w:right w:val="single" w:sz="6" w:space="0" w:color="BBBBBB"/>
-            </w:tcBorders>
-            <w:tcMar>
-              <w:top w:w="60" w:type="dxa"/>
-              <w:left w:w="100" w:type="dxa"/>
-              <w:bottom w:w="60" w:type="dxa"/>
-              <w:right w:w="100" w:type="dxa"/>
-            </w:tcMar>
-            <w:hideMark/>
-          </w:tcPr>
-          <w:p>
-            <w:pPr>
-              <w:spacing w:before="120" w:after="120"/>
-              <w:rPr>
-                <w:rFonts w:ascii="Segoe UI" w:eastAsia="Times New Roman" w:hAnsi="Segoe UI" w:cs="Segoe UI"/>
-                <w:color w:val="2B2B2B"/>
-                <w:sz w:val="19"/>
-                <w:szCs w:val="19"/>
-              </w:rPr>
-            </w:pPr>
-            <w:r>
-              <w:rPr>
-                <w:rFonts w:ascii="Segoe UI" w:eastAsia="Times New Roman" w:hAnsi="Segoe UI" w:cs="Segoe UI"/>
-                <w:color w:val="2B2B2B"/>
-                <w:sz w:val="19"/>
-                <w:szCs w:val="19"/>
-              </w:rPr>
-              <w:t>2</w:t>
-            </w:r>
-          </w:p>
-        </w:tc>
-        <w:tc>
-          <w:tcPr>
-            <w:tcW w:w="0" w:type="auto"/>
-            <w:tcBorders>
-              <w:top w:val="single" w:sz="6" w:space="0" w:color="BBBBBB"/>
-              <w:left w:val="single" w:sz="6" w:space="0" w:color="BBBBBB"/>
-              <w:bottom w:val="single" w:sz="6" w:space="0" w:color="BBBBBB"/>
-              <w:right w:val="single" w:sz="6" w:space="0" w:color="BBBBBB"/>
-            </w:tcBorders>
-            <w:tcMar>
-              <w:top w:w="60" w:type="dxa"/>
-              <w:left w:w="100" w:type="dxa"/>
-              <w:bottom w:w="60" w:type="dxa"/>
-              <w:right w:w="100" w:type="dxa"/>
-            </w:tcMar>
-            <w:hideMark/>
-          </w:tcPr>
-          <w:p>
-            <w:pPr>
-              <w:spacing w:before="120" w:after="120"/>
-              <w:rPr>
-                <w:rFonts w:ascii="Segoe UI" w:eastAsia="Times New Roman" w:hAnsi="Segoe UI" w:cs="Segoe UI"/>
-                <w:color w:val="2B2B2B"/>
-                <w:sz w:val="19"/>
-                <w:szCs w:val="19"/>
-              </w:rPr>
-            </w:pPr>
-            <w:r>
-              <w:rPr>
-                <w:rFonts w:ascii="Segoe UI" w:eastAsia="Times New Roman" w:hAnsi="Segoe UI" w:cs="Segoe UI"/>
-                <w:color w:val="2B2B2B"/>
-                <w:sz w:val="19"/>
-                <w:szCs w:val="19"/>
-              </w:rPr>
-              <w:t>Frigorífico</w:t>
-            </w:r>
-          </w:p>
-        </w:tc>
-        <w:tc>
-          <w:tcPr>
-            <w:tcW w:w="0" w:type="auto"/>
-            <w:tcBorders>
-              <w:top w:val="single" w:sz="6" w:space="0" w:color="BBBBBB"/>
-              <w:left w:val="single" w:sz="6" w:space="0" w:color="BBBBBB"/>
-              <w:bottom w:val="single" w:sz="6" w:space="0" w:color="BBBBBB"/>
-              <w:right w:val="single" w:sz="6" w:space="0" w:color="BBBBBB"/>
-            </w:tcBorders>
-            <w:tcMar>
-              <w:top w:w="60" w:type="dxa"/>
-              <w:left w:w="100" w:type="dxa"/>
-              <w:bottom w:w="60" w:type="dxa"/>
-              <w:right w:w="100" w:type="dxa"/>
-            </w:tcMar>
-            <w:hideMark/>
-          </w:tcPr>
-          <w:p>
-            <w:pPr>
-              <w:spacing w:before="120" w:after="120"/>
-              <w:rPr>
-                <w:rFonts w:ascii="Segoe UI" w:eastAsia="Times New Roman" w:hAnsi="Segoe UI" w:cs="Segoe UI"/>
-                <w:b/>
-                <w:bCs/>
-                <w:color w:val="2F6DB5"/>
-                <w:sz w:val="19"/>
-                <w:szCs w:val="19"/>
-              </w:rPr>
-            </w:pPr>
-            <w:r>
-              <w:rPr>
-                <w:rFonts w:ascii="Segoe UI" w:eastAsia="Times New Roman" w:hAnsi="Segoe UI" w:cs="Segoe UI"/>
-                <w:b/>
-                <w:bCs/>
-                <w:color w:val="2F6DB5"/>
-                <w:sz w:val="19"/>
-                <w:szCs w:val="19"/>
-              </w:rPr>
-              <w:t>L2 · Ficha da pessoa</w:t>
-            </w:r>
-          </w:p>
-        </w:tc>
-        <w:tc>
-          <w:tcPr>
-            <w:tcW w:w="0" w:type="auto"/>
-            <w:tcBorders>
-              <w:top w:val="single" w:sz="6" w:space="0" w:color="BBBBBB"/>
-              <w:left w:val="single" w:sz="6" w:space="0" w:color="BBBBBB"/>
-              <w:bottom w:val="single" w:sz="6" w:space="0" w:color="BBBBBB"/>
-              <w:right w:val="single" w:sz="6" w:space="0" w:color="BBBBBB"/>
-            </w:tcBorders>
-            <w:tcMar>
-              <w:top w:w="60" w:type="dxa"/>
-              <w:left w:w="100" w:type="dxa"/>
-              <w:bottom w:w="60" w:type="dxa"/>
-              <w:right w:w="100" w:type="dxa"/>
-            </w:tcMar>
-            <w:hideMark/>
-          </w:tcPr>
-          <w:p>
-            <w:pPr>
-              <w:spacing w:before="120" w:after="120"/>
-              <w:rPr>
-                <w:rFonts w:ascii="Segoe UI" w:eastAsia="Times New Roman" w:hAnsi="Segoe UI" w:cs="Segoe UI"/>
-                <w:color w:val="2B2B2B"/>
-                <w:sz w:val="19"/>
-                <w:szCs w:val="19"/>
-              </w:rPr>
-            </w:pPr>
-            <w:r>
-              <w:rPr>
-                <w:rFonts w:ascii="Segoe UI" w:eastAsia="Times New Roman" w:hAnsi="Segoe UI" w:cs="Segoe UI"/>
-                <w:color w:val="2B2B2B"/>
-                <w:sz w:val="19"/>
-                <w:szCs w:val="19"/>
-              </w:rPr>
-              <w:t>Uma folha com o que a D. Rosa precisa. Uma cópia aqui, outra no kit.</w:t>
-            </w:r>
-          </w:p>
-        </w:tc>
-        <w:tc>
-          <w:tcPr>
-            <w:tcW w:w="0" w:type="auto"/>
-            <w:tcBorders>
-              <w:top w:val="single" w:sz="6" w:space="0" w:color="BBBBBB"/>
-              <w:left w:val="single" w:sz="6" w:space="0" w:color="BBBBBB"/>
-              <w:bottom w:val="single" w:sz="6" w:space="0" w:color="BBBBBB"/>
-              <w:right w:val="single" w:sz="6" w:space="0" w:color="BBBBBB"/>
-            </w:tcBorders>
-            <w:tcMar>
-              <w:top w:w="60" w:type="dxa"/>
-              <w:left w:w="100" w:type="dxa"/>
-              <w:bottom w:w="60" w:type="dxa"/>
-              <w:right w:w="100" w:type="dxa"/>
-            </w:tcMar>
-            <w:hideMark/>
-          </w:tcPr>
-          <w:p>
-            <w:pPr>
-              <w:spacing w:before="120" w:after="120"/>
-              <w:rPr>
-                <w:rFonts w:ascii="Segoe UI" w:eastAsia="Times New Roman" w:hAnsi="Segoe UI" w:cs="Segoe UI"/>
-                <w:color w:val="2B2B2B"/>
-                <w:sz w:val="19"/>
-                <w:szCs w:val="19"/>
-              </w:rPr>
-            </w:pPr>
-            <w:r>
-              <w:rPr>
-                <w:rFonts w:ascii="Segoe UI" w:eastAsia="Times New Roman" w:hAnsi="Segoe UI" w:cs="Segoe UI"/>
-                <w:color w:val="2B2B2B"/>
-                <w:sz w:val="19"/>
-                <w:szCs w:val="19"/>
-              </w:rPr>
-              <w:t>14–19</w:t>
-            </w:r>
-          </w:p>
-        </w:tc>
-      </w:tr>
-      <w:tr>
-        <w:tc>
-          <w:tcPr>
-            <w:tcW w:w="0" w:type="auto"/>
-            <w:tcBorders>
-              <w:top w:val="single" w:sz="6" w:space="0" w:color="BBBBBB"/>
-              <w:left w:val="single" w:sz="6" w:space="0" w:color="BBBBBB"/>
-              <w:bottom w:val="single" w:sz="6" w:space="0" w:color="BBBBBB"/>
-              <w:right w:val="single" w:sz="6" w:space="0" w:color="BBBBBB"/>
-            </w:tcBorders>
-            <w:tcMar>
-              <w:top w:w="60" w:type="dxa"/>
-              <w:left w:w="100" w:type="dxa"/>
-              <w:bottom w:w="60" w:type="dxa"/>
-              <w:right w:w="100" w:type="dxa"/>
-            </w:tcMar>
-            <w:hideMark/>
-          </w:tcPr>
-          <w:p>
-            <w:pPr>
-              <w:spacing w:before="120" w:after="120"/>
-              <w:rPr>
-                <w:rFonts w:ascii="Segoe UI" w:eastAsia="Times New Roman" w:hAnsi="Segoe UI" w:cs="Segoe UI"/>
-                <w:color w:val="2B2B2B"/>
-                <w:sz w:val="19"/>
-                <w:szCs w:val="19"/>
-              </w:rPr>
-            </w:pPr>
-            <w:r>
-              <w:rPr>
-                <w:rFonts w:ascii="Segoe UI" w:eastAsia="Times New Roman" w:hAnsi="Segoe UI" w:cs="Segoe UI"/>
-                <w:color w:val="2B2B2B"/>
-                <w:sz w:val="19"/>
-                <w:szCs w:val="19"/>
-              </w:rPr>
-              <w:t>3</w:t>
-            </w:r>
-          </w:p>
-        </w:tc>
-        <w:tc>
-          <w:tcPr>
-            <w:tcW w:w="0" w:type="auto"/>
-            <w:tcBorders>
-              <w:top w:val="single" w:sz="6" w:space="0" w:color="BBBBBB"/>
-              <w:left w:val="single" w:sz="6" w:space="0" w:color="BBBBBB"/>
-              <w:bottom w:val="single" w:sz="6" w:space="0" w:color="BBBBBB"/>
-              <w:right w:val="single" w:sz="6" w:space="0" w:color="BBBBBB"/>
-            </w:tcBorders>
-            <w:tcMar>
-              <w:top w:w="60" w:type="dxa"/>
-              <w:left w:w="100" w:type="dxa"/>
-              <w:bottom w:w="60" w:type="dxa"/>
-              <w:right w:w="100" w:type="dxa"/>
-            </w:tcMar>
-            <w:hideMark/>
-          </w:tcPr>
-          <w:p>
-            <w:pPr>
-              <w:spacing w:before="120" w:after="120"/>
-              <w:rPr>
-                <w:rFonts w:ascii="Segoe UI" w:eastAsia="Times New Roman" w:hAnsi="Segoe UI" w:cs="Segoe UI"/>
-                <w:color w:val="2B2B2B"/>
-                <w:sz w:val="19"/>
-                <w:szCs w:val="19"/>
-              </w:rPr>
-            </w:pPr>
-            <w:r>
-              <w:rPr>
-                <w:rFonts w:ascii="Segoe UI" w:eastAsia="Times New Roman" w:hAnsi="Segoe UI" w:cs="Segoe UI"/>
-                <w:color w:val="2B2B2B"/>
-                <w:sz w:val="19"/>
-                <w:szCs w:val="19"/>
-              </w:rPr>
-              <w:t>Sala: sofá</w:t>
-            </w:r>
-          </w:p>
-        </w:tc>
-        <w:tc>
-          <w:tcPr>
-            <w:tcW w:w="0" w:type="auto"/>
-            <w:tcBorders>
-              <w:top w:val="single" w:sz="6" w:space="0" w:color="BBBBBB"/>
-              <w:left w:val="single" w:sz="6" w:space="0" w:color="BBBBBB"/>
-              <w:bottom w:val="single" w:sz="6" w:space="0" w:color="BBBBBB"/>
-              <w:right w:val="single" w:sz="6" w:space="0" w:color="BBBBBB"/>
-            </w:tcBorders>
-            <w:tcMar>
-              <w:top w:w="60" w:type="dxa"/>
-              <w:left w:w="100" w:type="dxa"/>
-              <w:bottom w:w="60" w:type="dxa"/>
-              <w:right w:w="100" w:type="dxa"/>
-            </w:tcMar>
-            <w:hideMark/>
-          </w:tcPr>
-          <w:p>
-            <w:pPr>
-              <w:spacing w:before="120" w:after="120"/>
-              <w:rPr>
-                <w:rFonts w:ascii="Segoe UI" w:eastAsia="Times New Roman" w:hAnsi="Segoe UI" w:cs="Segoe UI"/>
-                <w:b/>
-                <w:bCs/>
-                <w:color w:val="2F6DB5"/>
-                <w:sz w:val="19"/>
-                <w:szCs w:val="19"/>
-              </w:rPr>
-            </w:pPr>
-            <w:r>
-              <w:rPr>
-                <w:rFonts w:ascii="Segoe UI" w:eastAsia="Times New Roman" w:hAnsi="Segoe UI" w:cs="Segoe UI"/>
-                <w:b/>
-                <w:bCs/>
-                <w:color w:val="2F6DB5"/>
-                <w:sz w:val="19"/>
-                <w:szCs w:val="19"/>
-              </w:rPr>
-              <w:t>L2 · Objeto de conforto</w:t>
-            </w:r>
-          </w:p>
-        </w:tc>
-        <w:tc>
-          <w:tcPr>
-            <w:tcW w:w="0" w:type="auto"/>
-            <w:tcBorders>
-              <w:top w:val="single" w:sz="6" w:space="0" w:color="BBBBBB"/>
-              <w:left w:val="single" w:sz="6" w:space="0" w:color="BBBBBB"/>
-              <w:bottom w:val="single" w:sz="6" w:space="0" w:color="BBBBBB"/>
-              <w:right w:val="single" w:sz="6" w:space="0" w:color="BBBBBB"/>
-            </w:tcBorders>
-            <w:tcMar>
-              <w:top w:w="60" w:type="dxa"/>
-              <w:left w:w="100" w:type="dxa"/>
-              <w:bottom w:w="60" w:type="dxa"/>
-              <w:right w:w="100" w:type="dxa"/>
-            </w:tcMar>
-            <w:hideMark/>
-          </w:tcPr>
-          <w:p>
-            <w:pPr>
-              <w:spacing w:before="120" w:after="120"/>
-              <w:rPr>
-                <w:rFonts w:ascii="Segoe UI" w:eastAsia="Times New Roman" w:hAnsi="Segoe UI" w:cs="Segoe UI"/>
-                <w:color w:val="2B2B2B"/>
-                <w:sz w:val="19"/>
-                <w:szCs w:val="19"/>
-              </w:rPr>
-            </w:pPr>
-            <w:r>
-              <w:rPr>
-                <w:rFonts w:ascii="Segoe UI" w:eastAsia="Times New Roman" w:hAnsi="Segoe UI" w:cs="Segoe UI"/>
-                <w:color w:val="2B2B2B"/>
-                <w:sz w:val="19"/>
-                <w:szCs w:val="19"/>
-              </w:rPr>
-              <w:t>A manta do sofá acalma a D. Rosa. Num sítio estranho, o que é familiar ajuda.</w:t>
-            </w:r>
-          </w:p>
-        </w:tc>
-        <w:tc>
-          <w:tcPr>
-            <w:tcW w:w="0" w:type="auto"/>
-            <w:tcBorders>
-              <w:top w:val="single" w:sz="6" w:space="0" w:color="BBBBBB"/>
-              <w:left w:val="single" w:sz="6" w:space="0" w:color="BBBBBB"/>
-              <w:bottom w:val="single" w:sz="6" w:space="0" w:color="BBBBBB"/>
-              <w:right w:val="single" w:sz="6" w:space="0" w:color="BBBBBB"/>
-            </w:tcBorders>
-            <w:tcMar>
-              <w:top w:w="60" w:type="dxa"/>
-              <w:left w:w="100" w:type="dxa"/>
-              <w:bottom w:w="60" w:type="dxa"/>
-              <w:right w:w="100" w:type="dxa"/>
-            </w:tcMar>
-            <w:hideMark/>
-          </w:tcPr>
-          <w:p>
-            <w:pPr>
-              <w:spacing w:before="120" w:after="120"/>
-              <w:rPr>
-                <w:rFonts w:ascii="Segoe UI" w:eastAsia="Times New Roman" w:hAnsi="Segoe UI" w:cs="Segoe UI"/>
-                <w:color w:val="2B2B2B"/>
-                <w:sz w:val="19"/>
-                <w:szCs w:val="19"/>
-              </w:rPr>
-            </w:pPr>
-            <w:r>
-              <w:rPr>
-                <w:rFonts w:ascii="Segoe UI" w:eastAsia="Times New Roman" w:hAnsi="Segoe UI" w:cs="Segoe UI"/>
-                <w:color w:val="2B2B2B"/>
-                <w:sz w:val="19"/>
-                <w:szCs w:val="19"/>
-              </w:rPr>
-              <w:t>24–30</w:t>
-            </w:r>
-          </w:p>
-        </w:tc>
-      </w:tr>
-      <w:tr>
-        <w:tc>
-          <w:tcPr>
-            <w:tcW w:w="0" w:type="auto"/>
-            <w:tcBorders>
-              <w:top w:val="single" w:sz="6" w:space="0" w:color="BBBBBB"/>
-              <w:left w:val="single" w:sz="6" w:space="0" w:color="BBBBBB"/>
-              <w:bottom w:val="single" w:sz="6" w:space="0" w:color="BBBBBB"/>
-              <w:right w:val="single" w:sz="6" w:space="0" w:color="BBBBBB"/>
-            </w:tcBorders>
-            <w:tcMar>
-              <w:top w:w="60" w:type="dxa"/>
-              <w:left w:w="100" w:type="dxa"/>
-              <w:bottom w:w="60" w:type="dxa"/>
-              <w:right w:w="100" w:type="dxa"/>
-            </w:tcMar>
-            <w:hideMark/>
-          </w:tcPr>
-          <w:p>
-            <w:pPr>
-              <w:spacing w:before="120" w:after="120"/>
-              <w:rPr>
-                <w:rFonts w:ascii="Segoe UI" w:eastAsia="Times New Roman" w:hAnsi="Segoe UI" w:cs="Segoe UI"/>
-                <w:color w:val="2B2B2B"/>
-                <w:sz w:val="19"/>
-                <w:szCs w:val="19"/>
-              </w:rPr>
-            </w:pPr>
-            <w:r>
-              <w:rPr>
-                <w:rFonts w:ascii="Segoe UI" w:eastAsia="Times New Roman" w:hAnsi="Segoe UI" w:cs="Segoe UI"/>
-                <w:color w:val="2B2B2B"/>
-                <w:sz w:val="19"/>
-                <w:szCs w:val="19"/>
-              </w:rPr>
-              <w:t>4</w:t>
-            </w:r>
-          </w:p>
-        </w:tc>
-        <w:tc>
-          <w:tcPr>
-            <w:tcW w:w="0" w:type="auto"/>
-            <w:tcBorders>
-              <w:top w:val="single" w:sz="6" w:space="0" w:color="BBBBBB"/>
-              <w:left w:val="single" w:sz="6" w:space="0" w:color="BBBBBB"/>
-              <w:bottom w:val="single" w:sz="6" w:space="0" w:color="BBBBBB"/>
-              <w:right w:val="single" w:sz="6" w:space="0" w:color="BBBBBB"/>
-            </w:tcBorders>
-            <w:tcMar>
-              <w:top w:w="60" w:type="dxa"/>
-              <w:left w:w="100" w:type="dxa"/>
-              <w:bottom w:w="60" w:type="dxa"/>
-              <w:right w:w="100" w:type="dxa"/>
-            </w:tcMar>
-            <w:hideMark/>
-          </w:tcPr>
-          <w:p>
-            <w:pPr>
-              <w:spacing w:before="120" w:after="120"/>
-              <w:rPr>
-                <w:rFonts w:ascii="Segoe UI" w:eastAsia="Times New Roman" w:hAnsi="Segoe UI" w:cs="Segoe UI"/>
-                <w:color w:val="2B2B2B"/>
-                <w:sz w:val="19"/>
-                <w:szCs w:val="19"/>
-              </w:rPr>
-            </w:pPr>
-            <w:r>
-              <w:rPr>
-                <w:rFonts w:ascii="Segoe UI" w:eastAsia="Times New Roman" w:hAnsi="Segoe UI" w:cs="Segoe UI"/>
-                <w:color w:val="2B2B2B"/>
-                <w:sz w:val="19"/>
-                <w:szCs w:val="19"/>
-              </w:rPr>
-              <w:t>Sala: quadros</w:t>
-            </w:r>
-          </w:p>
-        </w:tc>
-        <w:tc>
-          <w:tcPr>
-            <w:tcW w:w="0" w:type="auto"/>
-            <w:tcBorders>
-              <w:top w:val="single" w:sz="6" w:space="0" w:color="BBBBBB"/>
-              <w:left w:val="single" w:sz="6" w:space="0" w:color="BBBBBB"/>
-              <w:bottom w:val="single" w:sz="6" w:space="0" w:color="BBBBBB"/>
-              <w:right w:val="single" w:sz="6" w:space="0" w:color="BBBBBB"/>
-            </w:tcBorders>
-            <w:tcMar>
-              <w:top w:w="60" w:type="dxa"/>
-              <w:left w:w="100" w:type="dxa"/>
-              <w:bottom w:w="60" w:type="dxa"/>
-              <w:right w:w="100" w:type="dxa"/>
-            </w:tcMar>
-            <w:hideMark/>
-          </w:tcPr>
-          <w:p>
-            <w:pPr>
-              <w:spacing w:before="120" w:after="120"/>
-              <w:rPr>
-                <w:rFonts w:ascii="Segoe UI" w:eastAsia="Times New Roman" w:hAnsi="Segoe UI" w:cs="Segoe UI"/>
-                <w:b/>
-                <w:bCs/>
-                <w:color w:val="2F6DB5"/>
-                <w:sz w:val="19"/>
-                <w:szCs w:val="19"/>
-              </w:rPr>
-            </w:pPr>
-            <w:r>
-              <w:rPr>
-                <w:rFonts w:ascii="Segoe UI" w:eastAsia="Times New Roman" w:hAnsi="Segoe UI" w:cs="Segoe UI"/>
-                <w:b/>
-                <w:bCs/>
-                <w:color w:val="2F6DB5"/>
-                <w:sz w:val="19"/>
-                <w:szCs w:val="19"/>
-              </w:rPr>
-              <w:t>L2 · Fotografia recente</w:t>
-            </w:r>
-          </w:p>
-        </w:tc>
-        <w:tc>
-          <w:tcPr>
-            <w:tcW w:w="0" w:type="auto"/>
-            <w:tcBorders>
-              <w:top w:val="single" w:sz="6" w:space="0" w:color="BBBBBB"/>
-              <w:left w:val="single" w:sz="6" w:space="0" w:color="BBBBBB"/>
-              <w:bottom w:val="single" w:sz="6" w:space="0" w:color="BBBBBB"/>
-              <w:right w:val="single" w:sz="6" w:space="0" w:color="BBBBBB"/>
-            </w:tcBorders>
-            <w:tcMar>
-              <w:top w:w="60" w:type="dxa"/>
-              <w:left w:w="100" w:type="dxa"/>
-              <w:bottom w:w="60" w:type="dxa"/>
-              <w:right w:w="100" w:type="dxa"/>
-            </w:tcMar>
-            <w:hideMark/>
-          </w:tcPr>
-          <w:p>
-            <w:pPr>
-              <w:spacing w:before="120" w:after="120"/>
-              <w:rPr>
-                <w:rFonts w:ascii="Segoe UI" w:eastAsia="Times New Roman" w:hAnsi="Segoe UI" w:cs="Segoe UI"/>
-                <w:color w:val="2B2B2B"/>
-                <w:sz w:val="19"/>
-                <w:szCs w:val="19"/>
-              </w:rPr>
-            </w:pPr>
-            <w:r>
-              <w:rPr>
-                <w:rFonts w:ascii="Segoe UI" w:eastAsia="Times New Roman" w:hAnsi="Segoe UI" w:cs="Segoe UI"/>
-                <w:color w:val="2B2B2B"/>
-                <w:sz w:val="19"/>
-                <w:szCs w:val="19"/>
-              </w:rPr>
-              <w:t>Uma fotografia recente ajuda a encontrá-la se ela se perder.</w:t>
-            </w:r>
-          </w:p>
-        </w:tc>
-        <w:tc>
-          <w:tcPr>
-            <w:tcW w:w="0" w:type="auto"/>
-            <w:tcBorders>
-              <w:top w:val="single" w:sz="6" w:space="0" w:color="BBBBBB"/>
-              <w:left w:val="single" w:sz="6" w:space="0" w:color="BBBBBB"/>
-              <w:bottom w:val="single" w:sz="6" w:space="0" w:color="BBBBBB"/>
-              <w:right w:val="single" w:sz="6" w:space="0" w:color="BBBBBB"/>
-            </w:tcBorders>
-            <w:tcMar>
-              <w:top w:w="60" w:type="dxa"/>
-              <w:left w:w="100" w:type="dxa"/>
-              <w:bottom w:w="60" w:type="dxa"/>
-              <w:right w:w="100" w:type="dxa"/>
-            </w:tcMar>
-            <w:hideMark/>
-          </w:tcPr>
-          <w:p>
-            <w:pPr>
-              <w:spacing w:before="120" w:after="120"/>
-              <w:rPr>
-                <w:rFonts w:ascii="Segoe UI" w:eastAsia="Times New Roman" w:hAnsi="Segoe UI" w:cs="Segoe UI"/>
-                <w:color w:val="2B2B2B"/>
-                <w:sz w:val="19"/>
-                <w:szCs w:val="19"/>
-              </w:rPr>
-            </w:pPr>
-            <w:r>
-              <w:rPr>
-                <w:rFonts w:ascii="Segoe UI" w:eastAsia="Times New Roman" w:hAnsi="Segoe UI" w:cs="Segoe UI"/>
-                <w:color w:val="2B2B2B"/>
-                <w:sz w:val="19"/>
-                <w:szCs w:val="19"/>
-              </w:rPr>
-              <w:t>32–38</w:t>
-            </w:r>
-          </w:p>
-        </w:tc>
-      </w:tr>
-      <w:tr>
-        <w:tc>
-          <w:tcPr>
-            <w:tcW w:w="0" w:type="auto"/>
-            <w:tcBorders>
-              <w:top w:val="single" w:sz="6" w:space="0" w:color="BBBBBB"/>
-              <w:left w:val="single" w:sz="6" w:space="0" w:color="BBBBBB"/>
-              <w:bottom w:val="single" w:sz="6" w:space="0" w:color="BBBBBB"/>
-              <w:right w:val="single" w:sz="6" w:space="0" w:color="BBBBBB"/>
-            </w:tcBorders>
-            <w:tcMar>
-              <w:top w:w="60" w:type="dxa"/>
-              <w:left w:w="100" w:type="dxa"/>
-              <w:bottom w:w="60" w:type="dxa"/>
-              <w:right w:w="100" w:type="dxa"/>
-            </w:tcMar>
-            <w:hideMark/>
-          </w:tcPr>
-          <w:p>
-            <w:pPr>
-              <w:spacing w:before="120" w:after="120"/>
-              <w:rPr>
-                <w:rFonts w:ascii="Segoe UI" w:eastAsia="Times New Roman" w:hAnsi="Segoe UI" w:cs="Segoe UI"/>
-                <w:color w:val="2B2B2B"/>
-                <w:sz w:val="19"/>
-                <w:szCs w:val="19"/>
-              </w:rPr>
-            </w:pPr>
-            <w:r>
-              <w:rPr>
-                <w:rFonts w:ascii="Segoe UI" w:eastAsia="Times New Roman" w:hAnsi="Segoe UI" w:cs="Segoe UI"/>
-                <w:color w:val="2B2B2B"/>
-                <w:sz w:val="19"/>
-                <w:szCs w:val="19"/>
-              </w:rPr>
-              <w:t>5</w:t>
-            </w:r>
-          </w:p>
-        </w:tc>
-        <w:tc>
-          <w:tcPr>
-            <w:tcW w:w="0" w:type="auto"/>
-            <w:tcBorders>
-              <w:top w:val="single" w:sz="6" w:space="0" w:color="BBBBBB"/>
-              <w:left w:val="single" w:sz="6" w:space="0" w:color="BBBBBB"/>
-              <w:bottom w:val="single" w:sz="6" w:space="0" w:color="BBBBBB"/>
-              <w:right w:val="single" w:sz="6" w:space="0" w:color="BBBBBB"/>
-            </w:tcBorders>
-            <w:tcMar>
-              <w:top w:w="60" w:type="dxa"/>
-              <w:left w:w="100" w:type="dxa"/>
-              <w:bottom w:w="60" w:type="dxa"/>
-              <w:right w:w="100" w:type="dxa"/>
-            </w:tcMar>
-            <w:hideMark/>
-          </w:tcPr>
-          <w:p>
-            <w:pPr>
-              <w:spacing w:before="120" w:after="120"/>
-              <w:rPr>
-                <w:rFonts w:ascii="Segoe UI" w:eastAsia="Times New Roman" w:hAnsi="Segoe UI" w:cs="Segoe UI"/>
-                <w:color w:val="2B2B2B"/>
-                <w:sz w:val="19"/>
-                <w:szCs w:val="19"/>
-              </w:rPr>
-            </w:pPr>
-            <w:r>
-              <w:rPr>
-                <w:rFonts w:ascii="Segoe UI" w:eastAsia="Times New Roman" w:hAnsi="Segoe UI" w:cs="Segoe UI"/>
-                <w:color w:val="2B2B2B"/>
-                <w:sz w:val="19"/>
-                <w:szCs w:val="19"/>
-              </w:rPr>
-              <w:t>Quarto</w:t>
-            </w:r>
-          </w:p>
-        </w:tc>
-        <w:tc>
-          <w:tcPr>
-            <w:tcW w:w="0" w:type="auto"/>
-            <w:tcBorders>
-              <w:top w:val="single" w:sz="6" w:space="0" w:color="BBBBBB"/>
-              <w:left w:val="single" w:sz="6" w:space="0" w:color="BBBBBB"/>
-              <w:bottom w:val="single" w:sz="6" w:space="0" w:color="BBBBBB"/>
-              <w:right w:val="single" w:sz="6" w:space="0" w:color="BBBBBB"/>
-            </w:tcBorders>
-            <w:tcMar>
-              <w:top w:w="60" w:type="dxa"/>
-              <w:left w:w="100" w:type="dxa"/>
-              <w:bottom w:w="60" w:type="dxa"/>
-              <w:right w:w="100" w:type="dxa"/>
-            </w:tcMar>
-            <w:hideMark/>
-          </w:tcPr>
-          <w:p>
-            <w:pPr>
-              <w:spacing w:before="120" w:after="120"/>
-              <w:rPr>
-                <w:rFonts w:ascii="Segoe UI" w:eastAsia="Times New Roman" w:hAnsi="Segoe UI" w:cs="Segoe UI"/>
-                <w:b/>
-                <w:bCs/>
-                <w:color w:val="2F6DB5"/>
-                <w:sz w:val="19"/>
-                <w:szCs w:val="19"/>
-              </w:rPr>
-            </w:pPr>
-            <w:r>
-              <w:rPr>
-                <w:rFonts w:ascii="Segoe UI" w:eastAsia="Times New Roman" w:hAnsi="Segoe UI" w:cs="Segoe UI"/>
-                <w:b/>
-                <w:bCs/>
-                <w:color w:val="2F6DB5"/>
-                <w:sz w:val="19"/>
-                <w:szCs w:val="19"/>
-              </w:rPr>
-              <w:t>L2 · Óculos e roupa</w:t>
-            </w:r>
-          </w:p>
-        </w:tc>
-        <w:tc>
-          <w:tcPr>
-            <w:tcW w:w="0" w:type="auto"/>
-            <w:tcBorders>
-              <w:top w:val="single" w:sz="6" w:space="0" w:color="BBBBBB"/>
-              <w:left w:val="single" w:sz="6" w:space="0" w:color="BBBBBB"/>
-              <w:bottom w:val="single" w:sz="6" w:space="0" w:color="BBBBBB"/>
-              <w:right w:val="single" w:sz="6" w:space="0" w:color="BBBBBB"/>
-            </w:tcBorders>
-            <w:tcMar>
-              <w:top w:w="60" w:type="dxa"/>
-              <w:left w:w="100" w:type="dxa"/>
-              <w:bottom w:w="60" w:type="dxa"/>
-              <w:right w:w="100" w:type="dxa"/>
-            </w:tcMar>
-            <w:hideMark/>
-          </w:tcPr>
-          <w:p>
-            <w:pPr>
-              <w:spacing w:before="120" w:after="120"/>
-              <w:rPr>
-                <w:rFonts w:ascii="Segoe UI" w:eastAsia="Times New Roman" w:hAnsi="Segoe UI" w:cs="Segoe UI"/>
-                <w:color w:val="2B2B2B"/>
-                <w:sz w:val="19"/>
-                <w:szCs w:val="19"/>
-              </w:rPr>
-            </w:pPr>
-            <w:r>
-              <w:rPr>
-                <w:rFonts w:ascii="Segoe UI" w:eastAsia="Times New Roman" w:hAnsi="Segoe UI" w:cs="Segoe UI"/>
-                <w:color w:val="2B2B2B"/>
-                <w:sz w:val="19"/>
-                <w:szCs w:val="19"/>
-              </w:rPr>
-              <w:t>Óculos de reserva, uma muda de roupa e calçado confortável.</w:t>
-            </w:r>
-          </w:p>
-        </w:tc>
-        <w:tc>
-          <w:tcPr>
-            <w:tcW w:w="0" w:type="auto"/>
-            <w:tcBorders>
-              <w:top w:val="single" w:sz="6" w:space="0" w:color="BBBBBB"/>
-              <w:left w:val="single" w:sz="6" w:space="0" w:color="BBBBBB"/>
-              <w:bottom w:val="single" w:sz="6" w:space="0" w:color="BBBBBB"/>
-              <w:right w:val="single" w:sz="6" w:space="0" w:color="BBBBBB"/>
-            </w:tcBorders>
-            <w:tcMar>
-              <w:top w:w="60" w:type="dxa"/>
-              <w:left w:w="100" w:type="dxa"/>
-              <w:bottom w:w="60" w:type="dxa"/>
-              <w:right w:w="100" w:type="dxa"/>
-            </w:tcMar>
-            <w:hideMark/>
-          </w:tcPr>
-          <w:p>
-            <w:pPr>
-              <w:spacing w:before="120" w:after="120"/>
-              <w:rPr>
-                <w:rFonts w:ascii="Segoe UI" w:eastAsia="Times New Roman" w:hAnsi="Segoe UI" w:cs="Segoe UI"/>
-                <w:color w:val="2B2B2B"/>
-                <w:sz w:val="19"/>
-                <w:szCs w:val="19"/>
-              </w:rPr>
-            </w:pPr>
-            <w:r>
-              <w:rPr>
-                <w:rFonts w:ascii="Segoe UI" w:eastAsia="Times New Roman" w:hAnsi="Segoe UI" w:cs="Segoe UI"/>
-                <w:color w:val="2B2B2B"/>
-                <w:sz w:val="19"/>
-                <w:szCs w:val="19"/>
-              </w:rPr>
-              <w:t>43–51</w:t>
-            </w:r>
-          </w:p>
-        </w:tc>
-      </w:tr>
-      <w:tr>
-        <w:tc>
-          <w:tcPr>
-            <w:tcW w:w="0" w:type="auto"/>
-            <w:tcBorders>
-              <w:top w:val="single" w:sz="6" w:space="0" w:color="BBBBBB"/>
-              <w:left w:val="single" w:sz="6" w:space="0" w:color="BBBBBB"/>
-              <w:bottom w:val="single" w:sz="6" w:space="0" w:color="BBBBBB"/>
-              <w:right w:val="single" w:sz="6" w:space="0" w:color="BBBBBB"/>
-            </w:tcBorders>
-            <w:tcMar>
-              <w:top w:w="60" w:type="dxa"/>
-              <w:left w:w="100" w:type="dxa"/>
-              <w:bottom w:w="60" w:type="dxa"/>
-              <w:right w:w="100" w:type="dxa"/>
-            </w:tcMar>
-            <w:hideMark/>
-          </w:tcPr>
-          <w:p>
-            <w:pPr>
-              <w:spacing w:before="120" w:after="120"/>
-              <w:rPr>
-                <w:rFonts w:ascii="Segoe UI" w:eastAsia="Times New Roman" w:hAnsi="Segoe UI" w:cs="Segoe UI"/>
-                <w:color w:val="2B2B2B"/>
-                <w:sz w:val="19"/>
-                <w:szCs w:val="19"/>
-              </w:rPr>
-            </w:pPr>
-            <w:r>
-              <w:rPr>
-                <w:rFonts w:ascii="Segoe UI" w:eastAsia="Times New Roman" w:hAnsi="Segoe UI" w:cs="Segoe UI"/>
-                <w:color w:val="2B2B2B"/>
-                <w:sz w:val="19"/>
-                <w:szCs w:val="19"/>
-              </w:rPr>
-              <w:t>6</w:t>
-            </w:r>
-          </w:p>
-        </w:tc>
-        <w:tc>
-          <w:tcPr>
-            <w:tcW w:w="0" w:type="auto"/>
-            <w:tcBorders>
-              <w:top w:val="single" w:sz="6" w:space="0" w:color="BBBBBB"/>
-              <w:left w:val="single" w:sz="6" w:space="0" w:color="BBBBBB"/>
-              <w:bottom w:val="single" w:sz="6" w:space="0" w:color="BBBBBB"/>
-              <w:right w:val="single" w:sz="6" w:space="0" w:color="BBBBBB"/>
-            </w:tcBorders>
-            <w:tcMar>
-              <w:top w:w="60" w:type="dxa"/>
-              <w:left w:w="100" w:type="dxa"/>
-              <w:bottom w:w="60" w:type="dxa"/>
-              <w:right w:w="100" w:type="dxa"/>
-            </w:tcMar>
-            <w:hideMark/>
-          </w:tcPr>
-          <w:p>
-            <w:pPr>
-              <w:spacing w:before="120" w:after="120"/>
-              <w:rPr>
-                <w:rFonts w:ascii="Segoe UI" w:eastAsia="Times New Roman" w:hAnsi="Segoe UI" w:cs="Segoe UI"/>
-                <w:color w:val="2B2B2B"/>
-                <w:sz w:val="19"/>
-                <w:szCs w:val="19"/>
-              </w:rPr>
-            </w:pPr>
-            <w:r>
-              <w:rPr>
-                <w:rFonts w:ascii="Segoe UI" w:eastAsia="Times New Roman" w:hAnsi="Segoe UI" w:cs="Segoe UI"/>
-                <w:color w:val="2B2B2B"/>
-                <w:sz w:val="19"/>
-                <w:szCs w:val="19"/>
-              </w:rPr>
-              <w:t xml:space="preserve">Corredor </w:t>
-            </w:r>
-            <w:r>
-              <w:rPr>
-                <w:rFonts w:ascii="Segoe UI Symbol" w:eastAsia="Times New Roman" w:hAnsi="Segoe UI Symbol" w:cs="Segoe UI Symbol"/>
-                <w:color w:val="2B2B2B"/>
-                <w:sz w:val="19"/>
-                <w:szCs w:val="19"/>
-              </w:rPr>
-              <w:t>✱</w:t>
-            </w:r>
-          </w:p>
-        </w:tc>
-        <w:tc>
-          <w:tcPr>
-            <w:tcW w:w="0" w:type="auto"/>
-            <w:tcBorders>
-              <w:top w:val="single" w:sz="6" w:space="0" w:color="BBBBBB"/>
-              <w:left w:val="single" w:sz="6" w:space="0" w:color="BBBBBB"/>
-              <w:bottom w:val="single" w:sz="6" w:space="0" w:color="BBBBBB"/>
-              <w:right w:val="single" w:sz="6" w:space="0" w:color="BBBBBB"/>
-            </w:tcBorders>
-            <w:tcMar>
-              <w:top w:w="60" w:type="dxa"/>
-              <w:left w:w="100" w:type="dxa"/>
-              <w:bottom w:w="60" w:type="dxa"/>
-              <w:right w:w="100" w:type="dxa"/>
-            </w:tcMar>
-            <w:hideMark/>
-          </w:tcPr>
-          <w:p>
-            <w:pPr>
-              <w:spacing w:before="120" w:after="120"/>
-              <w:rPr>
-                <w:rFonts w:ascii="Segoe UI" w:eastAsia="Times New Roman" w:hAnsi="Segoe UI" w:cs="Segoe UI"/>
-                <w:b/>
-                <w:bCs/>
-                <w:color w:val="2F6DB5"/>
-                <w:sz w:val="19"/>
-                <w:szCs w:val="19"/>
-              </w:rPr>
-            </w:pPr>
-            <w:r>
-              <w:rPr>
-                <w:rFonts w:ascii="Segoe UI" w:eastAsia="Times New Roman" w:hAnsi="Segoe UI" w:cs="Segoe UI"/>
-                <w:b/>
-                <w:bCs/>
-                <w:color w:val="2F6DB5"/>
-                <w:sz w:val="19"/>
-                <w:szCs w:val="19"/>
-              </w:rPr>
-              <w:t>L2 · Caminho livre</w:t>
-            </w:r>
-          </w:p>
-        </w:tc>
-        <w:tc>
-          <w:tcPr>
-            <w:tcW w:w="0" w:type="auto"/>
-            <w:tcBorders>
-              <w:top w:val="single" w:sz="6" w:space="0" w:color="BBBBBB"/>
-              <w:left w:val="single" w:sz="6" w:space="0" w:color="BBBBBB"/>
-              <w:bottom w:val="single" w:sz="6" w:space="0" w:color="BBBBBB"/>
-              <w:right w:val="single" w:sz="6" w:space="0" w:color="BBBBBB"/>
-            </w:tcBorders>
-            <w:tcMar>
-              <w:top w:w="60" w:type="dxa"/>
-              <w:left w:w="100" w:type="dxa"/>
-              <w:bottom w:w="60" w:type="dxa"/>
-              <w:right w:w="100" w:type="dxa"/>
-            </w:tcMar>
-            <w:hideMark/>
-          </w:tcPr>
-          <w:p>
-            <w:pPr>
-              <w:spacing w:before="120" w:after="120"/>
-              <w:rPr>
-                <w:rFonts w:ascii="Segoe UI" w:eastAsia="Times New Roman" w:hAnsi="Segoe UI" w:cs="Segoe UI"/>
-                <w:color w:val="2B2B2B"/>
-                <w:sz w:val="19"/>
-                <w:szCs w:val="19"/>
-              </w:rPr>
-            </w:pPr>
-            <w:r>
-              <w:rPr>
-                <w:rFonts w:ascii="Segoe UI" w:eastAsia="Times New Roman" w:hAnsi="Segoe UI" w:cs="Segoe UI"/>
-                <w:color w:val="2B2B2B"/>
-                <w:sz w:val="19"/>
-                <w:szCs w:val="19"/>
-              </w:rPr>
-              <w:t>Com fumo ou água a entrar, sai-se à pressa. O caminho até à porta tem de estar livre.</w:t>
-            </w:r>
-          </w:p>
-        </w:tc>
-        <w:tc>
-          <w:tcPr>
-            <w:tcW w:w="0" w:type="auto"/>
-            <w:tcBorders>
-              <w:top w:val="single" w:sz="6" w:space="0" w:color="BBBBBB"/>
-              <w:left w:val="single" w:sz="6" w:space="0" w:color="BBBBBB"/>
-              <w:bottom w:val="single" w:sz="6" w:space="0" w:color="BBBBBB"/>
-              <w:right w:val="single" w:sz="6" w:space="0" w:color="BBBBBB"/>
-            </w:tcBorders>
-            <w:tcMar>
-              <w:top w:w="60" w:type="dxa"/>
-              <w:left w:w="100" w:type="dxa"/>
-              <w:bottom w:w="60" w:type="dxa"/>
-              <w:right w:w="100" w:type="dxa"/>
-            </w:tcMar>
-            <w:hideMark/>
-          </w:tcPr>
-          <w:p>
-            <w:pPr>
-              <w:spacing w:before="120" w:after="120"/>
-              <w:rPr>
-                <w:rFonts w:ascii="Segoe UI" w:eastAsia="Times New Roman" w:hAnsi="Segoe UI" w:cs="Segoe UI"/>
-                <w:color w:val="2B2B2B"/>
-                <w:sz w:val="19"/>
-                <w:szCs w:val="19"/>
-              </w:rPr>
-            </w:pPr>
-            <w:r>
-              <w:rPr>
-                <w:rFonts w:ascii="Segoe UI" w:eastAsia="Times New Roman" w:hAnsi="Segoe UI" w:cs="Segoe UI"/>
-                <w:color w:val="2B2B2B"/>
-                <w:sz w:val="19"/>
-                <w:szCs w:val="19"/>
-              </w:rPr>
-              <w:t>52–57</w:t>
-            </w:r>
-          </w:p>
-        </w:tc>
-      </w:tr>
-      <w:tr>
-        <w:tc>
-          <w:tcPr>
-            <w:tcW w:w="0" w:type="auto"/>
-            <w:tcBorders>
-              <w:top w:val="single" w:sz="6" w:space="0" w:color="BBBBBB"/>
-              <w:left w:val="single" w:sz="6" w:space="0" w:color="BBBBBB"/>
-              <w:bottom w:val="single" w:sz="6" w:space="0" w:color="BBBBBB"/>
-              <w:right w:val="single" w:sz="6" w:space="0" w:color="BBBBBB"/>
-            </w:tcBorders>
-            <w:tcMar>
-              <w:top w:w="60" w:type="dxa"/>
-              <w:left w:w="100" w:type="dxa"/>
-              <w:bottom w:w="60" w:type="dxa"/>
-              <w:right w:w="100" w:type="dxa"/>
-            </w:tcMar>
-            <w:hideMark/>
-          </w:tcPr>
-          <w:p>
-            <w:pPr>
-              <w:spacing w:before="120" w:after="120"/>
-              <w:rPr>
-                <w:rFonts w:ascii="Segoe UI" w:eastAsia="Times New Roman" w:hAnsi="Segoe UI" w:cs="Segoe UI"/>
-                <w:color w:val="2B2B2B"/>
-                <w:sz w:val="19"/>
-                <w:szCs w:val="19"/>
-              </w:rPr>
-            </w:pPr>
-            <w:r>
-              <w:rPr>
-                <w:rFonts w:ascii="Segoe UI" w:eastAsia="Times New Roman" w:hAnsi="Segoe UI" w:cs="Segoe UI"/>
-                <w:color w:val="2B2B2B"/>
-                <w:sz w:val="19"/>
-                <w:szCs w:val="19"/>
-              </w:rPr>
-              <w:t>7</w:t>
-            </w:r>
-          </w:p>
-        </w:tc>
-        <w:tc>
-          <w:tcPr>
-            <w:tcW w:w="0" w:type="auto"/>
-            <w:tcBorders>
-              <w:top w:val="single" w:sz="6" w:space="0" w:color="BBBBBB"/>
-              <w:left w:val="single" w:sz="6" w:space="0" w:color="BBBBBB"/>
-              <w:bottom w:val="single" w:sz="6" w:space="0" w:color="BBBBBB"/>
-              <w:right w:val="single" w:sz="6" w:space="0" w:color="BBBBBB"/>
-            </w:tcBorders>
-            <w:tcMar>
-              <w:top w:w="60" w:type="dxa"/>
-              <w:left w:w="100" w:type="dxa"/>
-              <w:bottom w:w="60" w:type="dxa"/>
-              <w:right w:w="100" w:type="dxa"/>
-            </w:tcMar>
-            <w:hideMark/>
-          </w:tcPr>
-          <w:p>
-            <w:pPr>
-              <w:spacing w:before="120" w:after="120"/>
-              <w:rPr>
-                <w:rFonts w:ascii="Segoe UI" w:eastAsia="Times New Roman" w:hAnsi="Segoe UI" w:cs="Segoe UI"/>
-                <w:color w:val="2B2B2B"/>
-                <w:sz w:val="19"/>
-                <w:szCs w:val="19"/>
-              </w:rPr>
-            </w:pPr>
-            <w:r>
-              <w:rPr>
-                <w:rFonts w:ascii="Segoe UI" w:eastAsia="Times New Roman" w:hAnsi="Segoe UI" w:cs="Segoe UI"/>
-                <w:color w:val="2B2B2B"/>
-                <w:sz w:val="19"/>
-                <w:szCs w:val="19"/>
-              </w:rPr>
-              <w:t xml:space="preserve">Entrada: intercomunicador </w:t>
-            </w:r>
-            <w:r>
-              <w:rPr>
-                <w:rFonts w:ascii="Segoe UI Symbol" w:eastAsia="Times New Roman" w:hAnsi="Segoe UI Symbol" w:cs="Segoe UI Symbol"/>
-                <w:color w:val="2B2B2B"/>
-                <w:sz w:val="19"/>
-                <w:szCs w:val="19"/>
-              </w:rPr>
-              <w:t>✱</w:t>
-            </w:r>
-          </w:p>
-        </w:tc>
-        <w:tc>
-          <w:tcPr>
-            <w:tcW w:w="0" w:type="auto"/>
-            <w:tcBorders>
-              <w:top w:val="single" w:sz="6" w:space="0" w:color="BBBBBB"/>
-              <w:left w:val="single" w:sz="6" w:space="0" w:color="BBBBBB"/>
-              <w:bottom w:val="single" w:sz="6" w:space="0" w:color="BBBBBB"/>
-              <w:right w:val="single" w:sz="6" w:space="0" w:color="BBBBBB"/>
-            </w:tcBorders>
-            <w:tcMar>
-              <w:top w:w="60" w:type="dxa"/>
-              <w:left w:w="100" w:type="dxa"/>
-              <w:bottom w:w="60" w:type="dxa"/>
-              <w:right w:w="100" w:type="dxa"/>
-            </w:tcMar>
-            <w:hideMark/>
-          </w:tcPr>
-          <w:p>
-            <w:pPr>
-              <w:spacing w:before="120" w:after="120"/>
-              <w:rPr>
-                <w:rFonts w:ascii="Segoe UI" w:eastAsia="Times New Roman" w:hAnsi="Segoe UI" w:cs="Segoe UI"/>
-                <w:b/>
-                <w:bCs/>
-                <w:color w:val="E07B2E"/>
-                <w:sz w:val="19"/>
-                <w:szCs w:val="19"/>
-              </w:rPr>
-            </w:pPr>
-            <w:r>
-              <w:rPr>
-                <w:rFonts w:ascii="Segoe UI" w:eastAsia="Times New Roman" w:hAnsi="Segoe UI" w:cs="Segoe UI"/>
-                <w:b/>
-                <w:bCs/>
-                <w:color w:val="E07B2E"/>
-                <w:sz w:val="19"/>
-                <w:szCs w:val="19"/>
-              </w:rPr>
-              <w:t>L2 · Rede de apoio</w:t>
-            </w:r>
-          </w:p>
-        </w:tc>
-        <w:tc>
-          <w:tcPr>
-            <w:tcW w:w="0" w:type="auto"/>
-            <w:tcBorders>
-              <w:top w:val="single" w:sz="6" w:space="0" w:color="BBBBBB"/>
-              <w:left w:val="single" w:sz="6" w:space="0" w:color="BBBBBB"/>
-              <w:bottom w:val="single" w:sz="6" w:space="0" w:color="BBBBBB"/>
-              <w:right w:val="single" w:sz="6" w:space="0" w:color="BBBBBB"/>
-            </w:tcBorders>
-            <w:tcMar>
-              <w:top w:w="60" w:type="dxa"/>
-              <w:left w:w="100" w:type="dxa"/>
-              <w:bottom w:w="60" w:type="dxa"/>
-              <w:right w:w="100" w:type="dxa"/>
-            </w:tcMar>
-            <w:hideMark/>
-          </w:tcPr>
-          <w:p>
-            <w:pPr>
-              <w:spacing w:before="120" w:after="120"/>
-              <w:rPr>
-                <w:rFonts w:ascii="Segoe UI" w:eastAsia="Times New Roman" w:hAnsi="Segoe UI" w:cs="Segoe UI"/>
-                <w:color w:val="2B2B2B"/>
-                <w:sz w:val="19"/>
-                <w:szCs w:val="19"/>
-              </w:rPr>
-            </w:pPr>
-            <w:r>
-              <w:rPr>
-                <w:rFonts w:ascii="Segoe UI" w:eastAsia="Times New Roman" w:hAnsi="Segoe UI" w:cs="Segoe UI"/>
-                <w:color w:val="2B2B2B"/>
-                <w:sz w:val="19"/>
-                <w:szCs w:val="19"/>
-              </w:rPr>
-              <w:t>Três contactos e quem fica com a D. Rosa se a Ana não puder. As fotografias dos documentos no telemóvel servem mesmo que a casa se perca numa cheia ou numa guerra.</w:t>
-            </w:r>
-          </w:p>
-        </w:tc>
-        <w:tc>
-          <w:tcPr>
-            <w:tcW w:w="0" w:type="auto"/>
-            <w:tcBorders>
-              <w:top w:val="single" w:sz="6" w:space="0" w:color="BBBBBB"/>
-              <w:left w:val="single" w:sz="6" w:space="0" w:color="BBBBBB"/>
-              <w:bottom w:val="single" w:sz="6" w:space="0" w:color="BBBBBB"/>
-              <w:right w:val="single" w:sz="6" w:space="0" w:color="BBBBBB"/>
-            </w:tcBorders>
-            <w:tcMar>
-              <w:top w:w="60" w:type="dxa"/>
-              <w:left w:w="100" w:type="dxa"/>
-              <w:bottom w:w="60" w:type="dxa"/>
-              <w:right w:w="100" w:type="dxa"/>
-            </w:tcMar>
-            <w:hideMark/>
-          </w:tcPr>
-          <w:p>
-            <w:pPr>
-              <w:spacing w:before="120" w:after="120"/>
-              <w:rPr>
-                <w:rFonts w:ascii="Segoe UI" w:eastAsia="Times New Roman" w:hAnsi="Segoe UI" w:cs="Segoe UI"/>
-                <w:color w:val="2B2B2B"/>
-                <w:sz w:val="19"/>
-                <w:szCs w:val="19"/>
-              </w:rPr>
-            </w:pPr>
-            <w:r>
-              <w:rPr>
-                <w:rFonts w:ascii="Segoe UI" w:eastAsia="Times New Roman" w:hAnsi="Segoe UI" w:cs="Segoe UI"/>
-                <w:color w:val="2B2B2B"/>
-                <w:sz w:val="19"/>
-                <w:szCs w:val="19"/>
-              </w:rPr>
-              <w:t>58–63</w:t>
-            </w:r>
-          </w:p>
-        </w:tc>
-      </w:tr>
-      <w:tr>
-        <w:tc>
-          <w:tcPr>
-            <w:tcW w:w="0" w:type="auto"/>
-            <w:tcBorders>
-              <w:top w:val="single" w:sz="6" w:space="0" w:color="BBBBBB"/>
-              <w:left w:val="single" w:sz="6" w:space="0" w:color="BBBBBB"/>
-              <w:bottom w:val="single" w:sz="6" w:space="0" w:color="BBBBBB"/>
-              <w:right w:val="single" w:sz="6" w:space="0" w:color="BBBBBB"/>
-            </w:tcBorders>
-            <w:tcMar>
-              <w:top w:w="60" w:type="dxa"/>
-              <w:left w:w="100" w:type="dxa"/>
-              <w:bottom w:w="60" w:type="dxa"/>
-              <w:right w:w="100" w:type="dxa"/>
-            </w:tcMar>
-            <w:hideMark/>
-          </w:tcPr>
-          <w:p>
-            <w:pPr>
-              <w:spacing w:before="120" w:after="120"/>
-              <w:rPr>
-                <w:rFonts w:ascii="Segoe UI" w:eastAsia="Times New Roman" w:hAnsi="Segoe UI" w:cs="Segoe UI"/>
-                <w:color w:val="2B2B2B"/>
-                <w:sz w:val="19"/>
-                <w:szCs w:val="19"/>
-              </w:rPr>
-            </w:pPr>
-            <w:r>
-              <w:rPr>
-                <w:rFonts w:ascii="Segoe UI" w:eastAsia="Times New Roman" w:hAnsi="Segoe UI" w:cs="Segoe UI"/>
-                <w:color w:val="2B2B2B"/>
-                <w:sz w:val="19"/>
-                <w:szCs w:val="19"/>
-              </w:rPr>
-              <w:t>8</w:t>
-            </w:r>
-          </w:p>
-        </w:tc>
-        <w:tc>
-          <w:tcPr>
-            <w:tcW w:w="0" w:type="auto"/>
-            <w:tcBorders>
-              <w:top w:val="single" w:sz="6" w:space="0" w:color="BBBBBB"/>
-              <w:left w:val="single" w:sz="6" w:space="0" w:color="BBBBBB"/>
-              <w:bottom w:val="single" w:sz="6" w:space="0" w:color="BBBBBB"/>
-              <w:right w:val="single" w:sz="6" w:space="0" w:color="BBBBBB"/>
-            </w:tcBorders>
-            <w:tcMar>
-              <w:top w:w="60" w:type="dxa"/>
-              <w:left w:w="100" w:type="dxa"/>
-              <w:bottom w:w="60" w:type="dxa"/>
-              <w:right w:w="100" w:type="dxa"/>
-            </w:tcMar>
-            <w:hideMark/>
-          </w:tcPr>
-          <w:p>
-            <w:pPr>
-              <w:spacing w:before="120" w:after="120"/>
-              <w:rPr>
-                <w:rFonts w:ascii="Segoe UI" w:eastAsia="Times New Roman" w:hAnsi="Segoe UI" w:cs="Segoe UI"/>
-                <w:color w:val="2B2B2B"/>
-                <w:sz w:val="19"/>
-                <w:szCs w:val="19"/>
-              </w:rPr>
-            </w:pPr>
-            <w:r>
-              <w:rPr>
-                <w:rFonts w:ascii="Segoe UI" w:eastAsia="Times New Roman" w:hAnsi="Segoe UI" w:cs="Segoe UI"/>
-                <w:color w:val="2B2B2B"/>
-                <w:sz w:val="19"/>
-                <w:szCs w:val="19"/>
-              </w:rPr>
-              <w:t xml:space="preserve">Porta de entrada </w:t>
-            </w:r>
-            <w:r>
-              <w:rPr>
-                <w:rFonts w:ascii="Segoe UI Symbol" w:eastAsia="Times New Roman" w:hAnsi="Segoe UI Symbol" w:cs="Segoe UI Symbol"/>
-                <w:color w:val="2B2B2B"/>
-                <w:sz w:val="19"/>
-                <w:szCs w:val="19"/>
-              </w:rPr>
-              <w:t>✱</w:t>
-            </w:r>
-          </w:p>
-        </w:tc>
-        <w:tc>
-          <w:tcPr>
-            <w:tcW w:w="0" w:type="auto"/>
-            <w:tcBorders>
-              <w:top w:val="single" w:sz="6" w:space="0" w:color="BBBBBB"/>
-              <w:left w:val="single" w:sz="6" w:space="0" w:color="BBBBBB"/>
-              <w:bottom w:val="single" w:sz="6" w:space="0" w:color="BBBBBB"/>
-              <w:right w:val="single" w:sz="6" w:space="0" w:color="BBBBBB"/>
-            </w:tcBorders>
-            <w:tcMar>
-              <w:top w:w="60" w:type="dxa"/>
-              <w:left w:w="100" w:type="dxa"/>
-              <w:bottom w:w="60" w:type="dxa"/>
-              <w:right w:w="100" w:type="dxa"/>
-            </w:tcMar>
-            <w:hideMark/>
-          </w:tcPr>
-          <w:p>
-            <w:pPr>
-              <w:spacing w:before="120" w:after="120"/>
-              <w:rPr>
-                <w:rFonts w:ascii="Segoe UI" w:eastAsia="Times New Roman" w:hAnsi="Segoe UI" w:cs="Segoe UI"/>
-                <w:b/>
-                <w:bCs/>
-                <w:color w:val="2F6DB5"/>
-                <w:sz w:val="19"/>
-                <w:szCs w:val="19"/>
-              </w:rPr>
-            </w:pPr>
-            <w:r>
-              <w:rPr>
-                <w:rFonts w:ascii="Segoe UI" w:eastAsia="Times New Roman" w:hAnsi="Segoe UI" w:cs="Segoe UI"/>
-                <w:b/>
-                <w:bCs/>
-                <w:color w:val="2F6DB5"/>
-                <w:sz w:val="19"/>
-                <w:szCs w:val="19"/>
-              </w:rPr>
-              <w:t>L2 · O kit</w:t>
-            </w:r>
-          </w:p>
-        </w:tc>
-        <w:tc>
-          <w:tcPr>
-            <w:tcW w:w="0" w:type="auto"/>
-            <w:tcBorders>
-              <w:top w:val="single" w:sz="6" w:space="0" w:color="BBBBBB"/>
-              <w:left w:val="single" w:sz="6" w:space="0" w:color="BBBBBB"/>
-              <w:bottom w:val="single" w:sz="6" w:space="0" w:color="BBBBBB"/>
-              <w:right w:val="single" w:sz="6" w:space="0" w:color="BBBBBB"/>
-            </w:tcBorders>
-            <w:tcMar>
-              <w:top w:w="60" w:type="dxa"/>
-              <w:left w:w="100" w:type="dxa"/>
-              <w:bottom w:w="60" w:type="dxa"/>
-              <w:right w:w="100" w:type="dxa"/>
-            </w:tcMar>
-            <w:hideMark/>
-          </w:tcPr>
-          <w:p>
-            <w:pPr>
-              <w:spacing w:before="120" w:after="120"/>
-              <w:rPr>
-                <w:rFonts w:ascii="Segoe UI" w:eastAsia="Times New Roman" w:hAnsi="Segoe UI" w:cs="Segoe UI"/>
-                <w:color w:val="2B2B2B"/>
-                <w:sz w:val="19"/>
-                <w:szCs w:val="19"/>
-              </w:rPr>
-            </w:pPr>
-            <w:r>
-              <w:rPr>
-                <w:rFonts w:ascii="Segoe UI" w:eastAsia="Times New Roman" w:hAnsi="Segoe UI" w:cs="Segoe UI"/>
-                <w:color w:val="2B2B2B"/>
-                <w:sz w:val="19"/>
-                <w:szCs w:val="19"/>
-              </w:rPr>
-              <w:t>O saco fica sempre aqui, pronto a sair. Num incêndio, numa cheia ou numa guerra pode haver só minutos.</w:t>
-            </w:r>
-          </w:p>
-        </w:tc>
-        <w:tc>
-          <w:tcPr>
-            <w:tcW w:w="0" w:type="auto"/>
-            <w:tcBorders>
-              <w:top w:val="single" w:sz="6" w:space="0" w:color="BBBBBB"/>
-              <w:left w:val="single" w:sz="6" w:space="0" w:color="BBBBBB"/>
-              <w:bottom w:val="single" w:sz="6" w:space="0" w:color="BBBBBB"/>
-              <w:right w:val="single" w:sz="6" w:space="0" w:color="BBBBBB"/>
-            </w:tcBorders>
-            <w:tcMar>
-              <w:top w:w="60" w:type="dxa"/>
-              <w:left w:w="100" w:type="dxa"/>
-              <w:bottom w:w="60" w:type="dxa"/>
-              <w:right w:w="100" w:type="dxa"/>
-            </w:tcMar>
-            <w:hideMark/>
-          </w:tcPr>
-          <w:p>
-            <w:pPr>
-              <w:spacing w:before="120" w:after="120"/>
-              <w:rPr>
-                <w:rFonts w:ascii="Segoe UI" w:eastAsia="Times New Roman" w:hAnsi="Segoe UI" w:cs="Segoe UI"/>
-                <w:color w:val="2B2B2B"/>
-                <w:sz w:val="19"/>
-                <w:szCs w:val="19"/>
-              </w:rPr>
-            </w:pPr>
-            <w:r>
-              <w:rPr>
-                <w:rFonts w:ascii="Segoe UI" w:eastAsia="Times New Roman" w:hAnsi="Segoe UI" w:cs="Segoe UI"/>
-                <w:color w:val="2B2B2B"/>
-                <w:sz w:val="19"/>
-                <w:szCs w:val="19"/>
-              </w:rPr>
-              <w:t>64–66</w:t>
-            </w:r>
-          </w:p>
-        </w:tc>
-      </w:tr>
-    </w:tbl>
-    <w:p>
-      <w:pPr>
-        <w:pStyle w:val="NormalWeb"/>
-        <w:rPr>
-          <w:rFonts w:ascii="Segoe UI" w:hAnsi="Segoe UI" w:cs="Segoe UI"/>
-          <w:color w:val="2B2B2B"/>
-          <w:sz w:val="21"/>
-          <w:szCs w:val="21"/>
-        </w:rPr>
-      </w:pPr>
-      <w:r>
-        <w:rPr>
-          <w:rFonts w:ascii="Segoe UI Symbol" w:hAnsi="Segoe UI Symbol" w:cs="Segoe UI Symbol"/>
-          <w:color w:val="2B2B2B"/>
-          <w:sz w:val="21"/>
-          <w:szCs w:val="21"/>
-        </w:rPr>
-        <w:t>✱</w:t>
-      </w:r>
-      <w:r>
-        <w:rPr>
-          <w:rFonts w:ascii="Segoe UI" w:hAnsi="Segoe UI" w:cs="Segoe UI"/>
-          <w:color w:val="2B2B2B"/>
-          <w:sz w:val="21"/>
-          <w:szCs w:val="21"/>
-        </w:rPr>
-        <w:t xml:space="preserve"> Etiquetas que referem as crises (feedback do S3). </w:t>
-      </w:r>
-      <w:r>
-        <w:rPr>
-          <w:rStyle w:val="az1"/>
-          <w:rFonts w:ascii="Segoe UI" w:hAnsi="Segoe UI" w:cs="Segoe UI"/>
-          <w:sz w:val="21"/>
-          <w:szCs w:val="21"/>
-        </w:rPr>
-        <w:t>Azul</w:t>
-      </w:r>
-      <w:r>
-        <w:rPr>
-          <w:rFonts w:ascii="Segoe UI" w:hAnsi="Segoe UI" w:cs="Segoe UI"/>
-          <w:color w:val="2B2B2B"/>
-          <w:sz w:val="21"/>
-          <w:szCs w:val="21"/>
-        </w:rPr>
-        <w:t xml:space="preserve"> = pessoa com demência · </w:t>
-      </w:r>
-      <w:r>
-        <w:rPr>
-          <w:rStyle w:val="lj1"/>
-          <w:rFonts w:ascii="Segoe UI" w:hAnsi="Segoe UI" w:cs="Segoe UI"/>
-          <w:sz w:val="21"/>
-          <w:szCs w:val="21"/>
-        </w:rPr>
-        <w:t>laranja</w:t>
-      </w:r>
-      <w:r>
-        <w:rPr>
-          <w:rFonts w:ascii="Segoe UI" w:hAnsi="Segoe UI" w:cs="Segoe UI"/>
-          <w:color w:val="2B2B2B"/>
-          <w:sz w:val="21"/>
-          <w:szCs w:val="21"/>
-        </w:rPr>
-        <w:t xml:space="preserve"> = cuidador, como em todas as lições. A narração do diap. 6 acompanha a visita frase a frase.</w:t>
-      </w:r>
-    </w:p>
-    <w:p>
-      <w:pPr>
-        <w:pStyle w:val="Heading2"/>
-        <w:pageBreakBefore/>
-        <w:rPr>
-          <w:rFonts w:ascii="Segoe UI" w:eastAsia="Times New Roman" w:hAnsi="Segoe UI" w:cs="Segoe UI"/>
-        </w:rPr>
-      </w:pPr>
-      <w:r>
-        <w:rPr>
-          <w:rFonts w:ascii="Segoe UI" w:eastAsia="Times New Roman" w:hAnsi="Segoe UI" w:cs="Segoe UI"/>
-        </w:rPr>
-        <w:lastRenderedPageBreak/>
-        <w:t>As 8 paragens</w:t>
-      </w:r>
-    </w:p>
-    <w:tbl>
-      <w:tblPr>
-        <w:tblW w:w="5000" w:type="pct"/>
-        <w:tblCellMar>
-          <w:top w:w="15" w:type="dxa"/>
-          <w:left w:w="15" w:type="dxa"/>
-          <w:bottom w:w="15" w:type="dxa"/>
-          <w:right w:w="15" w:type="dxa"/>
-        </w:tblCellMar>
-        <w:tblLook w:val="04A0" w:firstRow="1" w:lastRow="0" w:firstColumn="1" w:lastColumn="0" w:noHBand="0" w:noVBand="1"/>
-      </w:tblPr>
-      <w:tblGrid>
-        <w:gridCol w:w="4833"/>
-        <w:gridCol w:w="4833"/>
-      </w:tblGrid>
       <w:tr>
         <w:tc>
           <w:tcPr>
@@ -6119,11 +3511,12 @@
                 <w:sz w:val="17"/>
                 <w:szCs w:val="17"/>
               </w:rPr>
+              <w:lastRenderedPageBreak/>
               <w:drawing>
-                <wp:inline distT="0" distB="0" distL="0" distR="0" wp14:anchorId="2463D63B" wp14:editId="05AFA2F4">
+                <wp:inline distT="0" distB="0" distL="0" distR="0" wp14:anchorId="40E43AD5" wp14:editId="13E014C5">
                   <wp:extent cx="2857500" cy="1607344"/>
                   <wp:effectExtent l="0" t="0" r="0" b="0"/>
-                  <wp:docPr id="10" name="Picture 10"/>
+                  <wp:docPr id="6" name="Picture 6"/>
                   <wp:cNvGraphicFramePr>
                     <a:graphicFrameLocks xmlns:a="http://schemas.openxmlformats.org/drawingml/2006/main" noChangeAspect="1"/>
                   </wp:cNvGraphicFramePr>
@@ -6131,7 +3524,101 @@
                     <a:graphicData uri="http://schemas.openxmlformats.org/drawingml/2006/picture">
                       <pic:pic xmlns:pic="http://schemas.openxmlformats.org/drawingml/2006/picture">
                         <pic:nvPicPr>
-                          <pic:cNvPr id="0" name="Picture 10"/>
+                          <pic:cNvPr id="0" name="Picture 6"/>
+                          <pic:cNvPicPr>
+                            <a:picLocks noChangeAspect="1" noChangeArrowheads="1"/>
+                          </pic:cNvPicPr>
+                        </pic:nvPicPr>
+                        <pic:blipFill>
+                          <a:blip r:embed="rId14" cstate="print">
+                            <a:lum/>
+                            <a:extLst>
+                              <a:ext uri="{28A0092B-C50C-407E-A947-70E740481C1C}">
+                                <a14:useLocalDpi xmlns:a14="http://schemas.microsoft.com/office/drawing/2010/main" val="0"/>
+                              </a:ext>
+                            </a:extLst>
+                          </a:blip>
+                          <a:srcRect/>
+                          <a:stretch>
+                            <a:fillRect/>
+                          </a:stretch>
+                        </pic:blipFill>
+                        <pic:spPr bwMode="auto">
+                          <a:xfrm>
+                            <a:off x="0" y="0"/>
+                            <a:ext cx="2857500" cy="1607344"/>
+                          </a:xfrm>
+                          <a:prstGeom prst="rect">
+                            <a:avLst/>
+                          </a:prstGeom>
+                        </pic:spPr>
+                      </pic:pic>
+                    </a:graphicData>
+                  </a:graphic>
+                </wp:inline>
+              </w:drawing>
+            </w:r>
+            <w:r>
+              <w:rPr>
+                <w:rFonts w:ascii="Segoe UI" w:eastAsia="Times New Roman" w:hAnsi="Segoe UI" w:cs="Segoe UI"/>
+                <w:color w:val="666666"/>
+                <w:sz w:val="17"/>
+                <w:szCs w:val="17"/>
+              </w:rPr>
+              <w:br/>
+              <w:t>Aula 6 · O kit: planos de pormenor + checklist</w:t>
+            </w:r>
+          </w:p>
+        </w:tc>
+        <w:tc>
+          <w:tcPr>
+            <w:tcW w:w="0" w:type="auto"/>
+            <w:tcBorders>
+              <w:top w:val="nil"/>
+              <w:left w:val="nil"/>
+              <w:bottom w:val="nil"/>
+              <w:right w:val="nil"/>
+            </w:tcBorders>
+            <w:tcMar>
+              <w:top w:w="80" w:type="dxa"/>
+              <w:left w:w="60" w:type="dxa"/>
+              <w:bottom w:w="160" w:type="dxa"/>
+              <w:right w:w="60" w:type="dxa"/>
+            </w:tcMar>
+            <w:hideMark/>
+          </w:tcPr>
+          <w:p>
+            <w:pPr>
+              <w:spacing w:before="120" w:after="120"/>
+              <w:jc w:val="center"/>
+              <w:rPr>
+                <w:rFonts w:ascii="Segoe UI" w:eastAsia="Times New Roman" w:hAnsi="Segoe UI" w:cs="Segoe UI"/>
+                <w:color w:val="666666"/>
+                <w:sz w:val="17"/>
+                <w:szCs w:val="17"/>
+              </w:rPr>
+            </w:pPr>
+            <w:r>
+              <w:rPr>
+                <w:rFonts w:ascii="Segoe UI" w:eastAsia="Times New Roman" w:hAnsi="Segoe UI" w:cs="Segoe UI"/>
+                <w:noProof/>
+                <w:color w:val="666666"/>
+                <w:sz w:val="17"/>
+                <w:szCs w:val="17"/>
+              </w:rPr>
+              <w:drawing>
+                <wp:inline distT="0" distB="0" distL="0" distR="0" wp14:anchorId="5666BEDA" wp14:editId="5290B0EB">
+                  <wp:extent cx="2857500" cy="1607344"/>
+                  <wp:effectExtent l="0" t="0" r="0" b="0"/>
+                  <wp:docPr id="7" name="Picture 7"/>
+                  <wp:cNvGraphicFramePr>
+                    <a:graphicFrameLocks xmlns:a="http://schemas.openxmlformats.org/drawingml/2006/main" noChangeAspect="1"/>
+                  </wp:cNvGraphicFramePr>
+                  <a:graphic xmlns:a="http://schemas.openxmlformats.org/drawingml/2006/main">
+                    <a:graphicData uri="http://schemas.openxmlformats.org/drawingml/2006/picture">
+                      <pic:pic xmlns:pic="http://schemas.openxmlformats.org/drawingml/2006/picture">
+                        <pic:nvPicPr>
+                          <pic:cNvPr id="0" name="Picture 7"/>
                           <pic:cNvPicPr>
                             <a:picLocks noChangeAspect="1" noChangeArrowheads="1"/>
                           </pic:cNvPicPr>
@@ -6173,10 +3660,12 @@
                 <w:szCs w:val="17"/>
               </w:rPr>
               <w:br/>
-              <w:t>1 · Cozinha — Medicação</w:t>
-            </w:r>
-          </w:p>
-        </w:tc>
+              <w:t>Aula 6 · Um plano para si: contactos, 112 e SNS 24</w:t>
+            </w:r>
+          </w:p>
+        </w:tc>
+      </w:tr>
+      <w:tr>
         <w:tc>
           <w:tcPr>
             <w:tcW w:w="0" w:type="auto"/>
@@ -6214,10 +3703,10 @@
                 <w:szCs w:val="17"/>
               </w:rPr>
               <w:drawing>
-                <wp:inline distT="0" distB="0" distL="0" distR="0" wp14:anchorId="17473427" wp14:editId="7C027782">
+                <wp:inline distT="0" distB="0" distL="0" distR="0" wp14:anchorId="320CAA00" wp14:editId="490B538A">
                   <wp:extent cx="2857500" cy="1607344"/>
                   <wp:effectExtent l="0" t="0" r="0" b="0"/>
-                  <wp:docPr id="11" name="Picture 11"/>
+                  <wp:docPr id="8" name="Picture 8"/>
                   <wp:cNvGraphicFramePr>
                     <a:graphicFrameLocks xmlns:a="http://schemas.openxmlformats.org/drawingml/2006/main" noChangeAspect="1"/>
                   </wp:cNvGraphicFramePr>
@@ -6225,7 +3714,7 @@
                     <a:graphicData uri="http://schemas.openxmlformats.org/drawingml/2006/picture">
                       <pic:pic xmlns:pic="http://schemas.openxmlformats.org/drawingml/2006/picture">
                         <pic:nvPicPr>
-                          <pic:cNvPr id="0" name="Picture 11"/>
+                          <pic:cNvPr id="0" name="Picture 8"/>
                           <pic:cNvPicPr>
                             <a:picLocks noChangeAspect="1" noChangeArrowheads="1"/>
                           </pic:cNvPicPr>
@@ -6267,12 +3756,10 @@
                 <w:szCs w:val="17"/>
               </w:rPr>
               <w:br/>
-              <w:t>2 · Frigorífico — Ficha da pessoa</w:t>
-            </w:r>
-          </w:p>
-        </w:tc>
-      </w:tr>
-      <w:tr>
+              <w:t>Aula 6 · Ficar ou sair?</w:t>
+            </w:r>
+          </w:p>
+        </w:tc>
         <w:tc>
           <w:tcPr>
             <w:tcW w:w="0" w:type="auto"/>
@@ -6310,10 +3797,10 @@
                 <w:szCs w:val="17"/>
               </w:rPr>
               <w:drawing>
-                <wp:inline distT="0" distB="0" distL="0" distR="0" wp14:anchorId="5908D97F" wp14:editId="6E9C44A6">
+                <wp:inline distT="0" distB="0" distL="0" distR="0" wp14:anchorId="4F5F5CDC" wp14:editId="3E0B0D55">
                   <wp:extent cx="2857500" cy="1607344"/>
                   <wp:effectExtent l="0" t="0" r="0" b="0"/>
-                  <wp:docPr id="12" name="Picture 12"/>
+                  <wp:docPr id="9" name="Picture 9"/>
                   <wp:cNvGraphicFramePr>
                     <a:graphicFrameLocks xmlns:a="http://schemas.openxmlformats.org/drawingml/2006/main" noChangeAspect="1"/>
                   </wp:cNvGraphicFramePr>
@@ -6321,7 +3808,7 @@
                     <a:graphicData uri="http://schemas.openxmlformats.org/drawingml/2006/picture">
                       <pic:pic xmlns:pic="http://schemas.openxmlformats.org/drawingml/2006/picture">
                         <pic:nvPicPr>
-                          <pic:cNvPr id="0" name="Picture 12"/>
+                          <pic:cNvPr id="0" name="Picture 9"/>
                           <pic:cNvPicPr>
                             <a:picLocks noChangeAspect="1" noChangeArrowheads="1"/>
                           </pic:cNvPicPr>
@@ -6363,10 +3850,2258 @@
                 <w:szCs w:val="17"/>
               </w:rPr>
               <w:br/>
-              <w:t>3 · Sala — Objeto de conforto</w:t>
-            </w:r>
-          </w:p>
-        </w:tc>
+              <w:t>Aula 8 · Em resumo</w:t>
+            </w:r>
+          </w:p>
+        </w:tc>
+      </w:tr>
+    </w:tbl>
+    <w:p>
+      <w:pPr>
+        <w:pStyle w:val="Heading2"/>
+        <w:rPr>
+          <w:rFonts w:ascii="Segoe UI" w:eastAsia="Times New Roman" w:hAnsi="Segoe UI" w:cs="Segoe UI"/>
+        </w:rPr>
+      </w:pPr>
+      <w:r>
+        <w:rPr>
+          <w:rFonts w:ascii="Segoe UI" w:eastAsia="Times New Roman" w:hAnsi="Segoe UI" w:cs="Segoe UI"/>
+        </w:rPr>
+        <w:t>Como foram feitos</w:t>
+      </w:r>
+    </w:p>
+    <w:p>
+      <w:pPr>
+        <w:numPr>
+          <w:ilvl w:val="0"/>
+          <w:numId w:val="2"/>
+        </w:numPr>
+        <w:spacing w:before="60" w:after="60"/>
+        <w:rPr>
+          <w:rFonts w:ascii="Segoe UI" w:eastAsia="Times New Roman" w:hAnsi="Segoe UI" w:cs="Segoe UI"/>
+          <w:color w:val="2B2B2B"/>
+          <w:sz w:val="21"/>
+          <w:szCs w:val="21"/>
+        </w:rPr>
+      </w:pPr>
+      <w:r>
+        <w:rPr>
+          <w:rFonts w:ascii="Segoe UI" w:eastAsia="Times New Roman" w:hAnsi="Segoe UI" w:cs="Segoe UI"/>
+          <w:b/>
+          <w:bCs/>
+          <w:color w:val="2B2B2B"/>
+          <w:sz w:val="21"/>
+          <w:szCs w:val="21"/>
+        </w:rPr>
+        <w:t>Voz:</w:t>
+      </w:r>
+      <w:r>
+        <w:rPr>
+          <w:rFonts w:ascii="Segoe UI" w:eastAsia="Times New Roman" w:hAnsi="Segoe UI" w:cs="Segoe UI"/>
+          <w:color w:val="2B2B2B"/>
+          <w:sz w:val="21"/>
+          <w:szCs w:val="21"/>
+        </w:rPr>
+        <w:t xml:space="preserve"> gravada no PowerPoint, câmara desligada; texto exato do guião (notas dos diapositivos).</w:t>
+      </w:r>
+    </w:p>
+    <w:p>
+      <w:pPr>
+        <w:numPr>
+          <w:ilvl w:val="0"/>
+          <w:numId w:val="2"/>
+        </w:numPr>
+        <w:spacing w:before="60" w:after="60"/>
+        <w:rPr>
+          <w:rFonts w:ascii="Segoe UI" w:eastAsia="Times New Roman" w:hAnsi="Segoe UI" w:cs="Segoe UI"/>
+          <w:color w:val="2B2B2B"/>
+          <w:sz w:val="21"/>
+          <w:szCs w:val="21"/>
+        </w:rPr>
+      </w:pPr>
+      <w:r>
+        <w:rPr>
+          <w:rFonts w:ascii="Segoe UI" w:eastAsia="Times New Roman" w:hAnsi="Segoe UI" w:cs="Segoe UI"/>
+          <w:b/>
+          <w:bCs/>
+          <w:color w:val="2B2B2B"/>
+          <w:sz w:val="21"/>
+          <w:szCs w:val="21"/>
+        </w:rPr>
+        <w:t>Ilustrações:</w:t>
+      </w:r>
+      <w:r>
+        <w:rPr>
+          <w:rFonts w:ascii="Segoe UI" w:eastAsia="Times New Roman" w:hAnsi="Segoe UI" w:cs="Segoe UI"/>
+          <w:color w:val="2B2B2B"/>
+          <w:sz w:val="21"/>
+          <w:szCs w:val="21"/>
+        </w:rPr>
+        <w:t xml:space="preserve"> </w:t>
+      </w:r>
+      <w:r>
+        <w:rPr>
+          <w:rFonts w:ascii="Segoe UI" w:eastAsia="Times New Roman" w:hAnsi="Segoe UI" w:cs="Segoe UI"/>
+          <w:color w:val="2B2B2B"/>
+          <w:sz w:val="21"/>
+          <w:szCs w:val="21"/>
+        </w:rPr>
+        <w:t>Storyset (estilos Amico e Pana), sem fundo</w:t>
+      </w:r>
+      <w:r>
+        <w:rPr>
+          <w:rFonts w:ascii="Segoe UI" w:eastAsia="Times New Roman" w:hAnsi="Segoe UI" w:cs="Segoe UI"/>
+          <w:color w:val="2B2B2B"/>
+          <w:sz w:val="21"/>
+          <w:szCs w:val="21"/>
+        </w:rPr>
+        <w:t>, recoloridas a azul e laranja: a Ana com pressa, a D. Rosa inquieta, a Ana a preencher a ficha, a Ana ao telefone. O saco e os ícones (kit, ficha, telefone, casa, sair, relógio, contactos) foram desenhados no mesmo azul e laranja.</w:t>
+      </w:r>
+    </w:p>
+    <w:p>
+      <w:pPr>
+        <w:numPr>
+          <w:ilvl w:val="0"/>
+          <w:numId w:val="2"/>
+        </w:numPr>
+        <w:spacing w:before="60" w:after="60"/>
+        <w:rPr>
+          <w:rFonts w:ascii="Segoe UI" w:eastAsia="Times New Roman" w:hAnsi="Segoe UI" w:cs="Segoe UI"/>
+          <w:color w:val="2B2B2B"/>
+          <w:sz w:val="21"/>
+          <w:szCs w:val="21"/>
+        </w:rPr>
+      </w:pPr>
+      <w:r>
+        <w:rPr>
+          <w:rFonts w:ascii="Segoe UI" w:eastAsia="Times New Roman" w:hAnsi="Segoe UI" w:cs="Segoe UI"/>
+          <w:b/>
+          <w:bCs/>
+          <w:color w:val="2B2B2B"/>
+          <w:sz w:val="21"/>
+          <w:szCs w:val="21"/>
+        </w:rPr>
+        <w:t>Planos de pormenor</w:t>
+      </w:r>
+      <w:r>
+        <w:rPr>
+          <w:rFonts w:ascii="Segoe UI" w:eastAsia="Times New Roman" w:hAnsi="Segoe UI" w:cs="Segoe UI"/>
+          <w:color w:val="2B2B2B"/>
+          <w:sz w:val="21"/>
+          <w:szCs w:val="21"/>
+        </w:rPr>
+        <w:t xml:space="preserve"> (diap. 5): os objetos do kit a entrar no saco, filmados com o telemóvel e montados no Clipchamp. A checklist ao lado cresce um item por clique.</w:t>
+      </w:r>
+    </w:p>
+    <w:p>
+      <w:pPr>
+        <w:numPr>
+          <w:ilvl w:val="0"/>
+          <w:numId w:val="2"/>
+        </w:numPr>
+        <w:spacing w:before="60" w:after="60"/>
+        <w:rPr>
+          <w:rFonts w:ascii="Segoe UI" w:eastAsia="Times New Roman" w:hAnsi="Segoe UI" w:cs="Segoe UI"/>
+          <w:color w:val="2B2B2B"/>
+          <w:sz w:val="21"/>
+          <w:szCs w:val="21"/>
+        </w:rPr>
+      </w:pPr>
+      <w:r>
+        <w:rPr>
+          <w:rFonts w:ascii="Segoe UI" w:eastAsia="Times New Roman" w:hAnsi="Segoe UI" w:cs="Segoe UI"/>
+          <w:b/>
+          <w:bCs/>
+          <w:color w:val="2B2B2B"/>
+          <w:sz w:val="21"/>
+          <w:szCs w:val="21"/>
+        </w:rPr>
+        <w:t>Visita 3D</w:t>
+      </w:r>
+      <w:r>
+        <w:rPr>
+          <w:rFonts w:ascii="Segoe UI" w:eastAsia="Times New Roman" w:hAnsi="Segoe UI" w:cs="Segoe UI"/>
+          <w:color w:val="2B2B2B"/>
+          <w:sz w:val="21"/>
+          <w:szCs w:val="21"/>
+        </w:rPr>
+        <w:t xml:space="preserve"> (diap. 6): gravação de ecrã da visita, com as 8 etiquetas por cima (secção 4).</w:t>
+      </w:r>
+    </w:p>
+    <w:p>
+      <w:pPr>
+        <w:numPr>
+          <w:ilvl w:val="0"/>
+          <w:numId w:val="2"/>
+        </w:numPr>
+        <w:spacing w:before="60" w:after="60"/>
+        <w:rPr>
+          <w:rFonts w:ascii="Segoe UI" w:eastAsia="Times New Roman" w:hAnsi="Segoe UI" w:cs="Segoe UI"/>
+          <w:color w:val="2B2B2B"/>
+          <w:sz w:val="21"/>
+          <w:szCs w:val="21"/>
+        </w:rPr>
+      </w:pPr>
+      <w:r>
+        <w:rPr>
+          <w:rFonts w:ascii="Segoe UI" w:eastAsia="Times New Roman" w:hAnsi="Segoe UI" w:cs="Segoe UI"/>
+          <w:b/>
+          <w:bCs/>
+          <w:color w:val="2B2B2B"/>
+          <w:sz w:val="21"/>
+          <w:szCs w:val="21"/>
+        </w:rPr>
+        <w:t>Som:</w:t>
+      </w:r>
+      <w:r>
+        <w:rPr>
+          <w:rFonts w:ascii="Segoe UI" w:eastAsia="Times New Roman" w:hAnsi="Segoe UI" w:cs="Segoe UI"/>
+          <w:color w:val="2B2B2B"/>
+          <w:sz w:val="21"/>
+          <w:szCs w:val="21"/>
+        </w:rPr>
+        <w:t xml:space="preserve"> música calma «High Class» (Benjamin Andrews), a mesma da L1, muito baixa por baixo da voz; sirene e relógio da L1 no gancho.</w:t>
+      </w:r>
+    </w:p>
+    <w:p>
+      <w:pPr>
+        <w:pStyle w:val="Heading1"/>
+        <w:rPr>
+          <w:rFonts w:ascii="Segoe UI" w:eastAsia="Times New Roman" w:hAnsi="Segoe UI" w:cs="Segoe UI"/>
+        </w:rPr>
+      </w:pPr>
+      <w:r>
+        <w:rPr>
+          <w:rFonts w:ascii="Segoe UI" w:eastAsia="Times New Roman" w:hAnsi="Segoe UI" w:cs="Segoe UI"/>
+        </w:rPr>
+        <w:lastRenderedPageBreak/>
+        <w:t>4. Matterport · «Caça ao kit»</w:t>
+      </w:r>
+    </w:p>
+    <w:p>
+      <w:pPr>
+        <w:pStyle w:val="NormalWeb"/>
+        <w:rPr>
+          <w:rFonts w:ascii="Segoe UI" w:hAnsi="Segoe UI" w:cs="Segoe UI"/>
+          <w:color w:val="2B2B2B"/>
+          <w:sz w:val="21"/>
+          <w:szCs w:val="21"/>
+        </w:rPr>
+      </w:pPr>
+      <w:r>
+        <w:rPr>
+          <w:rFonts w:ascii="Segoe UI" w:hAnsi="Segoe UI" w:cs="Segoe UI"/>
+          <w:b/>
+          <w:bCs/>
+          <w:color w:val="2B2B2B"/>
+          <w:sz w:val="21"/>
+          <w:szCs w:val="21"/>
+        </w:rPr>
+        <w:t>Espaço:</w:t>
+      </w:r>
+      <w:r>
+        <w:rPr>
+          <w:rFonts w:ascii="Segoe UI" w:hAnsi="Segoe UI" w:cs="Segoe UI"/>
+          <w:color w:val="2B2B2B"/>
+          <w:sz w:val="21"/>
+          <w:szCs w:val="21"/>
+        </w:rPr>
+        <w:t xml:space="preserve"> Apartamento Turístico «La Tarasca» (Zamora, Espanha), partilhado por Inmobarrios no Matterport Discover: </w:t>
+      </w:r>
+      <w:hyperlink r:id="rId18" w:history="1">
+        <w:r>
+          <w:rPr>
+            <w:rStyle w:val="Hyperlink"/>
+            <w:rFonts w:ascii="Segoe UI" w:hAnsi="Segoe UI" w:cs="Segoe UI"/>
+            <w:sz w:val="21"/>
+            <w:szCs w:val="21"/>
+          </w:rPr>
+          <w:t>discover.matterport.com/space/R1sZEUzLrz9</w:t>
+        </w:r>
+      </w:hyperlink>
+      <w:r>
+        <w:rPr>
+          <w:rFonts w:ascii="Segoe UI" w:hAnsi="Segoe UI" w:cs="Segoe UI"/>
+          <w:color w:val="2B2B2B"/>
+          <w:sz w:val="21"/>
+          <w:szCs w:val="21"/>
+        </w:rPr>
+        <w:t>. Faz de «casa da D. Rosa». Foi escolhido por ter as divisões do roteiro (cozinha com frigorífico, sala com sofá e quadros, quarto, corredor, entrada) e mobília comum. A L1 deve usar o mesmo espaço, para ser a mesma casa (a confirmar com o grupo).</w:t>
+      </w:r>
+    </w:p>
+    <w:p>
+      <w:pPr>
+        <w:pStyle w:val="NormalWeb"/>
+        <w:rPr>
+          <w:rFonts w:ascii="Segoe UI" w:hAnsi="Segoe UI" w:cs="Segoe UI"/>
+          <w:color w:val="2B2B2B"/>
+          <w:sz w:val="21"/>
+          <w:szCs w:val="21"/>
+        </w:rPr>
+      </w:pPr>
+      <w:r>
+        <w:rPr>
+          <w:rFonts w:ascii="Segoe UI" w:hAnsi="Segoe UI" w:cs="Segoe UI"/>
+          <w:b/>
+          <w:bCs/>
+          <w:color w:val="2B2B2B"/>
+          <w:sz w:val="21"/>
+          <w:szCs w:val="21"/>
+        </w:rPr>
+        <w:t>Porquê o plano B:</w:t>
+      </w:r>
+      <w:r>
+        <w:rPr>
+          <w:rFonts w:ascii="Segoe UI" w:hAnsi="Segoe UI" w:cs="Segoe UI"/>
+          <w:color w:val="2B2B2B"/>
+          <w:sz w:val="21"/>
+          <w:szCs w:val="21"/>
+        </w:rPr>
+        <w:t xml:space="preserve"> os espaços do Discover não são editáveis, por isso as etiquetas não ficam dentro do Matterport. A visita foi gravada (66 s) e as etiquetas são caixas no PowerPoint, que entram e saem nos segundos certos do vídeo. A Udemy não aceita iframes, por isso o Matterport entra sempre por vídeo + link.</w:t>
+      </w:r>
+    </w:p>
+    <w:p>
+      <w:pPr>
+        <w:pStyle w:val="Heading2"/>
+        <w:rPr>
+          <w:rFonts w:ascii="Segoe UI" w:eastAsia="Times New Roman" w:hAnsi="Segoe UI" w:cs="Segoe UI"/>
+        </w:rPr>
+      </w:pPr>
+      <w:r>
+        <w:rPr>
+          <w:rFonts w:ascii="Segoe UI" w:eastAsia="Times New Roman" w:hAnsi="Segoe UI" w:cs="Segoe UI"/>
+        </w:rPr>
+        <w:t>Roteiro e etiquetas</w:t>
+      </w:r>
+    </w:p>
+    <w:tbl>
+      <w:tblPr>
+        <w:tblW w:w="5000" w:type="pct"/>
+        <w:tblCellMar>
+          <w:top w:w="15" w:type="dxa"/>
+          <w:left w:w="15" w:type="dxa"/>
+          <w:bottom w:w="15" w:type="dxa"/>
+          <w:right w:w="15" w:type="dxa"/>
+        </w:tblCellMar>
+        <w:tblLook w:val="04A0" w:firstRow="1" w:lastRow="0" w:firstColumn="1" w:lastColumn="0" w:noHBand="0" w:noVBand="1"/>
+      </w:tblPr>
+      <w:tblGrid>
+        <w:gridCol w:w="482"/>
+        <w:gridCol w:w="2123"/>
+        <w:gridCol w:w="2123"/>
+        <w:gridCol w:w="3957"/>
+        <w:gridCol w:w="965"/>
+      </w:tblGrid>
+      <w:tr>
+        <w:tc>
+          <w:tcPr>
+            <w:tcW w:w="250" w:type="pct"/>
+            <w:tcBorders>
+              <w:top w:val="single" w:sz="6" w:space="0" w:color="BBBBBB"/>
+              <w:left w:val="single" w:sz="6" w:space="0" w:color="BBBBBB"/>
+              <w:bottom w:val="single" w:sz="6" w:space="0" w:color="BBBBBB"/>
+              <w:right w:val="single" w:sz="6" w:space="0" w:color="BBBBBB"/>
+            </w:tcBorders>
+            <w:shd w:val="clear" w:color="auto" w:fill="ECEAE6"/>
+            <w:tcMar>
+              <w:top w:w="60" w:type="dxa"/>
+              <w:left w:w="100" w:type="dxa"/>
+              <w:bottom w:w="60" w:type="dxa"/>
+              <w:right w:w="100" w:type="dxa"/>
+            </w:tcMar>
+            <w:hideMark/>
+          </w:tcPr>
+          <w:p>
+            <w:pPr>
+              <w:spacing w:before="120" w:after="120"/>
+              <w:rPr>
+                <w:rFonts w:ascii="Segoe UI" w:eastAsia="Times New Roman" w:hAnsi="Segoe UI" w:cs="Segoe UI"/>
+                <w:b/>
+                <w:bCs/>
+                <w:color w:val="2B2B2B"/>
+                <w:sz w:val="19"/>
+                <w:szCs w:val="19"/>
+              </w:rPr>
+            </w:pPr>
+            <w:r>
+              <w:rPr>
+                <w:rFonts w:ascii="Segoe UI" w:eastAsia="Times New Roman" w:hAnsi="Segoe UI" w:cs="Segoe UI"/>
+                <w:b/>
+                <w:bCs/>
+                <w:color w:val="2B2B2B"/>
+                <w:sz w:val="19"/>
+                <w:szCs w:val="19"/>
+              </w:rPr>
+              <w:t>#</w:t>
+            </w:r>
+          </w:p>
+        </w:tc>
+        <w:tc>
+          <w:tcPr>
+            <w:tcW w:w="1100" w:type="pct"/>
+            <w:tcBorders>
+              <w:top w:val="single" w:sz="6" w:space="0" w:color="BBBBBB"/>
+              <w:left w:val="single" w:sz="6" w:space="0" w:color="BBBBBB"/>
+              <w:bottom w:val="single" w:sz="6" w:space="0" w:color="BBBBBB"/>
+              <w:right w:val="single" w:sz="6" w:space="0" w:color="BBBBBB"/>
+            </w:tcBorders>
+            <w:shd w:val="clear" w:color="auto" w:fill="ECEAE6"/>
+            <w:tcMar>
+              <w:top w:w="60" w:type="dxa"/>
+              <w:left w:w="100" w:type="dxa"/>
+              <w:bottom w:w="60" w:type="dxa"/>
+              <w:right w:w="100" w:type="dxa"/>
+            </w:tcMar>
+            <w:hideMark/>
+          </w:tcPr>
+          <w:p>
+            <w:pPr>
+              <w:spacing w:before="120" w:after="120"/>
+              <w:rPr>
+                <w:rFonts w:ascii="Segoe UI" w:eastAsia="Times New Roman" w:hAnsi="Segoe UI" w:cs="Segoe UI"/>
+                <w:b/>
+                <w:bCs/>
+                <w:color w:val="2B2B2B"/>
+                <w:sz w:val="19"/>
+                <w:szCs w:val="19"/>
+              </w:rPr>
+            </w:pPr>
+            <w:r>
+              <w:rPr>
+                <w:rFonts w:ascii="Segoe UI" w:eastAsia="Times New Roman" w:hAnsi="Segoe UI" w:cs="Segoe UI"/>
+                <w:b/>
+                <w:bCs/>
+                <w:color w:val="2B2B2B"/>
+                <w:sz w:val="19"/>
+                <w:szCs w:val="19"/>
+              </w:rPr>
+              <w:t>Paragem</w:t>
+            </w:r>
+          </w:p>
+        </w:tc>
+        <w:tc>
+          <w:tcPr>
+            <w:tcW w:w="1100" w:type="pct"/>
+            <w:tcBorders>
+              <w:top w:val="single" w:sz="6" w:space="0" w:color="BBBBBB"/>
+              <w:left w:val="single" w:sz="6" w:space="0" w:color="BBBBBB"/>
+              <w:bottom w:val="single" w:sz="6" w:space="0" w:color="BBBBBB"/>
+              <w:right w:val="single" w:sz="6" w:space="0" w:color="BBBBBB"/>
+            </w:tcBorders>
+            <w:shd w:val="clear" w:color="auto" w:fill="ECEAE6"/>
+            <w:tcMar>
+              <w:top w:w="60" w:type="dxa"/>
+              <w:left w:w="100" w:type="dxa"/>
+              <w:bottom w:w="60" w:type="dxa"/>
+              <w:right w:w="100" w:type="dxa"/>
+            </w:tcMar>
+            <w:hideMark/>
+          </w:tcPr>
+          <w:p>
+            <w:pPr>
+              <w:spacing w:before="120" w:after="120"/>
+              <w:rPr>
+                <w:rFonts w:ascii="Segoe UI" w:eastAsia="Times New Roman" w:hAnsi="Segoe UI" w:cs="Segoe UI"/>
+                <w:b/>
+                <w:bCs/>
+                <w:color w:val="2B2B2B"/>
+                <w:sz w:val="19"/>
+                <w:szCs w:val="19"/>
+              </w:rPr>
+            </w:pPr>
+            <w:r>
+              <w:rPr>
+                <w:rFonts w:ascii="Segoe UI" w:eastAsia="Times New Roman" w:hAnsi="Segoe UI" w:cs="Segoe UI"/>
+                <w:b/>
+                <w:bCs/>
+                <w:color w:val="2B2B2B"/>
+                <w:sz w:val="19"/>
+                <w:szCs w:val="19"/>
+              </w:rPr>
+              <w:t>Etiqueta</w:t>
+            </w:r>
+          </w:p>
+        </w:tc>
+        <w:tc>
+          <w:tcPr>
+            <w:tcW w:w="0" w:type="auto"/>
+            <w:tcBorders>
+              <w:top w:val="single" w:sz="6" w:space="0" w:color="BBBBBB"/>
+              <w:left w:val="single" w:sz="6" w:space="0" w:color="BBBBBB"/>
+              <w:bottom w:val="single" w:sz="6" w:space="0" w:color="BBBBBB"/>
+              <w:right w:val="single" w:sz="6" w:space="0" w:color="BBBBBB"/>
+            </w:tcBorders>
+            <w:shd w:val="clear" w:color="auto" w:fill="ECEAE6"/>
+            <w:tcMar>
+              <w:top w:w="60" w:type="dxa"/>
+              <w:left w:w="100" w:type="dxa"/>
+              <w:bottom w:w="60" w:type="dxa"/>
+              <w:right w:w="100" w:type="dxa"/>
+            </w:tcMar>
+            <w:hideMark/>
+          </w:tcPr>
+          <w:p>
+            <w:pPr>
+              <w:spacing w:before="120" w:after="120"/>
+              <w:rPr>
+                <w:rFonts w:ascii="Segoe UI" w:eastAsia="Times New Roman" w:hAnsi="Segoe UI" w:cs="Segoe UI"/>
+                <w:b/>
+                <w:bCs/>
+                <w:color w:val="2B2B2B"/>
+                <w:sz w:val="19"/>
+                <w:szCs w:val="19"/>
+              </w:rPr>
+            </w:pPr>
+            <w:r>
+              <w:rPr>
+                <w:rFonts w:ascii="Segoe UI" w:eastAsia="Times New Roman" w:hAnsi="Segoe UI" w:cs="Segoe UI"/>
+                <w:b/>
+                <w:bCs/>
+                <w:color w:val="2B2B2B"/>
+                <w:sz w:val="19"/>
+                <w:szCs w:val="19"/>
+              </w:rPr>
+              <w:t>Texto</w:t>
+            </w:r>
+          </w:p>
+        </w:tc>
+        <w:tc>
+          <w:tcPr>
+            <w:tcW w:w="500" w:type="pct"/>
+            <w:tcBorders>
+              <w:top w:val="single" w:sz="6" w:space="0" w:color="BBBBBB"/>
+              <w:left w:val="single" w:sz="6" w:space="0" w:color="BBBBBB"/>
+              <w:bottom w:val="single" w:sz="6" w:space="0" w:color="BBBBBB"/>
+              <w:right w:val="single" w:sz="6" w:space="0" w:color="BBBBBB"/>
+            </w:tcBorders>
+            <w:shd w:val="clear" w:color="auto" w:fill="ECEAE6"/>
+            <w:tcMar>
+              <w:top w:w="60" w:type="dxa"/>
+              <w:left w:w="100" w:type="dxa"/>
+              <w:bottom w:w="60" w:type="dxa"/>
+              <w:right w:w="100" w:type="dxa"/>
+            </w:tcMar>
+            <w:hideMark/>
+          </w:tcPr>
+          <w:p>
+            <w:pPr>
+              <w:spacing w:before="120" w:after="120"/>
+              <w:rPr>
+                <w:rFonts w:ascii="Segoe UI" w:eastAsia="Times New Roman" w:hAnsi="Segoe UI" w:cs="Segoe UI"/>
+                <w:b/>
+                <w:bCs/>
+                <w:color w:val="2B2B2B"/>
+                <w:sz w:val="19"/>
+                <w:szCs w:val="19"/>
+              </w:rPr>
+            </w:pPr>
+            <w:r>
+              <w:rPr>
+                <w:rFonts w:ascii="Segoe UI" w:eastAsia="Times New Roman" w:hAnsi="Segoe UI" w:cs="Segoe UI"/>
+                <w:b/>
+                <w:bCs/>
+                <w:color w:val="2B2B2B"/>
+                <w:sz w:val="19"/>
+                <w:szCs w:val="19"/>
+              </w:rPr>
+              <w:t>Vídeo (s)</w:t>
+            </w:r>
+          </w:p>
+        </w:tc>
+      </w:tr>
+      <w:tr>
+        <w:tc>
+          <w:tcPr>
+            <w:tcW w:w="0" w:type="auto"/>
+            <w:tcBorders>
+              <w:top w:val="single" w:sz="6" w:space="0" w:color="BBBBBB"/>
+              <w:left w:val="single" w:sz="6" w:space="0" w:color="BBBBBB"/>
+              <w:bottom w:val="single" w:sz="6" w:space="0" w:color="BBBBBB"/>
+              <w:right w:val="single" w:sz="6" w:space="0" w:color="BBBBBB"/>
+            </w:tcBorders>
+            <w:tcMar>
+              <w:top w:w="60" w:type="dxa"/>
+              <w:left w:w="100" w:type="dxa"/>
+              <w:bottom w:w="60" w:type="dxa"/>
+              <w:right w:w="100" w:type="dxa"/>
+            </w:tcMar>
+            <w:hideMark/>
+          </w:tcPr>
+          <w:p>
+            <w:pPr>
+              <w:spacing w:before="120" w:after="120"/>
+              <w:rPr>
+                <w:rFonts w:ascii="Segoe UI" w:eastAsia="Times New Roman" w:hAnsi="Segoe UI" w:cs="Segoe UI"/>
+                <w:color w:val="2B2B2B"/>
+                <w:sz w:val="19"/>
+                <w:szCs w:val="19"/>
+              </w:rPr>
+            </w:pPr>
+            <w:r>
+              <w:rPr>
+                <w:rFonts w:ascii="Segoe UI" w:eastAsia="Times New Roman" w:hAnsi="Segoe UI" w:cs="Segoe UI"/>
+                <w:color w:val="2B2B2B"/>
+                <w:sz w:val="19"/>
+                <w:szCs w:val="19"/>
+              </w:rPr>
+              <w:t>1</w:t>
+            </w:r>
+          </w:p>
+        </w:tc>
+        <w:tc>
+          <w:tcPr>
+            <w:tcW w:w="0" w:type="auto"/>
+            <w:tcBorders>
+              <w:top w:val="single" w:sz="6" w:space="0" w:color="BBBBBB"/>
+              <w:left w:val="single" w:sz="6" w:space="0" w:color="BBBBBB"/>
+              <w:bottom w:val="single" w:sz="6" w:space="0" w:color="BBBBBB"/>
+              <w:right w:val="single" w:sz="6" w:space="0" w:color="BBBBBB"/>
+            </w:tcBorders>
+            <w:tcMar>
+              <w:top w:w="60" w:type="dxa"/>
+              <w:left w:w="100" w:type="dxa"/>
+              <w:bottom w:w="60" w:type="dxa"/>
+              <w:right w:w="100" w:type="dxa"/>
+            </w:tcMar>
+            <w:hideMark/>
+          </w:tcPr>
+          <w:p>
+            <w:pPr>
+              <w:spacing w:before="120" w:after="120"/>
+              <w:rPr>
+                <w:rFonts w:ascii="Segoe UI" w:eastAsia="Times New Roman" w:hAnsi="Segoe UI" w:cs="Segoe UI"/>
+                <w:color w:val="2B2B2B"/>
+                <w:sz w:val="19"/>
+                <w:szCs w:val="19"/>
+              </w:rPr>
+            </w:pPr>
+            <w:r>
+              <w:rPr>
+                <w:rFonts w:ascii="Segoe UI" w:eastAsia="Times New Roman" w:hAnsi="Segoe UI" w:cs="Segoe UI"/>
+                <w:color w:val="2B2B2B"/>
+                <w:sz w:val="19"/>
+                <w:szCs w:val="19"/>
+              </w:rPr>
+              <w:t>Cozinha</w:t>
+            </w:r>
+          </w:p>
+        </w:tc>
+        <w:tc>
+          <w:tcPr>
+            <w:tcW w:w="0" w:type="auto"/>
+            <w:tcBorders>
+              <w:top w:val="single" w:sz="6" w:space="0" w:color="BBBBBB"/>
+              <w:left w:val="single" w:sz="6" w:space="0" w:color="BBBBBB"/>
+              <w:bottom w:val="single" w:sz="6" w:space="0" w:color="BBBBBB"/>
+              <w:right w:val="single" w:sz="6" w:space="0" w:color="BBBBBB"/>
+            </w:tcBorders>
+            <w:tcMar>
+              <w:top w:w="60" w:type="dxa"/>
+              <w:left w:w="100" w:type="dxa"/>
+              <w:bottom w:w="60" w:type="dxa"/>
+              <w:right w:w="100" w:type="dxa"/>
+            </w:tcMar>
+            <w:hideMark/>
+          </w:tcPr>
+          <w:p>
+            <w:pPr>
+              <w:spacing w:before="120" w:after="120"/>
+              <w:rPr>
+                <w:rFonts w:ascii="Segoe UI" w:eastAsia="Times New Roman" w:hAnsi="Segoe UI" w:cs="Segoe UI"/>
+                <w:b/>
+                <w:bCs/>
+                <w:color w:val="2F6DB5"/>
+                <w:sz w:val="19"/>
+                <w:szCs w:val="19"/>
+              </w:rPr>
+            </w:pPr>
+            <w:r>
+              <w:rPr>
+                <w:rFonts w:ascii="Segoe UI" w:eastAsia="Times New Roman" w:hAnsi="Segoe UI" w:cs="Segoe UI"/>
+                <w:b/>
+                <w:bCs/>
+                <w:color w:val="2F6DB5"/>
+                <w:sz w:val="19"/>
+                <w:szCs w:val="19"/>
+              </w:rPr>
+              <w:t>L2 · Medicação</w:t>
+            </w:r>
+          </w:p>
+        </w:tc>
+        <w:tc>
+          <w:tcPr>
+            <w:tcW w:w="0" w:type="auto"/>
+            <w:tcBorders>
+              <w:top w:val="single" w:sz="6" w:space="0" w:color="BBBBBB"/>
+              <w:left w:val="single" w:sz="6" w:space="0" w:color="BBBBBB"/>
+              <w:bottom w:val="single" w:sz="6" w:space="0" w:color="BBBBBB"/>
+              <w:right w:val="single" w:sz="6" w:space="0" w:color="BBBBBB"/>
+            </w:tcBorders>
+            <w:tcMar>
+              <w:top w:w="60" w:type="dxa"/>
+              <w:left w:w="100" w:type="dxa"/>
+              <w:bottom w:w="60" w:type="dxa"/>
+              <w:right w:w="100" w:type="dxa"/>
+            </w:tcMar>
+            <w:hideMark/>
+          </w:tcPr>
+          <w:p>
+            <w:pPr>
+              <w:spacing w:before="120" w:after="120"/>
+              <w:rPr>
+                <w:rFonts w:ascii="Segoe UI" w:eastAsia="Times New Roman" w:hAnsi="Segoe UI" w:cs="Segoe UI"/>
+                <w:color w:val="2B2B2B"/>
+                <w:sz w:val="19"/>
+                <w:szCs w:val="19"/>
+              </w:rPr>
+            </w:pPr>
+            <w:r>
+              <w:rPr>
+                <w:rFonts w:ascii="Segoe UI" w:eastAsia="Times New Roman" w:hAnsi="Segoe UI" w:cs="Segoe UI"/>
+                <w:color w:val="2B2B2B"/>
+                <w:sz w:val="19"/>
+                <w:szCs w:val="19"/>
+              </w:rPr>
+              <w:t>A medicação e as receitas da D. Rosa. No kit vai o suficiente para alguns dias e a lista atualizada.</w:t>
+            </w:r>
+          </w:p>
+        </w:tc>
+        <w:tc>
+          <w:tcPr>
+            <w:tcW w:w="0" w:type="auto"/>
+            <w:tcBorders>
+              <w:top w:val="single" w:sz="6" w:space="0" w:color="BBBBBB"/>
+              <w:left w:val="single" w:sz="6" w:space="0" w:color="BBBBBB"/>
+              <w:bottom w:val="single" w:sz="6" w:space="0" w:color="BBBBBB"/>
+              <w:right w:val="single" w:sz="6" w:space="0" w:color="BBBBBB"/>
+            </w:tcBorders>
+            <w:tcMar>
+              <w:top w:w="60" w:type="dxa"/>
+              <w:left w:w="100" w:type="dxa"/>
+              <w:bottom w:w="60" w:type="dxa"/>
+              <w:right w:w="100" w:type="dxa"/>
+            </w:tcMar>
+            <w:hideMark/>
+          </w:tcPr>
+          <w:p>
+            <w:pPr>
+              <w:spacing w:before="120" w:after="120"/>
+              <w:rPr>
+                <w:rFonts w:ascii="Segoe UI" w:eastAsia="Times New Roman" w:hAnsi="Segoe UI" w:cs="Segoe UI"/>
+                <w:color w:val="2B2B2B"/>
+                <w:sz w:val="19"/>
+                <w:szCs w:val="19"/>
+              </w:rPr>
+            </w:pPr>
+            <w:r>
+              <w:rPr>
+                <w:rFonts w:ascii="Segoe UI" w:eastAsia="Times New Roman" w:hAnsi="Segoe UI" w:cs="Segoe UI"/>
+                <w:color w:val="2B2B2B"/>
+                <w:sz w:val="19"/>
+                <w:szCs w:val="19"/>
+              </w:rPr>
+              <w:t>0–10</w:t>
+            </w:r>
+          </w:p>
+        </w:tc>
+      </w:tr>
+      <w:tr>
+        <w:tc>
+          <w:tcPr>
+            <w:tcW w:w="0" w:type="auto"/>
+            <w:tcBorders>
+              <w:top w:val="single" w:sz="6" w:space="0" w:color="BBBBBB"/>
+              <w:left w:val="single" w:sz="6" w:space="0" w:color="BBBBBB"/>
+              <w:bottom w:val="single" w:sz="6" w:space="0" w:color="BBBBBB"/>
+              <w:right w:val="single" w:sz="6" w:space="0" w:color="BBBBBB"/>
+            </w:tcBorders>
+            <w:tcMar>
+              <w:top w:w="60" w:type="dxa"/>
+              <w:left w:w="100" w:type="dxa"/>
+              <w:bottom w:w="60" w:type="dxa"/>
+              <w:right w:w="100" w:type="dxa"/>
+            </w:tcMar>
+            <w:hideMark/>
+          </w:tcPr>
+          <w:p>
+            <w:pPr>
+              <w:spacing w:before="120" w:after="120"/>
+              <w:rPr>
+                <w:rFonts w:ascii="Segoe UI" w:eastAsia="Times New Roman" w:hAnsi="Segoe UI" w:cs="Segoe UI"/>
+                <w:color w:val="2B2B2B"/>
+                <w:sz w:val="19"/>
+                <w:szCs w:val="19"/>
+              </w:rPr>
+            </w:pPr>
+            <w:r>
+              <w:rPr>
+                <w:rFonts w:ascii="Segoe UI" w:eastAsia="Times New Roman" w:hAnsi="Segoe UI" w:cs="Segoe UI"/>
+                <w:color w:val="2B2B2B"/>
+                <w:sz w:val="19"/>
+                <w:szCs w:val="19"/>
+              </w:rPr>
+              <w:t>2</w:t>
+            </w:r>
+          </w:p>
+        </w:tc>
+        <w:tc>
+          <w:tcPr>
+            <w:tcW w:w="0" w:type="auto"/>
+            <w:tcBorders>
+              <w:top w:val="single" w:sz="6" w:space="0" w:color="BBBBBB"/>
+              <w:left w:val="single" w:sz="6" w:space="0" w:color="BBBBBB"/>
+              <w:bottom w:val="single" w:sz="6" w:space="0" w:color="BBBBBB"/>
+              <w:right w:val="single" w:sz="6" w:space="0" w:color="BBBBBB"/>
+            </w:tcBorders>
+            <w:tcMar>
+              <w:top w:w="60" w:type="dxa"/>
+              <w:left w:w="100" w:type="dxa"/>
+              <w:bottom w:w="60" w:type="dxa"/>
+              <w:right w:w="100" w:type="dxa"/>
+            </w:tcMar>
+            <w:hideMark/>
+          </w:tcPr>
+          <w:p>
+            <w:pPr>
+              <w:spacing w:before="120" w:after="120"/>
+              <w:rPr>
+                <w:rFonts w:ascii="Segoe UI" w:eastAsia="Times New Roman" w:hAnsi="Segoe UI" w:cs="Segoe UI"/>
+                <w:color w:val="2B2B2B"/>
+                <w:sz w:val="19"/>
+                <w:szCs w:val="19"/>
+              </w:rPr>
+            </w:pPr>
+            <w:r>
+              <w:rPr>
+                <w:rFonts w:ascii="Segoe UI" w:eastAsia="Times New Roman" w:hAnsi="Segoe UI" w:cs="Segoe UI"/>
+                <w:color w:val="2B2B2B"/>
+                <w:sz w:val="19"/>
+                <w:szCs w:val="19"/>
+              </w:rPr>
+              <w:t>Frigorífico</w:t>
+            </w:r>
+          </w:p>
+        </w:tc>
+        <w:tc>
+          <w:tcPr>
+            <w:tcW w:w="0" w:type="auto"/>
+            <w:tcBorders>
+              <w:top w:val="single" w:sz="6" w:space="0" w:color="BBBBBB"/>
+              <w:left w:val="single" w:sz="6" w:space="0" w:color="BBBBBB"/>
+              <w:bottom w:val="single" w:sz="6" w:space="0" w:color="BBBBBB"/>
+              <w:right w:val="single" w:sz="6" w:space="0" w:color="BBBBBB"/>
+            </w:tcBorders>
+            <w:tcMar>
+              <w:top w:w="60" w:type="dxa"/>
+              <w:left w:w="100" w:type="dxa"/>
+              <w:bottom w:w="60" w:type="dxa"/>
+              <w:right w:w="100" w:type="dxa"/>
+            </w:tcMar>
+            <w:hideMark/>
+          </w:tcPr>
+          <w:p>
+            <w:pPr>
+              <w:spacing w:before="120" w:after="120"/>
+              <w:rPr>
+                <w:rFonts w:ascii="Segoe UI" w:eastAsia="Times New Roman" w:hAnsi="Segoe UI" w:cs="Segoe UI"/>
+                <w:b/>
+                <w:bCs/>
+                <w:color w:val="2F6DB5"/>
+                <w:sz w:val="19"/>
+                <w:szCs w:val="19"/>
+              </w:rPr>
+            </w:pPr>
+            <w:r>
+              <w:rPr>
+                <w:rFonts w:ascii="Segoe UI" w:eastAsia="Times New Roman" w:hAnsi="Segoe UI" w:cs="Segoe UI"/>
+                <w:b/>
+                <w:bCs/>
+                <w:color w:val="2F6DB5"/>
+                <w:sz w:val="19"/>
+                <w:szCs w:val="19"/>
+              </w:rPr>
+              <w:t>L2 · Ficha da pessoa</w:t>
+            </w:r>
+          </w:p>
+        </w:tc>
+        <w:tc>
+          <w:tcPr>
+            <w:tcW w:w="0" w:type="auto"/>
+            <w:tcBorders>
+              <w:top w:val="single" w:sz="6" w:space="0" w:color="BBBBBB"/>
+              <w:left w:val="single" w:sz="6" w:space="0" w:color="BBBBBB"/>
+              <w:bottom w:val="single" w:sz="6" w:space="0" w:color="BBBBBB"/>
+              <w:right w:val="single" w:sz="6" w:space="0" w:color="BBBBBB"/>
+            </w:tcBorders>
+            <w:tcMar>
+              <w:top w:w="60" w:type="dxa"/>
+              <w:left w:w="100" w:type="dxa"/>
+              <w:bottom w:w="60" w:type="dxa"/>
+              <w:right w:w="100" w:type="dxa"/>
+            </w:tcMar>
+            <w:hideMark/>
+          </w:tcPr>
+          <w:p>
+            <w:pPr>
+              <w:spacing w:before="120" w:after="120"/>
+              <w:rPr>
+                <w:rFonts w:ascii="Segoe UI" w:eastAsia="Times New Roman" w:hAnsi="Segoe UI" w:cs="Segoe UI"/>
+                <w:color w:val="2B2B2B"/>
+                <w:sz w:val="19"/>
+                <w:szCs w:val="19"/>
+              </w:rPr>
+            </w:pPr>
+            <w:r>
+              <w:rPr>
+                <w:rFonts w:ascii="Segoe UI" w:eastAsia="Times New Roman" w:hAnsi="Segoe UI" w:cs="Segoe UI"/>
+                <w:color w:val="2B2B2B"/>
+                <w:sz w:val="19"/>
+                <w:szCs w:val="19"/>
+              </w:rPr>
+              <w:t>Uma folha com o que a D. Rosa precisa. Uma cópia aqui, outra no kit.</w:t>
+            </w:r>
+          </w:p>
+        </w:tc>
+        <w:tc>
+          <w:tcPr>
+            <w:tcW w:w="0" w:type="auto"/>
+            <w:tcBorders>
+              <w:top w:val="single" w:sz="6" w:space="0" w:color="BBBBBB"/>
+              <w:left w:val="single" w:sz="6" w:space="0" w:color="BBBBBB"/>
+              <w:bottom w:val="single" w:sz="6" w:space="0" w:color="BBBBBB"/>
+              <w:right w:val="single" w:sz="6" w:space="0" w:color="BBBBBB"/>
+            </w:tcBorders>
+            <w:tcMar>
+              <w:top w:w="60" w:type="dxa"/>
+              <w:left w:w="100" w:type="dxa"/>
+              <w:bottom w:w="60" w:type="dxa"/>
+              <w:right w:w="100" w:type="dxa"/>
+            </w:tcMar>
+            <w:hideMark/>
+          </w:tcPr>
+          <w:p>
+            <w:pPr>
+              <w:spacing w:before="120" w:after="120"/>
+              <w:rPr>
+                <w:rFonts w:ascii="Segoe UI" w:eastAsia="Times New Roman" w:hAnsi="Segoe UI" w:cs="Segoe UI"/>
+                <w:color w:val="2B2B2B"/>
+                <w:sz w:val="19"/>
+                <w:szCs w:val="19"/>
+              </w:rPr>
+            </w:pPr>
+            <w:r>
+              <w:rPr>
+                <w:rFonts w:ascii="Segoe UI" w:eastAsia="Times New Roman" w:hAnsi="Segoe UI" w:cs="Segoe UI"/>
+                <w:color w:val="2B2B2B"/>
+                <w:sz w:val="19"/>
+                <w:szCs w:val="19"/>
+              </w:rPr>
+              <w:t>14–19</w:t>
+            </w:r>
+          </w:p>
+        </w:tc>
+      </w:tr>
+      <w:tr>
+        <w:tc>
+          <w:tcPr>
+            <w:tcW w:w="0" w:type="auto"/>
+            <w:tcBorders>
+              <w:top w:val="single" w:sz="6" w:space="0" w:color="BBBBBB"/>
+              <w:left w:val="single" w:sz="6" w:space="0" w:color="BBBBBB"/>
+              <w:bottom w:val="single" w:sz="6" w:space="0" w:color="BBBBBB"/>
+              <w:right w:val="single" w:sz="6" w:space="0" w:color="BBBBBB"/>
+            </w:tcBorders>
+            <w:tcMar>
+              <w:top w:w="60" w:type="dxa"/>
+              <w:left w:w="100" w:type="dxa"/>
+              <w:bottom w:w="60" w:type="dxa"/>
+              <w:right w:w="100" w:type="dxa"/>
+            </w:tcMar>
+            <w:hideMark/>
+          </w:tcPr>
+          <w:p>
+            <w:pPr>
+              <w:spacing w:before="120" w:after="120"/>
+              <w:rPr>
+                <w:rFonts w:ascii="Segoe UI" w:eastAsia="Times New Roman" w:hAnsi="Segoe UI" w:cs="Segoe UI"/>
+                <w:color w:val="2B2B2B"/>
+                <w:sz w:val="19"/>
+                <w:szCs w:val="19"/>
+              </w:rPr>
+            </w:pPr>
+            <w:r>
+              <w:rPr>
+                <w:rFonts w:ascii="Segoe UI" w:eastAsia="Times New Roman" w:hAnsi="Segoe UI" w:cs="Segoe UI"/>
+                <w:color w:val="2B2B2B"/>
+                <w:sz w:val="19"/>
+                <w:szCs w:val="19"/>
+              </w:rPr>
+              <w:t>3</w:t>
+            </w:r>
+          </w:p>
+        </w:tc>
+        <w:tc>
+          <w:tcPr>
+            <w:tcW w:w="0" w:type="auto"/>
+            <w:tcBorders>
+              <w:top w:val="single" w:sz="6" w:space="0" w:color="BBBBBB"/>
+              <w:left w:val="single" w:sz="6" w:space="0" w:color="BBBBBB"/>
+              <w:bottom w:val="single" w:sz="6" w:space="0" w:color="BBBBBB"/>
+              <w:right w:val="single" w:sz="6" w:space="0" w:color="BBBBBB"/>
+            </w:tcBorders>
+            <w:tcMar>
+              <w:top w:w="60" w:type="dxa"/>
+              <w:left w:w="100" w:type="dxa"/>
+              <w:bottom w:w="60" w:type="dxa"/>
+              <w:right w:w="100" w:type="dxa"/>
+            </w:tcMar>
+            <w:hideMark/>
+          </w:tcPr>
+          <w:p>
+            <w:pPr>
+              <w:spacing w:before="120" w:after="120"/>
+              <w:rPr>
+                <w:rFonts w:ascii="Segoe UI" w:eastAsia="Times New Roman" w:hAnsi="Segoe UI" w:cs="Segoe UI"/>
+                <w:color w:val="2B2B2B"/>
+                <w:sz w:val="19"/>
+                <w:szCs w:val="19"/>
+              </w:rPr>
+            </w:pPr>
+            <w:r>
+              <w:rPr>
+                <w:rFonts w:ascii="Segoe UI" w:eastAsia="Times New Roman" w:hAnsi="Segoe UI" w:cs="Segoe UI"/>
+                <w:color w:val="2B2B2B"/>
+                <w:sz w:val="19"/>
+                <w:szCs w:val="19"/>
+              </w:rPr>
+              <w:t>Sala: sofá</w:t>
+            </w:r>
+          </w:p>
+        </w:tc>
+        <w:tc>
+          <w:tcPr>
+            <w:tcW w:w="0" w:type="auto"/>
+            <w:tcBorders>
+              <w:top w:val="single" w:sz="6" w:space="0" w:color="BBBBBB"/>
+              <w:left w:val="single" w:sz="6" w:space="0" w:color="BBBBBB"/>
+              <w:bottom w:val="single" w:sz="6" w:space="0" w:color="BBBBBB"/>
+              <w:right w:val="single" w:sz="6" w:space="0" w:color="BBBBBB"/>
+            </w:tcBorders>
+            <w:tcMar>
+              <w:top w:w="60" w:type="dxa"/>
+              <w:left w:w="100" w:type="dxa"/>
+              <w:bottom w:w="60" w:type="dxa"/>
+              <w:right w:w="100" w:type="dxa"/>
+            </w:tcMar>
+            <w:hideMark/>
+          </w:tcPr>
+          <w:p>
+            <w:pPr>
+              <w:spacing w:before="120" w:after="120"/>
+              <w:rPr>
+                <w:rFonts w:ascii="Segoe UI" w:eastAsia="Times New Roman" w:hAnsi="Segoe UI" w:cs="Segoe UI"/>
+                <w:b/>
+                <w:bCs/>
+                <w:color w:val="2F6DB5"/>
+                <w:sz w:val="19"/>
+                <w:szCs w:val="19"/>
+              </w:rPr>
+            </w:pPr>
+            <w:r>
+              <w:rPr>
+                <w:rFonts w:ascii="Segoe UI" w:eastAsia="Times New Roman" w:hAnsi="Segoe UI" w:cs="Segoe UI"/>
+                <w:b/>
+                <w:bCs/>
+                <w:color w:val="2F6DB5"/>
+                <w:sz w:val="19"/>
+                <w:szCs w:val="19"/>
+              </w:rPr>
+              <w:t>L2 · Objeto de conforto</w:t>
+            </w:r>
+          </w:p>
+        </w:tc>
+        <w:tc>
+          <w:tcPr>
+            <w:tcW w:w="0" w:type="auto"/>
+            <w:tcBorders>
+              <w:top w:val="single" w:sz="6" w:space="0" w:color="BBBBBB"/>
+              <w:left w:val="single" w:sz="6" w:space="0" w:color="BBBBBB"/>
+              <w:bottom w:val="single" w:sz="6" w:space="0" w:color="BBBBBB"/>
+              <w:right w:val="single" w:sz="6" w:space="0" w:color="BBBBBB"/>
+            </w:tcBorders>
+            <w:tcMar>
+              <w:top w:w="60" w:type="dxa"/>
+              <w:left w:w="100" w:type="dxa"/>
+              <w:bottom w:w="60" w:type="dxa"/>
+              <w:right w:w="100" w:type="dxa"/>
+            </w:tcMar>
+            <w:hideMark/>
+          </w:tcPr>
+          <w:p>
+            <w:pPr>
+              <w:spacing w:before="120" w:after="120"/>
+              <w:rPr>
+                <w:rFonts w:ascii="Segoe UI" w:eastAsia="Times New Roman" w:hAnsi="Segoe UI" w:cs="Segoe UI"/>
+                <w:color w:val="2B2B2B"/>
+                <w:sz w:val="19"/>
+                <w:szCs w:val="19"/>
+              </w:rPr>
+            </w:pPr>
+            <w:r>
+              <w:rPr>
+                <w:rFonts w:ascii="Segoe UI" w:eastAsia="Times New Roman" w:hAnsi="Segoe UI" w:cs="Segoe UI"/>
+                <w:color w:val="2B2B2B"/>
+                <w:sz w:val="19"/>
+                <w:szCs w:val="19"/>
+              </w:rPr>
+              <w:t>A manta do sofá acalma a D. Rosa. Num sítio estranho, o que é familiar ajuda.</w:t>
+            </w:r>
+          </w:p>
+        </w:tc>
+        <w:tc>
+          <w:tcPr>
+            <w:tcW w:w="0" w:type="auto"/>
+            <w:tcBorders>
+              <w:top w:val="single" w:sz="6" w:space="0" w:color="BBBBBB"/>
+              <w:left w:val="single" w:sz="6" w:space="0" w:color="BBBBBB"/>
+              <w:bottom w:val="single" w:sz="6" w:space="0" w:color="BBBBBB"/>
+              <w:right w:val="single" w:sz="6" w:space="0" w:color="BBBBBB"/>
+            </w:tcBorders>
+            <w:tcMar>
+              <w:top w:w="60" w:type="dxa"/>
+              <w:left w:w="100" w:type="dxa"/>
+              <w:bottom w:w="60" w:type="dxa"/>
+              <w:right w:w="100" w:type="dxa"/>
+            </w:tcMar>
+            <w:hideMark/>
+          </w:tcPr>
+          <w:p>
+            <w:pPr>
+              <w:spacing w:before="120" w:after="120"/>
+              <w:rPr>
+                <w:rFonts w:ascii="Segoe UI" w:eastAsia="Times New Roman" w:hAnsi="Segoe UI" w:cs="Segoe UI"/>
+                <w:color w:val="2B2B2B"/>
+                <w:sz w:val="19"/>
+                <w:szCs w:val="19"/>
+              </w:rPr>
+            </w:pPr>
+            <w:r>
+              <w:rPr>
+                <w:rFonts w:ascii="Segoe UI" w:eastAsia="Times New Roman" w:hAnsi="Segoe UI" w:cs="Segoe UI"/>
+                <w:color w:val="2B2B2B"/>
+                <w:sz w:val="19"/>
+                <w:szCs w:val="19"/>
+              </w:rPr>
+              <w:t>24–30</w:t>
+            </w:r>
+          </w:p>
+        </w:tc>
+      </w:tr>
+      <w:tr>
+        <w:tc>
+          <w:tcPr>
+            <w:tcW w:w="0" w:type="auto"/>
+            <w:tcBorders>
+              <w:top w:val="single" w:sz="6" w:space="0" w:color="BBBBBB"/>
+              <w:left w:val="single" w:sz="6" w:space="0" w:color="BBBBBB"/>
+              <w:bottom w:val="single" w:sz="6" w:space="0" w:color="BBBBBB"/>
+              <w:right w:val="single" w:sz="6" w:space="0" w:color="BBBBBB"/>
+            </w:tcBorders>
+            <w:tcMar>
+              <w:top w:w="60" w:type="dxa"/>
+              <w:left w:w="100" w:type="dxa"/>
+              <w:bottom w:w="60" w:type="dxa"/>
+              <w:right w:w="100" w:type="dxa"/>
+            </w:tcMar>
+            <w:hideMark/>
+          </w:tcPr>
+          <w:p>
+            <w:pPr>
+              <w:spacing w:before="120" w:after="120"/>
+              <w:rPr>
+                <w:rFonts w:ascii="Segoe UI" w:eastAsia="Times New Roman" w:hAnsi="Segoe UI" w:cs="Segoe UI"/>
+                <w:color w:val="2B2B2B"/>
+                <w:sz w:val="19"/>
+                <w:szCs w:val="19"/>
+              </w:rPr>
+            </w:pPr>
+            <w:r>
+              <w:rPr>
+                <w:rFonts w:ascii="Segoe UI" w:eastAsia="Times New Roman" w:hAnsi="Segoe UI" w:cs="Segoe UI"/>
+                <w:color w:val="2B2B2B"/>
+                <w:sz w:val="19"/>
+                <w:szCs w:val="19"/>
+              </w:rPr>
+              <w:t>4</w:t>
+            </w:r>
+          </w:p>
+        </w:tc>
+        <w:tc>
+          <w:tcPr>
+            <w:tcW w:w="0" w:type="auto"/>
+            <w:tcBorders>
+              <w:top w:val="single" w:sz="6" w:space="0" w:color="BBBBBB"/>
+              <w:left w:val="single" w:sz="6" w:space="0" w:color="BBBBBB"/>
+              <w:bottom w:val="single" w:sz="6" w:space="0" w:color="BBBBBB"/>
+              <w:right w:val="single" w:sz="6" w:space="0" w:color="BBBBBB"/>
+            </w:tcBorders>
+            <w:tcMar>
+              <w:top w:w="60" w:type="dxa"/>
+              <w:left w:w="100" w:type="dxa"/>
+              <w:bottom w:w="60" w:type="dxa"/>
+              <w:right w:w="100" w:type="dxa"/>
+            </w:tcMar>
+            <w:hideMark/>
+          </w:tcPr>
+          <w:p>
+            <w:pPr>
+              <w:spacing w:before="120" w:after="120"/>
+              <w:rPr>
+                <w:rFonts w:ascii="Segoe UI" w:eastAsia="Times New Roman" w:hAnsi="Segoe UI" w:cs="Segoe UI"/>
+                <w:color w:val="2B2B2B"/>
+                <w:sz w:val="19"/>
+                <w:szCs w:val="19"/>
+              </w:rPr>
+            </w:pPr>
+            <w:r>
+              <w:rPr>
+                <w:rFonts w:ascii="Segoe UI" w:eastAsia="Times New Roman" w:hAnsi="Segoe UI" w:cs="Segoe UI"/>
+                <w:color w:val="2B2B2B"/>
+                <w:sz w:val="19"/>
+                <w:szCs w:val="19"/>
+              </w:rPr>
+              <w:t>Sala: quadros</w:t>
+            </w:r>
+          </w:p>
+        </w:tc>
+        <w:tc>
+          <w:tcPr>
+            <w:tcW w:w="0" w:type="auto"/>
+            <w:tcBorders>
+              <w:top w:val="single" w:sz="6" w:space="0" w:color="BBBBBB"/>
+              <w:left w:val="single" w:sz="6" w:space="0" w:color="BBBBBB"/>
+              <w:bottom w:val="single" w:sz="6" w:space="0" w:color="BBBBBB"/>
+              <w:right w:val="single" w:sz="6" w:space="0" w:color="BBBBBB"/>
+            </w:tcBorders>
+            <w:tcMar>
+              <w:top w:w="60" w:type="dxa"/>
+              <w:left w:w="100" w:type="dxa"/>
+              <w:bottom w:w="60" w:type="dxa"/>
+              <w:right w:w="100" w:type="dxa"/>
+            </w:tcMar>
+            <w:hideMark/>
+          </w:tcPr>
+          <w:p>
+            <w:pPr>
+              <w:spacing w:before="120" w:after="120"/>
+              <w:rPr>
+                <w:rFonts w:ascii="Segoe UI" w:eastAsia="Times New Roman" w:hAnsi="Segoe UI" w:cs="Segoe UI"/>
+                <w:b/>
+                <w:bCs/>
+                <w:color w:val="2F6DB5"/>
+                <w:sz w:val="19"/>
+                <w:szCs w:val="19"/>
+              </w:rPr>
+            </w:pPr>
+            <w:r>
+              <w:rPr>
+                <w:rFonts w:ascii="Segoe UI" w:eastAsia="Times New Roman" w:hAnsi="Segoe UI" w:cs="Segoe UI"/>
+                <w:b/>
+                <w:bCs/>
+                <w:color w:val="2F6DB5"/>
+                <w:sz w:val="19"/>
+                <w:szCs w:val="19"/>
+              </w:rPr>
+              <w:t>L2 · Fotografia recente</w:t>
+            </w:r>
+          </w:p>
+        </w:tc>
+        <w:tc>
+          <w:tcPr>
+            <w:tcW w:w="0" w:type="auto"/>
+            <w:tcBorders>
+              <w:top w:val="single" w:sz="6" w:space="0" w:color="BBBBBB"/>
+              <w:left w:val="single" w:sz="6" w:space="0" w:color="BBBBBB"/>
+              <w:bottom w:val="single" w:sz="6" w:space="0" w:color="BBBBBB"/>
+              <w:right w:val="single" w:sz="6" w:space="0" w:color="BBBBBB"/>
+            </w:tcBorders>
+            <w:tcMar>
+              <w:top w:w="60" w:type="dxa"/>
+              <w:left w:w="100" w:type="dxa"/>
+              <w:bottom w:w="60" w:type="dxa"/>
+              <w:right w:w="100" w:type="dxa"/>
+            </w:tcMar>
+            <w:hideMark/>
+          </w:tcPr>
+          <w:p>
+            <w:pPr>
+              <w:spacing w:before="120" w:after="120"/>
+              <w:rPr>
+                <w:rFonts w:ascii="Segoe UI" w:eastAsia="Times New Roman" w:hAnsi="Segoe UI" w:cs="Segoe UI"/>
+                <w:color w:val="2B2B2B"/>
+                <w:sz w:val="19"/>
+                <w:szCs w:val="19"/>
+              </w:rPr>
+            </w:pPr>
+            <w:r>
+              <w:rPr>
+                <w:rFonts w:ascii="Segoe UI" w:eastAsia="Times New Roman" w:hAnsi="Segoe UI" w:cs="Segoe UI"/>
+                <w:color w:val="2B2B2B"/>
+                <w:sz w:val="19"/>
+                <w:szCs w:val="19"/>
+              </w:rPr>
+              <w:t>Uma fotografia recente ajuda a encontrá-la se ela se perder.</w:t>
+            </w:r>
+          </w:p>
+        </w:tc>
+        <w:tc>
+          <w:tcPr>
+            <w:tcW w:w="0" w:type="auto"/>
+            <w:tcBorders>
+              <w:top w:val="single" w:sz="6" w:space="0" w:color="BBBBBB"/>
+              <w:left w:val="single" w:sz="6" w:space="0" w:color="BBBBBB"/>
+              <w:bottom w:val="single" w:sz="6" w:space="0" w:color="BBBBBB"/>
+              <w:right w:val="single" w:sz="6" w:space="0" w:color="BBBBBB"/>
+            </w:tcBorders>
+            <w:tcMar>
+              <w:top w:w="60" w:type="dxa"/>
+              <w:left w:w="100" w:type="dxa"/>
+              <w:bottom w:w="60" w:type="dxa"/>
+              <w:right w:w="100" w:type="dxa"/>
+            </w:tcMar>
+            <w:hideMark/>
+          </w:tcPr>
+          <w:p>
+            <w:pPr>
+              <w:spacing w:before="120" w:after="120"/>
+              <w:rPr>
+                <w:rFonts w:ascii="Segoe UI" w:eastAsia="Times New Roman" w:hAnsi="Segoe UI" w:cs="Segoe UI"/>
+                <w:color w:val="2B2B2B"/>
+                <w:sz w:val="19"/>
+                <w:szCs w:val="19"/>
+              </w:rPr>
+            </w:pPr>
+            <w:r>
+              <w:rPr>
+                <w:rFonts w:ascii="Segoe UI" w:eastAsia="Times New Roman" w:hAnsi="Segoe UI" w:cs="Segoe UI"/>
+                <w:color w:val="2B2B2B"/>
+                <w:sz w:val="19"/>
+                <w:szCs w:val="19"/>
+              </w:rPr>
+              <w:t>32–38</w:t>
+            </w:r>
+          </w:p>
+        </w:tc>
+      </w:tr>
+      <w:tr>
+        <w:tc>
+          <w:tcPr>
+            <w:tcW w:w="0" w:type="auto"/>
+            <w:tcBorders>
+              <w:top w:val="single" w:sz="6" w:space="0" w:color="BBBBBB"/>
+              <w:left w:val="single" w:sz="6" w:space="0" w:color="BBBBBB"/>
+              <w:bottom w:val="single" w:sz="6" w:space="0" w:color="BBBBBB"/>
+              <w:right w:val="single" w:sz="6" w:space="0" w:color="BBBBBB"/>
+            </w:tcBorders>
+            <w:tcMar>
+              <w:top w:w="60" w:type="dxa"/>
+              <w:left w:w="100" w:type="dxa"/>
+              <w:bottom w:w="60" w:type="dxa"/>
+              <w:right w:w="100" w:type="dxa"/>
+            </w:tcMar>
+            <w:hideMark/>
+          </w:tcPr>
+          <w:p>
+            <w:pPr>
+              <w:spacing w:before="120" w:after="120"/>
+              <w:rPr>
+                <w:rFonts w:ascii="Segoe UI" w:eastAsia="Times New Roman" w:hAnsi="Segoe UI" w:cs="Segoe UI"/>
+                <w:color w:val="2B2B2B"/>
+                <w:sz w:val="19"/>
+                <w:szCs w:val="19"/>
+              </w:rPr>
+            </w:pPr>
+            <w:r>
+              <w:rPr>
+                <w:rFonts w:ascii="Segoe UI" w:eastAsia="Times New Roman" w:hAnsi="Segoe UI" w:cs="Segoe UI"/>
+                <w:color w:val="2B2B2B"/>
+                <w:sz w:val="19"/>
+                <w:szCs w:val="19"/>
+              </w:rPr>
+              <w:t>5</w:t>
+            </w:r>
+          </w:p>
+        </w:tc>
+        <w:tc>
+          <w:tcPr>
+            <w:tcW w:w="0" w:type="auto"/>
+            <w:tcBorders>
+              <w:top w:val="single" w:sz="6" w:space="0" w:color="BBBBBB"/>
+              <w:left w:val="single" w:sz="6" w:space="0" w:color="BBBBBB"/>
+              <w:bottom w:val="single" w:sz="6" w:space="0" w:color="BBBBBB"/>
+              <w:right w:val="single" w:sz="6" w:space="0" w:color="BBBBBB"/>
+            </w:tcBorders>
+            <w:tcMar>
+              <w:top w:w="60" w:type="dxa"/>
+              <w:left w:w="100" w:type="dxa"/>
+              <w:bottom w:w="60" w:type="dxa"/>
+              <w:right w:w="100" w:type="dxa"/>
+            </w:tcMar>
+            <w:hideMark/>
+          </w:tcPr>
+          <w:p>
+            <w:pPr>
+              <w:spacing w:before="120" w:after="120"/>
+              <w:rPr>
+                <w:rFonts w:ascii="Segoe UI" w:eastAsia="Times New Roman" w:hAnsi="Segoe UI" w:cs="Segoe UI"/>
+                <w:color w:val="2B2B2B"/>
+                <w:sz w:val="19"/>
+                <w:szCs w:val="19"/>
+              </w:rPr>
+            </w:pPr>
+            <w:r>
+              <w:rPr>
+                <w:rFonts w:ascii="Segoe UI" w:eastAsia="Times New Roman" w:hAnsi="Segoe UI" w:cs="Segoe UI"/>
+                <w:color w:val="2B2B2B"/>
+                <w:sz w:val="19"/>
+                <w:szCs w:val="19"/>
+              </w:rPr>
+              <w:t>Quarto</w:t>
+            </w:r>
+          </w:p>
+        </w:tc>
+        <w:tc>
+          <w:tcPr>
+            <w:tcW w:w="0" w:type="auto"/>
+            <w:tcBorders>
+              <w:top w:val="single" w:sz="6" w:space="0" w:color="BBBBBB"/>
+              <w:left w:val="single" w:sz="6" w:space="0" w:color="BBBBBB"/>
+              <w:bottom w:val="single" w:sz="6" w:space="0" w:color="BBBBBB"/>
+              <w:right w:val="single" w:sz="6" w:space="0" w:color="BBBBBB"/>
+            </w:tcBorders>
+            <w:tcMar>
+              <w:top w:w="60" w:type="dxa"/>
+              <w:left w:w="100" w:type="dxa"/>
+              <w:bottom w:w="60" w:type="dxa"/>
+              <w:right w:w="100" w:type="dxa"/>
+            </w:tcMar>
+            <w:hideMark/>
+          </w:tcPr>
+          <w:p>
+            <w:pPr>
+              <w:spacing w:before="120" w:after="120"/>
+              <w:rPr>
+                <w:rFonts w:ascii="Segoe UI" w:eastAsia="Times New Roman" w:hAnsi="Segoe UI" w:cs="Segoe UI"/>
+                <w:b/>
+                <w:bCs/>
+                <w:color w:val="2F6DB5"/>
+                <w:sz w:val="19"/>
+                <w:szCs w:val="19"/>
+              </w:rPr>
+            </w:pPr>
+            <w:r>
+              <w:rPr>
+                <w:rFonts w:ascii="Segoe UI" w:eastAsia="Times New Roman" w:hAnsi="Segoe UI" w:cs="Segoe UI"/>
+                <w:b/>
+                <w:bCs/>
+                <w:color w:val="2F6DB5"/>
+                <w:sz w:val="19"/>
+                <w:szCs w:val="19"/>
+              </w:rPr>
+              <w:t>L2 · Óculos e roupa</w:t>
+            </w:r>
+          </w:p>
+        </w:tc>
+        <w:tc>
+          <w:tcPr>
+            <w:tcW w:w="0" w:type="auto"/>
+            <w:tcBorders>
+              <w:top w:val="single" w:sz="6" w:space="0" w:color="BBBBBB"/>
+              <w:left w:val="single" w:sz="6" w:space="0" w:color="BBBBBB"/>
+              <w:bottom w:val="single" w:sz="6" w:space="0" w:color="BBBBBB"/>
+              <w:right w:val="single" w:sz="6" w:space="0" w:color="BBBBBB"/>
+            </w:tcBorders>
+            <w:tcMar>
+              <w:top w:w="60" w:type="dxa"/>
+              <w:left w:w="100" w:type="dxa"/>
+              <w:bottom w:w="60" w:type="dxa"/>
+              <w:right w:w="100" w:type="dxa"/>
+            </w:tcMar>
+            <w:hideMark/>
+          </w:tcPr>
+          <w:p>
+            <w:pPr>
+              <w:spacing w:before="120" w:after="120"/>
+              <w:rPr>
+                <w:rFonts w:ascii="Segoe UI" w:eastAsia="Times New Roman" w:hAnsi="Segoe UI" w:cs="Segoe UI"/>
+                <w:color w:val="2B2B2B"/>
+                <w:sz w:val="19"/>
+                <w:szCs w:val="19"/>
+              </w:rPr>
+            </w:pPr>
+            <w:r>
+              <w:rPr>
+                <w:rFonts w:ascii="Segoe UI" w:eastAsia="Times New Roman" w:hAnsi="Segoe UI" w:cs="Segoe UI"/>
+                <w:color w:val="2B2B2B"/>
+                <w:sz w:val="19"/>
+                <w:szCs w:val="19"/>
+              </w:rPr>
+              <w:t>Óculos de reserva, uma muda de roupa e calçado confortável.</w:t>
+            </w:r>
+          </w:p>
+        </w:tc>
+        <w:tc>
+          <w:tcPr>
+            <w:tcW w:w="0" w:type="auto"/>
+            <w:tcBorders>
+              <w:top w:val="single" w:sz="6" w:space="0" w:color="BBBBBB"/>
+              <w:left w:val="single" w:sz="6" w:space="0" w:color="BBBBBB"/>
+              <w:bottom w:val="single" w:sz="6" w:space="0" w:color="BBBBBB"/>
+              <w:right w:val="single" w:sz="6" w:space="0" w:color="BBBBBB"/>
+            </w:tcBorders>
+            <w:tcMar>
+              <w:top w:w="60" w:type="dxa"/>
+              <w:left w:w="100" w:type="dxa"/>
+              <w:bottom w:w="60" w:type="dxa"/>
+              <w:right w:w="100" w:type="dxa"/>
+            </w:tcMar>
+            <w:hideMark/>
+          </w:tcPr>
+          <w:p>
+            <w:pPr>
+              <w:spacing w:before="120" w:after="120"/>
+              <w:rPr>
+                <w:rFonts w:ascii="Segoe UI" w:eastAsia="Times New Roman" w:hAnsi="Segoe UI" w:cs="Segoe UI"/>
+                <w:color w:val="2B2B2B"/>
+                <w:sz w:val="19"/>
+                <w:szCs w:val="19"/>
+              </w:rPr>
+            </w:pPr>
+            <w:r>
+              <w:rPr>
+                <w:rFonts w:ascii="Segoe UI" w:eastAsia="Times New Roman" w:hAnsi="Segoe UI" w:cs="Segoe UI"/>
+                <w:color w:val="2B2B2B"/>
+                <w:sz w:val="19"/>
+                <w:szCs w:val="19"/>
+              </w:rPr>
+              <w:t>43–51</w:t>
+            </w:r>
+          </w:p>
+        </w:tc>
+      </w:tr>
+      <w:tr>
+        <w:tc>
+          <w:tcPr>
+            <w:tcW w:w="0" w:type="auto"/>
+            <w:tcBorders>
+              <w:top w:val="single" w:sz="6" w:space="0" w:color="BBBBBB"/>
+              <w:left w:val="single" w:sz="6" w:space="0" w:color="BBBBBB"/>
+              <w:bottom w:val="single" w:sz="6" w:space="0" w:color="BBBBBB"/>
+              <w:right w:val="single" w:sz="6" w:space="0" w:color="BBBBBB"/>
+            </w:tcBorders>
+            <w:tcMar>
+              <w:top w:w="60" w:type="dxa"/>
+              <w:left w:w="100" w:type="dxa"/>
+              <w:bottom w:w="60" w:type="dxa"/>
+              <w:right w:w="100" w:type="dxa"/>
+            </w:tcMar>
+            <w:hideMark/>
+          </w:tcPr>
+          <w:p>
+            <w:pPr>
+              <w:spacing w:before="120" w:after="120"/>
+              <w:rPr>
+                <w:rFonts w:ascii="Segoe UI" w:eastAsia="Times New Roman" w:hAnsi="Segoe UI" w:cs="Segoe UI"/>
+                <w:color w:val="2B2B2B"/>
+                <w:sz w:val="19"/>
+                <w:szCs w:val="19"/>
+              </w:rPr>
+            </w:pPr>
+            <w:r>
+              <w:rPr>
+                <w:rFonts w:ascii="Segoe UI" w:eastAsia="Times New Roman" w:hAnsi="Segoe UI" w:cs="Segoe UI"/>
+                <w:color w:val="2B2B2B"/>
+                <w:sz w:val="19"/>
+                <w:szCs w:val="19"/>
+              </w:rPr>
+              <w:t>6</w:t>
+            </w:r>
+          </w:p>
+        </w:tc>
+        <w:tc>
+          <w:tcPr>
+            <w:tcW w:w="0" w:type="auto"/>
+            <w:tcBorders>
+              <w:top w:val="single" w:sz="6" w:space="0" w:color="BBBBBB"/>
+              <w:left w:val="single" w:sz="6" w:space="0" w:color="BBBBBB"/>
+              <w:bottom w:val="single" w:sz="6" w:space="0" w:color="BBBBBB"/>
+              <w:right w:val="single" w:sz="6" w:space="0" w:color="BBBBBB"/>
+            </w:tcBorders>
+            <w:tcMar>
+              <w:top w:w="60" w:type="dxa"/>
+              <w:left w:w="100" w:type="dxa"/>
+              <w:bottom w:w="60" w:type="dxa"/>
+              <w:right w:w="100" w:type="dxa"/>
+            </w:tcMar>
+            <w:hideMark/>
+          </w:tcPr>
+          <w:p>
+            <w:pPr>
+              <w:spacing w:before="120" w:after="120"/>
+              <w:rPr>
+                <w:rFonts w:ascii="Segoe UI" w:eastAsia="Times New Roman" w:hAnsi="Segoe UI" w:cs="Segoe UI"/>
+                <w:color w:val="2B2B2B"/>
+                <w:sz w:val="19"/>
+                <w:szCs w:val="19"/>
+              </w:rPr>
+            </w:pPr>
+            <w:r>
+              <w:rPr>
+                <w:rFonts w:ascii="Segoe UI" w:eastAsia="Times New Roman" w:hAnsi="Segoe UI" w:cs="Segoe UI"/>
+                <w:color w:val="2B2B2B"/>
+                <w:sz w:val="19"/>
+                <w:szCs w:val="19"/>
+              </w:rPr>
+              <w:t xml:space="preserve">Corredor </w:t>
+            </w:r>
+            <w:r>
+              <w:rPr>
+                <w:rFonts w:ascii="Segoe UI Symbol" w:eastAsia="Times New Roman" w:hAnsi="Segoe UI Symbol" w:cs="Segoe UI Symbol"/>
+                <w:color w:val="2B2B2B"/>
+                <w:sz w:val="19"/>
+                <w:szCs w:val="19"/>
+              </w:rPr>
+              <w:t>✱</w:t>
+            </w:r>
+          </w:p>
+        </w:tc>
+        <w:tc>
+          <w:tcPr>
+            <w:tcW w:w="0" w:type="auto"/>
+            <w:tcBorders>
+              <w:top w:val="single" w:sz="6" w:space="0" w:color="BBBBBB"/>
+              <w:left w:val="single" w:sz="6" w:space="0" w:color="BBBBBB"/>
+              <w:bottom w:val="single" w:sz="6" w:space="0" w:color="BBBBBB"/>
+              <w:right w:val="single" w:sz="6" w:space="0" w:color="BBBBBB"/>
+            </w:tcBorders>
+            <w:tcMar>
+              <w:top w:w="60" w:type="dxa"/>
+              <w:left w:w="100" w:type="dxa"/>
+              <w:bottom w:w="60" w:type="dxa"/>
+              <w:right w:w="100" w:type="dxa"/>
+            </w:tcMar>
+            <w:hideMark/>
+          </w:tcPr>
+          <w:p>
+            <w:pPr>
+              <w:spacing w:before="120" w:after="120"/>
+              <w:rPr>
+                <w:rFonts w:ascii="Segoe UI" w:eastAsia="Times New Roman" w:hAnsi="Segoe UI" w:cs="Segoe UI"/>
+                <w:b/>
+                <w:bCs/>
+                <w:color w:val="2F6DB5"/>
+                <w:sz w:val="19"/>
+                <w:szCs w:val="19"/>
+              </w:rPr>
+            </w:pPr>
+            <w:r>
+              <w:rPr>
+                <w:rFonts w:ascii="Segoe UI" w:eastAsia="Times New Roman" w:hAnsi="Segoe UI" w:cs="Segoe UI"/>
+                <w:b/>
+                <w:bCs/>
+                <w:color w:val="2F6DB5"/>
+                <w:sz w:val="19"/>
+                <w:szCs w:val="19"/>
+              </w:rPr>
+              <w:t>L2 · Caminho livre</w:t>
+            </w:r>
+          </w:p>
+        </w:tc>
+        <w:tc>
+          <w:tcPr>
+            <w:tcW w:w="0" w:type="auto"/>
+            <w:tcBorders>
+              <w:top w:val="single" w:sz="6" w:space="0" w:color="BBBBBB"/>
+              <w:left w:val="single" w:sz="6" w:space="0" w:color="BBBBBB"/>
+              <w:bottom w:val="single" w:sz="6" w:space="0" w:color="BBBBBB"/>
+              <w:right w:val="single" w:sz="6" w:space="0" w:color="BBBBBB"/>
+            </w:tcBorders>
+            <w:tcMar>
+              <w:top w:w="60" w:type="dxa"/>
+              <w:left w:w="100" w:type="dxa"/>
+              <w:bottom w:w="60" w:type="dxa"/>
+              <w:right w:w="100" w:type="dxa"/>
+            </w:tcMar>
+            <w:hideMark/>
+          </w:tcPr>
+          <w:p>
+            <w:pPr>
+              <w:spacing w:before="120" w:after="120"/>
+              <w:rPr>
+                <w:rFonts w:ascii="Segoe UI" w:eastAsia="Times New Roman" w:hAnsi="Segoe UI" w:cs="Segoe UI"/>
+                <w:color w:val="2B2B2B"/>
+                <w:sz w:val="19"/>
+                <w:szCs w:val="19"/>
+              </w:rPr>
+            </w:pPr>
+            <w:r>
+              <w:rPr>
+                <w:rFonts w:ascii="Segoe UI" w:eastAsia="Times New Roman" w:hAnsi="Segoe UI" w:cs="Segoe UI"/>
+                <w:color w:val="2B2B2B"/>
+                <w:sz w:val="19"/>
+                <w:szCs w:val="19"/>
+              </w:rPr>
+              <w:t>Com fumo ou água a entrar, sai-se à pressa. O caminho até à porta tem de estar livre.</w:t>
+            </w:r>
+          </w:p>
+        </w:tc>
+        <w:tc>
+          <w:tcPr>
+            <w:tcW w:w="0" w:type="auto"/>
+            <w:tcBorders>
+              <w:top w:val="single" w:sz="6" w:space="0" w:color="BBBBBB"/>
+              <w:left w:val="single" w:sz="6" w:space="0" w:color="BBBBBB"/>
+              <w:bottom w:val="single" w:sz="6" w:space="0" w:color="BBBBBB"/>
+              <w:right w:val="single" w:sz="6" w:space="0" w:color="BBBBBB"/>
+            </w:tcBorders>
+            <w:tcMar>
+              <w:top w:w="60" w:type="dxa"/>
+              <w:left w:w="100" w:type="dxa"/>
+              <w:bottom w:w="60" w:type="dxa"/>
+              <w:right w:w="100" w:type="dxa"/>
+            </w:tcMar>
+            <w:hideMark/>
+          </w:tcPr>
+          <w:p>
+            <w:pPr>
+              <w:spacing w:before="120" w:after="120"/>
+              <w:rPr>
+                <w:rFonts w:ascii="Segoe UI" w:eastAsia="Times New Roman" w:hAnsi="Segoe UI" w:cs="Segoe UI"/>
+                <w:color w:val="2B2B2B"/>
+                <w:sz w:val="19"/>
+                <w:szCs w:val="19"/>
+              </w:rPr>
+            </w:pPr>
+            <w:r>
+              <w:rPr>
+                <w:rFonts w:ascii="Segoe UI" w:eastAsia="Times New Roman" w:hAnsi="Segoe UI" w:cs="Segoe UI"/>
+                <w:color w:val="2B2B2B"/>
+                <w:sz w:val="19"/>
+                <w:szCs w:val="19"/>
+              </w:rPr>
+              <w:t>52–57</w:t>
+            </w:r>
+          </w:p>
+        </w:tc>
+      </w:tr>
+      <w:tr>
+        <w:tc>
+          <w:tcPr>
+            <w:tcW w:w="0" w:type="auto"/>
+            <w:tcBorders>
+              <w:top w:val="single" w:sz="6" w:space="0" w:color="BBBBBB"/>
+              <w:left w:val="single" w:sz="6" w:space="0" w:color="BBBBBB"/>
+              <w:bottom w:val="single" w:sz="6" w:space="0" w:color="BBBBBB"/>
+              <w:right w:val="single" w:sz="6" w:space="0" w:color="BBBBBB"/>
+            </w:tcBorders>
+            <w:tcMar>
+              <w:top w:w="60" w:type="dxa"/>
+              <w:left w:w="100" w:type="dxa"/>
+              <w:bottom w:w="60" w:type="dxa"/>
+              <w:right w:w="100" w:type="dxa"/>
+            </w:tcMar>
+            <w:hideMark/>
+          </w:tcPr>
+          <w:p>
+            <w:pPr>
+              <w:spacing w:before="120" w:after="120"/>
+              <w:rPr>
+                <w:rFonts w:ascii="Segoe UI" w:eastAsia="Times New Roman" w:hAnsi="Segoe UI" w:cs="Segoe UI"/>
+                <w:color w:val="2B2B2B"/>
+                <w:sz w:val="19"/>
+                <w:szCs w:val="19"/>
+              </w:rPr>
+            </w:pPr>
+            <w:r>
+              <w:rPr>
+                <w:rFonts w:ascii="Segoe UI" w:eastAsia="Times New Roman" w:hAnsi="Segoe UI" w:cs="Segoe UI"/>
+                <w:color w:val="2B2B2B"/>
+                <w:sz w:val="19"/>
+                <w:szCs w:val="19"/>
+              </w:rPr>
+              <w:t>7</w:t>
+            </w:r>
+          </w:p>
+        </w:tc>
+        <w:tc>
+          <w:tcPr>
+            <w:tcW w:w="0" w:type="auto"/>
+            <w:tcBorders>
+              <w:top w:val="single" w:sz="6" w:space="0" w:color="BBBBBB"/>
+              <w:left w:val="single" w:sz="6" w:space="0" w:color="BBBBBB"/>
+              <w:bottom w:val="single" w:sz="6" w:space="0" w:color="BBBBBB"/>
+              <w:right w:val="single" w:sz="6" w:space="0" w:color="BBBBBB"/>
+            </w:tcBorders>
+            <w:tcMar>
+              <w:top w:w="60" w:type="dxa"/>
+              <w:left w:w="100" w:type="dxa"/>
+              <w:bottom w:w="60" w:type="dxa"/>
+              <w:right w:w="100" w:type="dxa"/>
+            </w:tcMar>
+            <w:hideMark/>
+          </w:tcPr>
+          <w:p>
+            <w:pPr>
+              <w:spacing w:before="120" w:after="120"/>
+              <w:rPr>
+                <w:rFonts w:ascii="Segoe UI" w:eastAsia="Times New Roman" w:hAnsi="Segoe UI" w:cs="Segoe UI"/>
+                <w:color w:val="2B2B2B"/>
+                <w:sz w:val="19"/>
+                <w:szCs w:val="19"/>
+              </w:rPr>
+            </w:pPr>
+            <w:r>
+              <w:rPr>
+                <w:rFonts w:ascii="Segoe UI" w:eastAsia="Times New Roman" w:hAnsi="Segoe UI" w:cs="Segoe UI"/>
+                <w:color w:val="2B2B2B"/>
+                <w:sz w:val="19"/>
+                <w:szCs w:val="19"/>
+              </w:rPr>
+              <w:t xml:space="preserve">Entrada: intercomunicador </w:t>
+            </w:r>
+            <w:r>
+              <w:rPr>
+                <w:rFonts w:ascii="Segoe UI Symbol" w:eastAsia="Times New Roman" w:hAnsi="Segoe UI Symbol" w:cs="Segoe UI Symbol"/>
+                <w:color w:val="2B2B2B"/>
+                <w:sz w:val="19"/>
+                <w:szCs w:val="19"/>
+              </w:rPr>
+              <w:t>✱</w:t>
+            </w:r>
+          </w:p>
+        </w:tc>
+        <w:tc>
+          <w:tcPr>
+            <w:tcW w:w="0" w:type="auto"/>
+            <w:tcBorders>
+              <w:top w:val="single" w:sz="6" w:space="0" w:color="BBBBBB"/>
+              <w:left w:val="single" w:sz="6" w:space="0" w:color="BBBBBB"/>
+              <w:bottom w:val="single" w:sz="6" w:space="0" w:color="BBBBBB"/>
+              <w:right w:val="single" w:sz="6" w:space="0" w:color="BBBBBB"/>
+            </w:tcBorders>
+            <w:tcMar>
+              <w:top w:w="60" w:type="dxa"/>
+              <w:left w:w="100" w:type="dxa"/>
+              <w:bottom w:w="60" w:type="dxa"/>
+              <w:right w:w="100" w:type="dxa"/>
+            </w:tcMar>
+            <w:hideMark/>
+          </w:tcPr>
+          <w:p>
+            <w:pPr>
+              <w:spacing w:before="120" w:after="120"/>
+              <w:rPr>
+                <w:rFonts w:ascii="Segoe UI" w:eastAsia="Times New Roman" w:hAnsi="Segoe UI" w:cs="Segoe UI"/>
+                <w:b/>
+                <w:bCs/>
+                <w:color w:val="E07B2E"/>
+                <w:sz w:val="19"/>
+                <w:szCs w:val="19"/>
+              </w:rPr>
+            </w:pPr>
+            <w:r>
+              <w:rPr>
+                <w:rFonts w:ascii="Segoe UI" w:eastAsia="Times New Roman" w:hAnsi="Segoe UI" w:cs="Segoe UI"/>
+                <w:b/>
+                <w:bCs/>
+                <w:color w:val="E07B2E"/>
+                <w:sz w:val="19"/>
+                <w:szCs w:val="19"/>
+              </w:rPr>
+              <w:t>L2 · Rede de apoio</w:t>
+            </w:r>
+          </w:p>
+        </w:tc>
+        <w:tc>
+          <w:tcPr>
+            <w:tcW w:w="0" w:type="auto"/>
+            <w:tcBorders>
+              <w:top w:val="single" w:sz="6" w:space="0" w:color="BBBBBB"/>
+              <w:left w:val="single" w:sz="6" w:space="0" w:color="BBBBBB"/>
+              <w:bottom w:val="single" w:sz="6" w:space="0" w:color="BBBBBB"/>
+              <w:right w:val="single" w:sz="6" w:space="0" w:color="BBBBBB"/>
+            </w:tcBorders>
+            <w:tcMar>
+              <w:top w:w="60" w:type="dxa"/>
+              <w:left w:w="100" w:type="dxa"/>
+              <w:bottom w:w="60" w:type="dxa"/>
+              <w:right w:w="100" w:type="dxa"/>
+            </w:tcMar>
+            <w:hideMark/>
+          </w:tcPr>
+          <w:p>
+            <w:pPr>
+              <w:spacing w:before="120" w:after="120"/>
+              <w:rPr>
+                <w:rFonts w:ascii="Segoe UI" w:eastAsia="Times New Roman" w:hAnsi="Segoe UI" w:cs="Segoe UI"/>
+                <w:color w:val="2B2B2B"/>
+                <w:sz w:val="19"/>
+                <w:szCs w:val="19"/>
+              </w:rPr>
+            </w:pPr>
+            <w:r>
+              <w:rPr>
+                <w:rFonts w:ascii="Segoe UI" w:eastAsia="Times New Roman" w:hAnsi="Segoe UI" w:cs="Segoe UI"/>
+                <w:color w:val="2B2B2B"/>
+                <w:sz w:val="19"/>
+                <w:szCs w:val="19"/>
+              </w:rPr>
+              <w:t>Três contactos e quem fica com a D. Rosa se a Ana não puder. As fotografias dos documentos no telemóvel servem mesmo que a casa se perca numa cheia ou numa guerra.</w:t>
+            </w:r>
+          </w:p>
+        </w:tc>
+        <w:tc>
+          <w:tcPr>
+            <w:tcW w:w="0" w:type="auto"/>
+            <w:tcBorders>
+              <w:top w:val="single" w:sz="6" w:space="0" w:color="BBBBBB"/>
+              <w:left w:val="single" w:sz="6" w:space="0" w:color="BBBBBB"/>
+              <w:bottom w:val="single" w:sz="6" w:space="0" w:color="BBBBBB"/>
+              <w:right w:val="single" w:sz="6" w:space="0" w:color="BBBBBB"/>
+            </w:tcBorders>
+            <w:tcMar>
+              <w:top w:w="60" w:type="dxa"/>
+              <w:left w:w="100" w:type="dxa"/>
+              <w:bottom w:w="60" w:type="dxa"/>
+              <w:right w:w="100" w:type="dxa"/>
+            </w:tcMar>
+            <w:hideMark/>
+          </w:tcPr>
+          <w:p>
+            <w:pPr>
+              <w:spacing w:before="120" w:after="120"/>
+              <w:rPr>
+                <w:rFonts w:ascii="Segoe UI" w:eastAsia="Times New Roman" w:hAnsi="Segoe UI" w:cs="Segoe UI"/>
+                <w:color w:val="2B2B2B"/>
+                <w:sz w:val="19"/>
+                <w:szCs w:val="19"/>
+              </w:rPr>
+            </w:pPr>
+            <w:r>
+              <w:rPr>
+                <w:rFonts w:ascii="Segoe UI" w:eastAsia="Times New Roman" w:hAnsi="Segoe UI" w:cs="Segoe UI"/>
+                <w:color w:val="2B2B2B"/>
+                <w:sz w:val="19"/>
+                <w:szCs w:val="19"/>
+              </w:rPr>
+              <w:t>58–63</w:t>
+            </w:r>
+          </w:p>
+        </w:tc>
+      </w:tr>
+      <w:tr>
+        <w:tc>
+          <w:tcPr>
+            <w:tcW w:w="0" w:type="auto"/>
+            <w:tcBorders>
+              <w:top w:val="single" w:sz="6" w:space="0" w:color="BBBBBB"/>
+              <w:left w:val="single" w:sz="6" w:space="0" w:color="BBBBBB"/>
+              <w:bottom w:val="single" w:sz="6" w:space="0" w:color="BBBBBB"/>
+              <w:right w:val="single" w:sz="6" w:space="0" w:color="BBBBBB"/>
+            </w:tcBorders>
+            <w:tcMar>
+              <w:top w:w="60" w:type="dxa"/>
+              <w:left w:w="100" w:type="dxa"/>
+              <w:bottom w:w="60" w:type="dxa"/>
+              <w:right w:w="100" w:type="dxa"/>
+            </w:tcMar>
+            <w:hideMark/>
+          </w:tcPr>
+          <w:p>
+            <w:pPr>
+              <w:spacing w:before="120" w:after="120"/>
+              <w:rPr>
+                <w:rFonts w:ascii="Segoe UI" w:eastAsia="Times New Roman" w:hAnsi="Segoe UI" w:cs="Segoe UI"/>
+                <w:color w:val="2B2B2B"/>
+                <w:sz w:val="19"/>
+                <w:szCs w:val="19"/>
+              </w:rPr>
+            </w:pPr>
+            <w:r>
+              <w:rPr>
+                <w:rFonts w:ascii="Segoe UI" w:eastAsia="Times New Roman" w:hAnsi="Segoe UI" w:cs="Segoe UI"/>
+                <w:color w:val="2B2B2B"/>
+                <w:sz w:val="19"/>
+                <w:szCs w:val="19"/>
+              </w:rPr>
+              <w:t>8</w:t>
+            </w:r>
+          </w:p>
+        </w:tc>
+        <w:tc>
+          <w:tcPr>
+            <w:tcW w:w="0" w:type="auto"/>
+            <w:tcBorders>
+              <w:top w:val="single" w:sz="6" w:space="0" w:color="BBBBBB"/>
+              <w:left w:val="single" w:sz="6" w:space="0" w:color="BBBBBB"/>
+              <w:bottom w:val="single" w:sz="6" w:space="0" w:color="BBBBBB"/>
+              <w:right w:val="single" w:sz="6" w:space="0" w:color="BBBBBB"/>
+            </w:tcBorders>
+            <w:tcMar>
+              <w:top w:w="60" w:type="dxa"/>
+              <w:left w:w="100" w:type="dxa"/>
+              <w:bottom w:w="60" w:type="dxa"/>
+              <w:right w:w="100" w:type="dxa"/>
+            </w:tcMar>
+            <w:hideMark/>
+          </w:tcPr>
+          <w:p>
+            <w:pPr>
+              <w:spacing w:before="120" w:after="120"/>
+              <w:rPr>
+                <w:rFonts w:ascii="Segoe UI" w:eastAsia="Times New Roman" w:hAnsi="Segoe UI" w:cs="Segoe UI"/>
+                <w:color w:val="2B2B2B"/>
+                <w:sz w:val="19"/>
+                <w:szCs w:val="19"/>
+              </w:rPr>
+            </w:pPr>
+            <w:r>
+              <w:rPr>
+                <w:rFonts w:ascii="Segoe UI" w:eastAsia="Times New Roman" w:hAnsi="Segoe UI" w:cs="Segoe UI"/>
+                <w:color w:val="2B2B2B"/>
+                <w:sz w:val="19"/>
+                <w:szCs w:val="19"/>
+              </w:rPr>
+              <w:t xml:space="preserve">Porta de entrada </w:t>
+            </w:r>
+            <w:r>
+              <w:rPr>
+                <w:rFonts w:ascii="Segoe UI Symbol" w:eastAsia="Times New Roman" w:hAnsi="Segoe UI Symbol" w:cs="Segoe UI Symbol"/>
+                <w:color w:val="2B2B2B"/>
+                <w:sz w:val="19"/>
+                <w:szCs w:val="19"/>
+              </w:rPr>
+              <w:t>✱</w:t>
+            </w:r>
+          </w:p>
+        </w:tc>
+        <w:tc>
+          <w:tcPr>
+            <w:tcW w:w="0" w:type="auto"/>
+            <w:tcBorders>
+              <w:top w:val="single" w:sz="6" w:space="0" w:color="BBBBBB"/>
+              <w:left w:val="single" w:sz="6" w:space="0" w:color="BBBBBB"/>
+              <w:bottom w:val="single" w:sz="6" w:space="0" w:color="BBBBBB"/>
+              <w:right w:val="single" w:sz="6" w:space="0" w:color="BBBBBB"/>
+            </w:tcBorders>
+            <w:tcMar>
+              <w:top w:w="60" w:type="dxa"/>
+              <w:left w:w="100" w:type="dxa"/>
+              <w:bottom w:w="60" w:type="dxa"/>
+              <w:right w:w="100" w:type="dxa"/>
+            </w:tcMar>
+            <w:hideMark/>
+          </w:tcPr>
+          <w:p>
+            <w:pPr>
+              <w:spacing w:before="120" w:after="120"/>
+              <w:rPr>
+                <w:rFonts w:ascii="Segoe UI" w:eastAsia="Times New Roman" w:hAnsi="Segoe UI" w:cs="Segoe UI"/>
+                <w:b/>
+                <w:bCs/>
+                <w:color w:val="2F6DB5"/>
+                <w:sz w:val="19"/>
+                <w:szCs w:val="19"/>
+              </w:rPr>
+            </w:pPr>
+            <w:r>
+              <w:rPr>
+                <w:rFonts w:ascii="Segoe UI" w:eastAsia="Times New Roman" w:hAnsi="Segoe UI" w:cs="Segoe UI"/>
+                <w:b/>
+                <w:bCs/>
+                <w:color w:val="2F6DB5"/>
+                <w:sz w:val="19"/>
+                <w:szCs w:val="19"/>
+              </w:rPr>
+              <w:t>L2 · O kit</w:t>
+            </w:r>
+          </w:p>
+        </w:tc>
+        <w:tc>
+          <w:tcPr>
+            <w:tcW w:w="0" w:type="auto"/>
+            <w:tcBorders>
+              <w:top w:val="single" w:sz="6" w:space="0" w:color="BBBBBB"/>
+              <w:left w:val="single" w:sz="6" w:space="0" w:color="BBBBBB"/>
+              <w:bottom w:val="single" w:sz="6" w:space="0" w:color="BBBBBB"/>
+              <w:right w:val="single" w:sz="6" w:space="0" w:color="BBBBBB"/>
+            </w:tcBorders>
+            <w:tcMar>
+              <w:top w:w="60" w:type="dxa"/>
+              <w:left w:w="100" w:type="dxa"/>
+              <w:bottom w:w="60" w:type="dxa"/>
+              <w:right w:w="100" w:type="dxa"/>
+            </w:tcMar>
+            <w:hideMark/>
+          </w:tcPr>
+          <w:p>
+            <w:pPr>
+              <w:spacing w:before="120" w:after="120"/>
+              <w:rPr>
+                <w:rFonts w:ascii="Segoe UI" w:eastAsia="Times New Roman" w:hAnsi="Segoe UI" w:cs="Segoe UI"/>
+                <w:color w:val="2B2B2B"/>
+                <w:sz w:val="19"/>
+                <w:szCs w:val="19"/>
+              </w:rPr>
+            </w:pPr>
+            <w:r>
+              <w:rPr>
+                <w:rFonts w:ascii="Segoe UI" w:eastAsia="Times New Roman" w:hAnsi="Segoe UI" w:cs="Segoe UI"/>
+                <w:color w:val="2B2B2B"/>
+                <w:sz w:val="19"/>
+                <w:szCs w:val="19"/>
+              </w:rPr>
+              <w:t>O saco fica sempre aqui, pronto a sair. Num incêndio, numa cheia ou numa guerra pode haver só minutos.</w:t>
+            </w:r>
+          </w:p>
+        </w:tc>
+        <w:tc>
+          <w:tcPr>
+            <w:tcW w:w="0" w:type="auto"/>
+            <w:tcBorders>
+              <w:top w:val="single" w:sz="6" w:space="0" w:color="BBBBBB"/>
+              <w:left w:val="single" w:sz="6" w:space="0" w:color="BBBBBB"/>
+              <w:bottom w:val="single" w:sz="6" w:space="0" w:color="BBBBBB"/>
+              <w:right w:val="single" w:sz="6" w:space="0" w:color="BBBBBB"/>
+            </w:tcBorders>
+            <w:tcMar>
+              <w:top w:w="60" w:type="dxa"/>
+              <w:left w:w="100" w:type="dxa"/>
+              <w:bottom w:w="60" w:type="dxa"/>
+              <w:right w:w="100" w:type="dxa"/>
+            </w:tcMar>
+            <w:hideMark/>
+          </w:tcPr>
+          <w:p>
+            <w:pPr>
+              <w:spacing w:before="120" w:after="120"/>
+              <w:rPr>
+                <w:rFonts w:ascii="Segoe UI" w:eastAsia="Times New Roman" w:hAnsi="Segoe UI" w:cs="Segoe UI"/>
+                <w:color w:val="2B2B2B"/>
+                <w:sz w:val="19"/>
+                <w:szCs w:val="19"/>
+              </w:rPr>
+            </w:pPr>
+            <w:r>
+              <w:rPr>
+                <w:rFonts w:ascii="Segoe UI" w:eastAsia="Times New Roman" w:hAnsi="Segoe UI" w:cs="Segoe UI"/>
+                <w:color w:val="2B2B2B"/>
+                <w:sz w:val="19"/>
+                <w:szCs w:val="19"/>
+              </w:rPr>
+              <w:t>64–66</w:t>
+            </w:r>
+          </w:p>
+        </w:tc>
+      </w:tr>
+    </w:tbl>
+    <w:p>
+      <w:pPr>
+        <w:pStyle w:val="NormalWeb"/>
+        <w:rPr>
+          <w:rFonts w:ascii="Segoe UI" w:hAnsi="Segoe UI" w:cs="Segoe UI"/>
+          <w:color w:val="2B2B2B"/>
+          <w:sz w:val="21"/>
+          <w:szCs w:val="21"/>
+        </w:rPr>
+      </w:pPr>
+      <w:r>
+        <w:rPr>
+          <w:rFonts w:ascii="Segoe UI Symbol" w:hAnsi="Segoe UI Symbol" w:cs="Segoe UI Symbol"/>
+          <w:color w:val="2B2B2B"/>
+          <w:sz w:val="21"/>
+          <w:szCs w:val="21"/>
+        </w:rPr>
+        <w:t>✱</w:t>
+      </w:r>
+      <w:r>
+        <w:rPr>
+          <w:rFonts w:ascii="Segoe UI" w:hAnsi="Segoe UI" w:cs="Segoe UI"/>
+          <w:color w:val="2B2B2B"/>
+          <w:sz w:val="21"/>
+          <w:szCs w:val="21"/>
+        </w:rPr>
+        <w:t xml:space="preserve"> Etiquetas que referem as crises (feedback do S3). </w:t>
+      </w:r>
+      <w:r>
+        <w:rPr>
+          <w:rStyle w:val="az1"/>
+          <w:rFonts w:ascii="Segoe UI" w:hAnsi="Segoe UI" w:cs="Segoe UI"/>
+          <w:sz w:val="21"/>
+          <w:szCs w:val="21"/>
+        </w:rPr>
+        <w:t>Azul</w:t>
+      </w:r>
+      <w:r>
+        <w:rPr>
+          <w:rFonts w:ascii="Segoe UI" w:hAnsi="Segoe UI" w:cs="Segoe UI"/>
+          <w:color w:val="2B2B2B"/>
+          <w:sz w:val="21"/>
+          <w:szCs w:val="21"/>
+        </w:rPr>
+        <w:t xml:space="preserve"> = pessoa com demência · </w:t>
+      </w:r>
+      <w:r>
+        <w:rPr>
+          <w:rStyle w:val="lj1"/>
+          <w:rFonts w:ascii="Segoe UI" w:hAnsi="Segoe UI" w:cs="Segoe UI"/>
+          <w:sz w:val="21"/>
+          <w:szCs w:val="21"/>
+        </w:rPr>
+        <w:t>laranja</w:t>
+      </w:r>
+      <w:r>
+        <w:rPr>
+          <w:rFonts w:ascii="Segoe UI" w:hAnsi="Segoe UI" w:cs="Segoe UI"/>
+          <w:color w:val="2B2B2B"/>
+          <w:sz w:val="21"/>
+          <w:szCs w:val="21"/>
+        </w:rPr>
+        <w:t xml:space="preserve"> = cuidador, como em todas as lições. A narração do diap. 6 acompanha a visita frase a frase.</w:t>
+      </w:r>
+    </w:p>
+    <w:p>
+      <w:pPr>
+        <w:pStyle w:val="Heading2"/>
+        <w:pageBreakBefore/>
+        <w:rPr>
+          <w:rFonts w:ascii="Segoe UI" w:eastAsia="Times New Roman" w:hAnsi="Segoe UI" w:cs="Segoe UI"/>
+        </w:rPr>
+      </w:pPr>
+      <w:r>
+        <w:rPr>
+          <w:rFonts w:ascii="Segoe UI" w:eastAsia="Times New Roman" w:hAnsi="Segoe UI" w:cs="Segoe UI"/>
+        </w:rPr>
+        <w:lastRenderedPageBreak/>
+        <w:t>As 8 paragens</w:t>
+      </w:r>
+    </w:p>
+    <w:tbl>
+      <w:tblPr>
+        <w:tblW w:w="5000" w:type="pct"/>
+        <w:tblCellMar>
+          <w:top w:w="15" w:type="dxa"/>
+          <w:left w:w="15" w:type="dxa"/>
+          <w:bottom w:w="15" w:type="dxa"/>
+          <w:right w:w="15" w:type="dxa"/>
+        </w:tblCellMar>
+        <w:tblLook w:val="04A0" w:firstRow="1" w:lastRow="0" w:firstColumn="1" w:lastColumn="0" w:noHBand="0" w:noVBand="1"/>
+      </w:tblPr>
+      <w:tblGrid>
+        <w:gridCol w:w="4833"/>
+        <w:gridCol w:w="4833"/>
+      </w:tblGrid>
+      <w:tr>
         <w:tc>
           <w:tcPr>
             <w:tcW w:w="0" w:type="auto"/>
@@ -6404,10 +6139,10 @@
                 <w:szCs w:val="17"/>
               </w:rPr>
               <w:drawing>
-                <wp:inline distT="0" distB="0" distL="0" distR="0" wp14:anchorId="093D3C05" wp14:editId="68BB258B">
+                <wp:inline distT="0" distB="0" distL="0" distR="0" wp14:anchorId="2463D63B" wp14:editId="05AFA2F4">
                   <wp:extent cx="2857500" cy="1607344"/>
                   <wp:effectExtent l="0" t="0" r="0" b="0"/>
-                  <wp:docPr id="13" name="Picture 13"/>
+                  <wp:docPr id="10" name="Picture 10"/>
                   <wp:cNvGraphicFramePr>
                     <a:graphicFrameLocks xmlns:a="http://schemas.openxmlformats.org/drawingml/2006/main" noChangeAspect="1"/>
                   </wp:cNvGraphicFramePr>
@@ -6415,103 +6150,7 @@
                     <a:graphicData uri="http://schemas.openxmlformats.org/drawingml/2006/picture">
                       <pic:pic xmlns:pic="http://schemas.openxmlformats.org/drawingml/2006/picture">
                         <pic:nvPicPr>
-                          <pic:cNvPr id="0" name="Picture 13"/>
-                          <pic:cNvPicPr>
-                            <a:picLocks noChangeAspect="1" noChangeArrowheads="1"/>
-                          </pic:cNvPicPr>
-                        </pic:nvPicPr>
-                        <pic:blipFill>
-                          <a:blip r:embed="rId18" cstate="print">
-                            <a:lum/>
-                            <a:extLst>
-                              <a:ext uri="{28A0092B-C50C-407E-A947-70E740481C1C}">
-                                <a14:useLocalDpi xmlns:a14="http://schemas.microsoft.com/office/drawing/2010/main" val="0"/>
-                              </a:ext>
-                            </a:extLst>
-                          </a:blip>
-                          <a:srcRect/>
-                          <a:stretch>
-                            <a:fillRect/>
-                          </a:stretch>
-                        </pic:blipFill>
-                        <pic:spPr bwMode="auto">
-                          <a:xfrm>
-                            <a:off x="0" y="0"/>
-                            <a:ext cx="2857500" cy="1607344"/>
-                          </a:xfrm>
-                          <a:prstGeom prst="rect">
-                            <a:avLst/>
-                          </a:prstGeom>
-                        </pic:spPr>
-                      </pic:pic>
-                    </a:graphicData>
-                  </a:graphic>
-                </wp:inline>
-              </w:drawing>
-            </w:r>
-            <w:r>
-              <w:rPr>
-                <w:rFonts w:ascii="Segoe UI" w:eastAsia="Times New Roman" w:hAnsi="Segoe UI" w:cs="Segoe UI"/>
-                <w:color w:val="666666"/>
-                <w:sz w:val="17"/>
-                <w:szCs w:val="17"/>
-              </w:rPr>
-              <w:br/>
-              <w:t>4 · Sala — Fotografia recente</w:t>
-            </w:r>
-          </w:p>
-        </w:tc>
-      </w:tr>
-      <w:tr>
-        <w:tc>
-          <w:tcPr>
-            <w:tcW w:w="0" w:type="auto"/>
-            <w:tcBorders>
-              <w:top w:val="nil"/>
-              <w:left w:val="nil"/>
-              <w:bottom w:val="nil"/>
-              <w:right w:val="nil"/>
-            </w:tcBorders>
-            <w:tcMar>
-              <w:top w:w="80" w:type="dxa"/>
-              <w:left w:w="60" w:type="dxa"/>
-              <w:bottom w:w="160" w:type="dxa"/>
-              <w:right w:w="60" w:type="dxa"/>
-            </w:tcMar>
-            <w:hideMark/>
-          </w:tcPr>
-          <w:p>
-            <w:pPr>
-              <w:spacing w:before="120" w:after="120"/>
-              <w:jc w:val="center"/>
-              <w:rPr>
-                <w:rFonts w:ascii="Segoe UI" w:eastAsia="Times New Roman" w:hAnsi="Segoe UI" w:cs="Segoe UI"/>
-                <w:color w:val="666666"/>
-                <w:sz w:val="17"/>
-                <w:szCs w:val="17"/>
-              </w:rPr>
-            </w:pPr>
-            <w:r>
-              <w:rPr>
-                <w:rFonts w:ascii="Segoe UI" w:eastAsia="Times New Roman" w:hAnsi="Segoe UI" w:cs="Segoe UI"/>
-                <w:noProof/>
-                <w:color w:val="666666"/>
-                <w:sz w:val="17"/>
-                <w:szCs w:val="17"/>
-              </w:rPr>
-              <w:drawing>
-                <wp:inline distT="0" distB="0" distL="0" distR="0" wp14:anchorId="2A137EE9" wp14:editId="14CF1DE9">
-                  <wp:extent cx="2857500" cy="1607344"/>
-                  <wp:effectExtent l="0" t="0" r="0" b="0"/>
-                  <wp:docPr id="14" name="Picture 14"/>
-                  <wp:cNvGraphicFramePr>
-                    <a:graphicFrameLocks xmlns:a="http://schemas.openxmlformats.org/drawingml/2006/main" noChangeAspect="1"/>
-                  </wp:cNvGraphicFramePr>
-                  <a:graphic xmlns:a="http://schemas.openxmlformats.org/drawingml/2006/main">
-                    <a:graphicData uri="http://schemas.openxmlformats.org/drawingml/2006/picture">
-                      <pic:pic xmlns:pic="http://schemas.openxmlformats.org/drawingml/2006/picture">
-                        <pic:nvPicPr>
-                          <pic:cNvPr id="0" name="Picture 14"/>
+                          <pic:cNvPr id="0" name="Picture 10"/>
                           <pic:cNvPicPr>
                             <a:picLocks noChangeAspect="1" noChangeArrowheads="1"/>
                           </pic:cNvPicPr>
@@ -6553,7 +6192,7 @@
                 <w:szCs w:val="17"/>
               </w:rPr>
               <w:br/>
-              <w:t>5 · Quarto — Óculos e roupa</w:t>
+              <w:t>1 · Cozinha — Medicação</w:t>
             </w:r>
           </w:p>
         </w:tc>
@@ -6594,10 +6233,10 @@
                 <w:szCs w:val="17"/>
               </w:rPr>
               <w:drawing>
-                <wp:inline distT="0" distB="0" distL="0" distR="0" wp14:anchorId="7D481DDE" wp14:editId="2809A36C">
+                <wp:inline distT="0" distB="0" distL="0" distR="0" wp14:anchorId="17473427" wp14:editId="7C027782">
                   <wp:extent cx="2857500" cy="1607344"/>
                   <wp:effectExtent l="0" t="0" r="0" b="0"/>
-                  <wp:docPr id="15" name="Picture 15"/>
+                  <wp:docPr id="11" name="Picture 11"/>
                   <wp:cNvGraphicFramePr>
                     <a:graphicFrameLocks xmlns:a="http://schemas.openxmlformats.org/drawingml/2006/main" noChangeAspect="1"/>
                   </wp:cNvGraphicFramePr>
@@ -6605,7 +6244,7 @@
                     <a:graphicData uri="http://schemas.openxmlformats.org/drawingml/2006/picture">
                       <pic:pic xmlns:pic="http://schemas.openxmlformats.org/drawingml/2006/picture">
                         <pic:nvPicPr>
-                          <pic:cNvPr id="0" name="Picture 15"/>
+                          <pic:cNvPr id="0" name="Picture 11"/>
                           <pic:cNvPicPr>
                             <a:picLocks noChangeAspect="1" noChangeArrowheads="1"/>
                           </pic:cNvPicPr>
@@ -6647,16 +6286,7 @@
                 <w:szCs w:val="17"/>
               </w:rPr>
               <w:br/>
-              <w:t xml:space="preserve">6 · Corredor — Caminho livre </w:t>
-            </w:r>
-            <w:r>
-              <w:rPr>
-                <w:rFonts w:ascii="Segoe UI Symbol" w:eastAsia="Times New Roman" w:hAnsi="Segoe UI Symbol" w:cs="Segoe UI Symbol"/>
-                <w:color w:val="666666"/>
-                <w:sz w:val="17"/>
-                <w:szCs w:val="17"/>
-              </w:rPr>
-              <w:t>✱</w:t>
+              <w:t>2 · Frigorífico — Ficha da pessoa</w:t>
             </w:r>
           </w:p>
         </w:tc>
@@ -6699,10 +6329,10 @@
                 <w:szCs w:val="17"/>
               </w:rPr>
               <w:drawing>
-                <wp:inline distT="0" distB="0" distL="0" distR="0" wp14:anchorId="17E80CD6" wp14:editId="790DF8AB">
+                <wp:inline distT="0" distB="0" distL="0" distR="0" wp14:anchorId="5908D97F" wp14:editId="6E9C44A6">
                   <wp:extent cx="2857500" cy="1607344"/>
                   <wp:effectExtent l="0" t="0" r="0" b="0"/>
-                  <wp:docPr id="16" name="Picture 16"/>
+                  <wp:docPr id="12" name="Picture 12"/>
                   <wp:cNvGraphicFramePr>
                     <a:graphicFrameLocks xmlns:a="http://schemas.openxmlformats.org/drawingml/2006/main" noChangeAspect="1"/>
                   </wp:cNvGraphicFramePr>
@@ -6710,7 +6340,7 @@
                     <a:graphicData uri="http://schemas.openxmlformats.org/drawingml/2006/picture">
                       <pic:pic xmlns:pic="http://schemas.openxmlformats.org/drawingml/2006/picture">
                         <pic:nvPicPr>
-                          <pic:cNvPr id="0" name="Picture 16"/>
+                          <pic:cNvPr id="0" name="Picture 12"/>
                           <pic:cNvPicPr>
                             <a:picLocks noChangeAspect="1" noChangeArrowheads="1"/>
                           </pic:cNvPicPr>
@@ -6752,16 +6382,7 @@
                 <w:szCs w:val="17"/>
               </w:rPr>
               <w:br/>
-              <w:t xml:space="preserve">7 · Entrada — Rede de apoio </w:t>
-            </w:r>
-            <w:r>
-              <w:rPr>
-                <w:rFonts w:ascii="Segoe UI Symbol" w:eastAsia="Times New Roman" w:hAnsi="Segoe UI Symbol" w:cs="Segoe UI Symbol"/>
-                <w:color w:val="666666"/>
-                <w:sz w:val="17"/>
-                <w:szCs w:val="17"/>
-              </w:rPr>
-              <w:t>✱</w:t>
+              <w:t>3 · Sala — Objeto de conforto</w:t>
             </w:r>
           </w:p>
         </w:tc>
@@ -6802,10 +6423,10 @@
                 <w:szCs w:val="17"/>
               </w:rPr>
               <w:drawing>
-                <wp:inline distT="0" distB="0" distL="0" distR="0" wp14:anchorId="2DCEA30A" wp14:editId="3D0B6427">
+                <wp:inline distT="0" distB="0" distL="0" distR="0" wp14:anchorId="093D3C05" wp14:editId="68BB258B">
                   <wp:extent cx="2857500" cy="1607344"/>
                   <wp:effectExtent l="0" t="0" r="0" b="0"/>
-                  <wp:docPr id="17" name="Picture 17"/>
+                  <wp:docPr id="13" name="Picture 13"/>
                   <wp:cNvGraphicFramePr>
                     <a:graphicFrameLocks xmlns:a="http://schemas.openxmlformats.org/drawingml/2006/main" noChangeAspect="1"/>
                   </wp:cNvGraphicFramePr>
@@ -6813,7 +6434,7 @@
                     <a:graphicData uri="http://schemas.openxmlformats.org/drawingml/2006/picture">
                       <pic:pic xmlns:pic="http://schemas.openxmlformats.org/drawingml/2006/picture">
                         <pic:nvPicPr>
-                          <pic:cNvPr id="0" name="Picture 17"/>
+                          <pic:cNvPr id="0" name="Picture 13"/>
                           <pic:cNvPicPr>
                             <a:picLocks noChangeAspect="1" noChangeArrowheads="1"/>
                           </pic:cNvPicPr>
@@ -6855,6 +6476,404 @@
                 <w:szCs w:val="17"/>
               </w:rPr>
               <w:br/>
+              <w:t>4 · Sala — Fotografia recente</w:t>
+            </w:r>
+          </w:p>
+        </w:tc>
+      </w:tr>
+      <w:tr>
+        <w:tc>
+          <w:tcPr>
+            <w:tcW w:w="0" w:type="auto"/>
+            <w:tcBorders>
+              <w:top w:val="nil"/>
+              <w:left w:val="nil"/>
+              <w:bottom w:val="nil"/>
+              <w:right w:val="nil"/>
+            </w:tcBorders>
+            <w:tcMar>
+              <w:top w:w="80" w:type="dxa"/>
+              <w:left w:w="60" w:type="dxa"/>
+              <w:bottom w:w="160" w:type="dxa"/>
+              <w:right w:w="60" w:type="dxa"/>
+            </w:tcMar>
+            <w:hideMark/>
+          </w:tcPr>
+          <w:p>
+            <w:pPr>
+              <w:spacing w:before="120" w:after="120"/>
+              <w:jc w:val="center"/>
+              <w:rPr>
+                <w:rFonts w:ascii="Segoe UI" w:eastAsia="Times New Roman" w:hAnsi="Segoe UI" w:cs="Segoe UI"/>
+                <w:color w:val="666666"/>
+                <w:sz w:val="17"/>
+                <w:szCs w:val="17"/>
+              </w:rPr>
+            </w:pPr>
+            <w:r>
+              <w:rPr>
+                <w:rFonts w:ascii="Segoe UI" w:eastAsia="Times New Roman" w:hAnsi="Segoe UI" w:cs="Segoe UI"/>
+                <w:noProof/>
+                <w:color w:val="666666"/>
+                <w:sz w:val="17"/>
+                <w:szCs w:val="17"/>
+              </w:rPr>
+              <w:drawing>
+                <wp:inline distT="0" distB="0" distL="0" distR="0" wp14:anchorId="2A137EE9" wp14:editId="14CF1DE9">
+                  <wp:extent cx="2857500" cy="1607344"/>
+                  <wp:effectExtent l="0" t="0" r="0" b="0"/>
+                  <wp:docPr id="14" name="Picture 14"/>
+                  <wp:cNvGraphicFramePr>
+                    <a:graphicFrameLocks xmlns:a="http://schemas.openxmlformats.org/drawingml/2006/main" noChangeAspect="1"/>
+                  </wp:cNvGraphicFramePr>
+                  <a:graphic xmlns:a="http://schemas.openxmlformats.org/drawingml/2006/main">
+                    <a:graphicData uri="http://schemas.openxmlformats.org/drawingml/2006/picture">
+                      <pic:pic xmlns:pic="http://schemas.openxmlformats.org/drawingml/2006/picture">
+                        <pic:nvPicPr>
+                          <pic:cNvPr id="0" name="Picture 14"/>
+                          <pic:cNvPicPr>
+                            <a:picLocks noChangeAspect="1" noChangeArrowheads="1"/>
+                          </pic:cNvPicPr>
+                        </pic:nvPicPr>
+                        <pic:blipFill>
+                          <a:blip r:embed="rId23" cstate="print">
+                            <a:lum/>
+                            <a:extLst>
+                              <a:ext uri="{28A0092B-C50C-407E-A947-70E740481C1C}">
+                                <a14:useLocalDpi xmlns:a14="http://schemas.microsoft.com/office/drawing/2010/main" val="0"/>
+                              </a:ext>
+                            </a:extLst>
+                          </a:blip>
+                          <a:srcRect/>
+                          <a:stretch>
+                            <a:fillRect/>
+                          </a:stretch>
+                        </pic:blipFill>
+                        <pic:spPr bwMode="auto">
+                          <a:xfrm>
+                            <a:off x="0" y="0"/>
+                            <a:ext cx="2857500" cy="1607344"/>
+                          </a:xfrm>
+                          <a:prstGeom prst="rect">
+                            <a:avLst/>
+                          </a:prstGeom>
+                        </pic:spPr>
+                      </pic:pic>
+                    </a:graphicData>
+                  </a:graphic>
+                </wp:inline>
+              </w:drawing>
+            </w:r>
+            <w:r>
+              <w:rPr>
+                <w:rFonts w:ascii="Segoe UI" w:eastAsia="Times New Roman" w:hAnsi="Segoe UI" w:cs="Segoe UI"/>
+                <w:color w:val="666666"/>
+                <w:sz w:val="17"/>
+                <w:szCs w:val="17"/>
+              </w:rPr>
+              <w:br/>
+              <w:t>5 · Quarto — Óculos e roupa</w:t>
+            </w:r>
+          </w:p>
+        </w:tc>
+        <w:tc>
+          <w:tcPr>
+            <w:tcW w:w="0" w:type="auto"/>
+            <w:tcBorders>
+              <w:top w:val="nil"/>
+              <w:left w:val="nil"/>
+              <w:bottom w:val="nil"/>
+              <w:right w:val="nil"/>
+            </w:tcBorders>
+            <w:tcMar>
+              <w:top w:w="80" w:type="dxa"/>
+              <w:left w:w="60" w:type="dxa"/>
+              <w:bottom w:w="160" w:type="dxa"/>
+              <w:right w:w="60" w:type="dxa"/>
+            </w:tcMar>
+            <w:hideMark/>
+          </w:tcPr>
+          <w:p>
+            <w:pPr>
+              <w:spacing w:before="120" w:after="120"/>
+              <w:jc w:val="center"/>
+              <w:rPr>
+                <w:rFonts w:ascii="Segoe UI" w:eastAsia="Times New Roman" w:hAnsi="Segoe UI" w:cs="Segoe UI"/>
+                <w:color w:val="666666"/>
+                <w:sz w:val="17"/>
+                <w:szCs w:val="17"/>
+              </w:rPr>
+            </w:pPr>
+            <w:r>
+              <w:rPr>
+                <w:rFonts w:ascii="Segoe UI" w:eastAsia="Times New Roman" w:hAnsi="Segoe UI" w:cs="Segoe UI"/>
+                <w:noProof/>
+                <w:color w:val="666666"/>
+                <w:sz w:val="17"/>
+                <w:szCs w:val="17"/>
+              </w:rPr>
+              <w:drawing>
+                <wp:inline distT="0" distB="0" distL="0" distR="0" wp14:anchorId="7D481DDE" wp14:editId="2809A36C">
+                  <wp:extent cx="2857500" cy="1607344"/>
+                  <wp:effectExtent l="0" t="0" r="0" b="0"/>
+                  <wp:docPr id="15" name="Picture 15"/>
+                  <wp:cNvGraphicFramePr>
+                    <a:graphicFrameLocks xmlns:a="http://schemas.openxmlformats.org/drawingml/2006/main" noChangeAspect="1"/>
+                  </wp:cNvGraphicFramePr>
+                  <a:graphic xmlns:a="http://schemas.openxmlformats.org/drawingml/2006/main">
+                    <a:graphicData uri="http://schemas.openxmlformats.org/drawingml/2006/picture">
+                      <pic:pic xmlns:pic="http://schemas.openxmlformats.org/drawingml/2006/picture">
+                        <pic:nvPicPr>
+                          <pic:cNvPr id="0" name="Picture 15"/>
+                          <pic:cNvPicPr>
+                            <a:picLocks noChangeAspect="1" noChangeArrowheads="1"/>
+                          </pic:cNvPicPr>
+                        </pic:nvPicPr>
+                        <pic:blipFill>
+                          <a:blip r:embed="rId24" cstate="print">
+                            <a:lum/>
+                            <a:extLst>
+                              <a:ext uri="{28A0092B-C50C-407E-A947-70E740481C1C}">
+                                <a14:useLocalDpi xmlns:a14="http://schemas.microsoft.com/office/drawing/2010/main" val="0"/>
+                              </a:ext>
+                            </a:extLst>
+                          </a:blip>
+                          <a:srcRect/>
+                          <a:stretch>
+                            <a:fillRect/>
+                          </a:stretch>
+                        </pic:blipFill>
+                        <pic:spPr bwMode="auto">
+                          <a:xfrm>
+                            <a:off x="0" y="0"/>
+                            <a:ext cx="2857500" cy="1607344"/>
+                          </a:xfrm>
+                          <a:prstGeom prst="rect">
+                            <a:avLst/>
+                          </a:prstGeom>
+                        </pic:spPr>
+                      </pic:pic>
+                    </a:graphicData>
+                  </a:graphic>
+                </wp:inline>
+              </w:drawing>
+            </w:r>
+            <w:r>
+              <w:rPr>
+                <w:rFonts w:ascii="Segoe UI" w:eastAsia="Times New Roman" w:hAnsi="Segoe UI" w:cs="Segoe UI"/>
+                <w:color w:val="666666"/>
+                <w:sz w:val="17"/>
+                <w:szCs w:val="17"/>
+              </w:rPr>
+              <w:br/>
+              <w:t xml:space="preserve">6 · Corredor — Caminho livre </w:t>
+            </w:r>
+            <w:r>
+              <w:rPr>
+                <w:rFonts w:ascii="Segoe UI Symbol" w:eastAsia="Times New Roman" w:hAnsi="Segoe UI Symbol" w:cs="Segoe UI Symbol"/>
+                <w:color w:val="666666"/>
+                <w:sz w:val="17"/>
+                <w:szCs w:val="17"/>
+              </w:rPr>
+              <w:t>✱</w:t>
+            </w:r>
+          </w:p>
+        </w:tc>
+      </w:tr>
+      <w:tr>
+        <w:tc>
+          <w:tcPr>
+            <w:tcW w:w="0" w:type="auto"/>
+            <w:tcBorders>
+              <w:top w:val="nil"/>
+              <w:left w:val="nil"/>
+              <w:bottom w:val="nil"/>
+              <w:right w:val="nil"/>
+            </w:tcBorders>
+            <w:tcMar>
+              <w:top w:w="80" w:type="dxa"/>
+              <w:left w:w="60" w:type="dxa"/>
+              <w:bottom w:w="160" w:type="dxa"/>
+              <w:right w:w="60" w:type="dxa"/>
+            </w:tcMar>
+            <w:hideMark/>
+          </w:tcPr>
+          <w:p>
+            <w:pPr>
+              <w:spacing w:before="120" w:after="120"/>
+              <w:jc w:val="center"/>
+              <w:rPr>
+                <w:rFonts w:ascii="Segoe UI" w:eastAsia="Times New Roman" w:hAnsi="Segoe UI" w:cs="Segoe UI"/>
+                <w:color w:val="666666"/>
+                <w:sz w:val="17"/>
+                <w:szCs w:val="17"/>
+              </w:rPr>
+            </w:pPr>
+            <w:r>
+              <w:rPr>
+                <w:rFonts w:ascii="Segoe UI" w:eastAsia="Times New Roman" w:hAnsi="Segoe UI" w:cs="Segoe UI"/>
+                <w:noProof/>
+                <w:color w:val="666666"/>
+                <w:sz w:val="17"/>
+                <w:szCs w:val="17"/>
+              </w:rPr>
+              <w:drawing>
+                <wp:inline distT="0" distB="0" distL="0" distR="0" wp14:anchorId="17E80CD6" wp14:editId="790DF8AB">
+                  <wp:extent cx="2857500" cy="1607344"/>
+                  <wp:effectExtent l="0" t="0" r="0" b="0"/>
+                  <wp:docPr id="16" name="Picture 16"/>
+                  <wp:cNvGraphicFramePr>
+                    <a:graphicFrameLocks xmlns:a="http://schemas.openxmlformats.org/drawingml/2006/main" noChangeAspect="1"/>
+                  </wp:cNvGraphicFramePr>
+                  <a:graphic xmlns:a="http://schemas.openxmlformats.org/drawingml/2006/main">
+                    <a:graphicData uri="http://schemas.openxmlformats.org/drawingml/2006/picture">
+                      <pic:pic xmlns:pic="http://schemas.openxmlformats.org/drawingml/2006/picture">
+                        <pic:nvPicPr>
+                          <pic:cNvPr id="0" name="Picture 16"/>
+                          <pic:cNvPicPr>
+                            <a:picLocks noChangeAspect="1" noChangeArrowheads="1"/>
+                          </pic:cNvPicPr>
+                        </pic:nvPicPr>
+                        <pic:blipFill>
+                          <a:blip r:embed="rId25" cstate="print">
+                            <a:lum/>
+                            <a:extLst>
+                              <a:ext uri="{28A0092B-C50C-407E-A947-70E740481C1C}">
+                                <a14:useLocalDpi xmlns:a14="http://schemas.microsoft.com/office/drawing/2010/main" val="0"/>
+                              </a:ext>
+                            </a:extLst>
+                          </a:blip>
+                          <a:srcRect/>
+                          <a:stretch>
+                            <a:fillRect/>
+                          </a:stretch>
+                        </pic:blipFill>
+                        <pic:spPr bwMode="auto">
+                          <a:xfrm>
+                            <a:off x="0" y="0"/>
+                            <a:ext cx="2857500" cy="1607344"/>
+                          </a:xfrm>
+                          <a:prstGeom prst="rect">
+                            <a:avLst/>
+                          </a:prstGeom>
+                        </pic:spPr>
+                      </pic:pic>
+                    </a:graphicData>
+                  </a:graphic>
+                </wp:inline>
+              </w:drawing>
+            </w:r>
+            <w:r>
+              <w:rPr>
+                <w:rFonts w:ascii="Segoe UI" w:eastAsia="Times New Roman" w:hAnsi="Segoe UI" w:cs="Segoe UI"/>
+                <w:color w:val="666666"/>
+                <w:sz w:val="17"/>
+                <w:szCs w:val="17"/>
+              </w:rPr>
+              <w:br/>
+              <w:t xml:space="preserve">7 · Entrada — Rede de apoio </w:t>
+            </w:r>
+            <w:r>
+              <w:rPr>
+                <w:rFonts w:ascii="Segoe UI Symbol" w:eastAsia="Times New Roman" w:hAnsi="Segoe UI Symbol" w:cs="Segoe UI Symbol"/>
+                <w:color w:val="666666"/>
+                <w:sz w:val="17"/>
+                <w:szCs w:val="17"/>
+              </w:rPr>
+              <w:t>✱</w:t>
+            </w:r>
+          </w:p>
+        </w:tc>
+        <w:tc>
+          <w:tcPr>
+            <w:tcW w:w="0" w:type="auto"/>
+            <w:tcBorders>
+              <w:top w:val="nil"/>
+              <w:left w:val="nil"/>
+              <w:bottom w:val="nil"/>
+              <w:right w:val="nil"/>
+            </w:tcBorders>
+            <w:tcMar>
+              <w:top w:w="80" w:type="dxa"/>
+              <w:left w:w="60" w:type="dxa"/>
+              <w:bottom w:w="160" w:type="dxa"/>
+              <w:right w:w="60" w:type="dxa"/>
+            </w:tcMar>
+            <w:hideMark/>
+          </w:tcPr>
+          <w:p>
+            <w:pPr>
+              <w:spacing w:before="120" w:after="120"/>
+              <w:jc w:val="center"/>
+              <w:rPr>
+                <w:rFonts w:ascii="Segoe UI" w:eastAsia="Times New Roman" w:hAnsi="Segoe UI" w:cs="Segoe UI"/>
+                <w:color w:val="666666"/>
+                <w:sz w:val="17"/>
+                <w:szCs w:val="17"/>
+              </w:rPr>
+            </w:pPr>
+            <w:r>
+              <w:rPr>
+                <w:rFonts w:ascii="Segoe UI" w:eastAsia="Times New Roman" w:hAnsi="Segoe UI" w:cs="Segoe UI"/>
+                <w:noProof/>
+                <w:color w:val="666666"/>
+                <w:sz w:val="17"/>
+                <w:szCs w:val="17"/>
+              </w:rPr>
+              <w:drawing>
+                <wp:inline distT="0" distB="0" distL="0" distR="0" wp14:anchorId="2DCEA30A" wp14:editId="3D0B6427">
+                  <wp:extent cx="2857500" cy="1607344"/>
+                  <wp:effectExtent l="0" t="0" r="0" b="0"/>
+                  <wp:docPr id="17" name="Picture 17"/>
+                  <wp:cNvGraphicFramePr>
+                    <a:graphicFrameLocks xmlns:a="http://schemas.openxmlformats.org/drawingml/2006/main" noChangeAspect="1"/>
+                  </wp:cNvGraphicFramePr>
+                  <a:graphic xmlns:a="http://schemas.openxmlformats.org/drawingml/2006/main">
+                    <a:graphicData uri="http://schemas.openxmlformats.org/drawingml/2006/picture">
+                      <pic:pic xmlns:pic="http://schemas.openxmlformats.org/drawingml/2006/picture">
+                        <pic:nvPicPr>
+                          <pic:cNvPr id="0" name="Picture 17"/>
+                          <pic:cNvPicPr>
+                            <a:picLocks noChangeAspect="1" noChangeArrowheads="1"/>
+                          </pic:cNvPicPr>
+                        </pic:nvPicPr>
+                        <pic:blipFill>
+                          <a:blip r:embed="rId26" cstate="print">
+                            <a:lum/>
+                            <a:extLst>
+                              <a:ext uri="{28A0092B-C50C-407E-A947-70E740481C1C}">
+                                <a14:useLocalDpi xmlns:a14="http://schemas.microsoft.com/office/drawing/2010/main" val="0"/>
+                              </a:ext>
+                            </a:extLst>
+                          </a:blip>
+                          <a:srcRect/>
+                          <a:stretch>
+                            <a:fillRect/>
+                          </a:stretch>
+                        </pic:blipFill>
+                        <pic:spPr bwMode="auto">
+                          <a:xfrm>
+                            <a:off x="0" y="0"/>
+                            <a:ext cx="2857500" cy="1607344"/>
+                          </a:xfrm>
+                          <a:prstGeom prst="rect">
+                            <a:avLst/>
+                          </a:prstGeom>
+                        </pic:spPr>
+                      </pic:pic>
+                    </a:graphicData>
+                  </a:graphic>
+                </wp:inline>
+              </w:drawing>
+            </w:r>
+            <w:r>
+              <w:rPr>
+                <w:rFonts w:ascii="Segoe UI" w:eastAsia="Times New Roman" w:hAnsi="Segoe UI" w:cs="Segoe UI"/>
+                <w:color w:val="666666"/>
+                <w:sz w:val="17"/>
+                <w:szCs w:val="17"/>
+              </w:rPr>
+              <w:br/>
               <w:t xml:space="preserve">8 · Porta — O kit </w:t>
             </w:r>
             <w:r>
@@ -7159,7 +7178,7 @@
                           </pic:cNvPicPr>
                         </pic:nvPicPr>
                         <pic:blipFill>
-                          <a:blip r:embed="rId23" cstate="print">
+                          <a:blip r:embed="rId27" cstate="print">
                             <a:lum/>
                             <a:extLst>
                               <a:ext uri="{28A0092B-C50C-407E-A947-70E740481C1C}">
@@ -7253,7 +7272,7 @@
                           </pic:cNvPicPr>
                         </pic:nvPicPr>
                         <pic:blipFill>
-                          <a:blip r:embed="rId24" cstate="print">
+                          <a:blip r:embed="rId28" cstate="print">
                             <a:lum/>
                             <a:extLst>
                               <a:ext uri="{28A0092B-C50C-407E-A947-70E740481C1C}">
@@ -8036,7 +8055,7 @@
                 <w:szCs w:val="17"/>
               </w:rPr>
               <w:drawing>
-                <wp:inline distT="0" distB="0" distL="0" distR="0" wp14:anchorId="438C19AC" wp14:editId="2CE05318">
+                <wp:inline distT="0" distB="0" distL="0" distR="0" wp14:anchorId="438C19AC" wp14:editId="0B1000A1">
                   <wp:extent cx="4191000" cy="2073048"/>
                   <wp:effectExtent l="0" t="0" r="0" b="3810"/>
                   <wp:docPr id="20" name="Picture 20"/>
@@ -8053,7 +8072,7 @@
                           </pic:cNvPicPr>
                         </pic:nvPicPr>
                         <pic:blipFill>
-                          <a:blip r:embed="rId25" cstate="print">
+                          <a:blip r:embed="rId29" cstate="print">
                             <a:lum/>
                             <a:extLst>
                               <a:ext uri="{28A0092B-C50C-407E-A947-70E740481C1C}">
@@ -8484,16 +8503,16 @@
           <w:sz w:val="21"/>
           <w:szCs w:val="21"/>
         </w:rPr>
-        <w:t>Créditos do Storyset</w:t>
-      </w:r>
-      <w:r>
-        <w:rPr>
-          <w:rFonts w:ascii="Segoe UI" w:eastAsia="Times New Roman" w:hAnsi="Segoe UI" w:cs="Segoe UI"/>
-          <w:color w:val="2B2B2B"/>
-          <w:sz w:val="21"/>
-          <w:szCs w:val="21"/>
-        </w:rPr>
-        <w:t xml:space="preserve"> no diapositivo 11 («Illustrations by Storyset» com link) e exportar outra vez a Aula 8.</w:t>
+        <w:t>Legendas:</w:t>
+      </w:r>
+      <w:r>
+        <w:rPr>
+          <w:rFonts w:ascii="Segoe UI" w:eastAsia="Times New Roman" w:hAnsi="Segoe UI" w:cs="Segoe UI"/>
+          <w:color w:val="2B2B2B"/>
+          <w:sz w:val="21"/>
+          <w:szCs w:val="21"/>
+        </w:rPr>
+        <w:t xml:space="preserve"> pedir as legendas automáticas da Udemy em português e revê-las com o guião.</w:t>
       </w:r>
     </w:p>
     <w:p>
@@ -8519,16 +8538,16 @@
           <w:sz w:val="21"/>
           <w:szCs w:val="21"/>
         </w:rPr>
-        <w:t>Legendas:</w:t>
-      </w:r>
-      <w:r>
-        <w:rPr>
-          <w:rFonts w:ascii="Segoe UI" w:eastAsia="Times New Roman" w:hAnsi="Segoe UI" w:cs="Segoe UI"/>
-          <w:color w:val="2B2B2B"/>
-          <w:sz w:val="21"/>
-          <w:szCs w:val="21"/>
-        </w:rPr>
-        <w:t xml:space="preserve"> pedir as legendas automáticas da Udemy em português e revê-las com o guião.</w:t>
+        <w:t>Testar no telemóvel</w:t>
+      </w:r>
+      <w:r>
+        <w:rPr>
+          <w:rFonts w:ascii="Segoe UI" w:eastAsia="Times New Roman" w:hAnsi="Segoe UI" w:cs="Segoe UI"/>
+          <w:color w:val="2B2B2B"/>
+          <w:sz w:val="21"/>
+          <w:szCs w:val="21"/>
+        </w:rPr>
+        <w:t xml:space="preserve"> (app e browser) e pedir a outro elemento do grupo que reveja a L2 (revisão cruzada).</w:t>
       </w:r>
     </w:p>
     <w:p>
@@ -8554,16 +8573,16 @@
           <w:sz w:val="21"/>
           <w:szCs w:val="21"/>
         </w:rPr>
-        <w:t>Testar no telemóvel</w:t>
-      </w:r>
-      <w:r>
-        <w:rPr>
-          <w:rFonts w:ascii="Segoe UI" w:eastAsia="Times New Roman" w:hAnsi="Segoe UI" w:cs="Segoe UI"/>
-          <w:color w:val="2B2B2B"/>
-          <w:sz w:val="21"/>
-          <w:szCs w:val="21"/>
-        </w:rPr>
-        <w:t xml:space="preserve"> (app e browser) e pedir a outro elemento do grupo que reveja a L2 (revisão cruzada).</w:t>
+        <w:t>Duração:</w:t>
+      </w:r>
+      <w:r>
+        <w:rPr>
+          <w:rFonts w:ascii="Segoe UI" w:eastAsia="Times New Roman" w:hAnsi="Segoe UI" w:cs="Segoe UI"/>
+          <w:color w:val="2B2B2B"/>
+          <w:sz w:val="21"/>
+          <w:szCs w:val="21"/>
+        </w:rPr>
+        <w:t xml:space="preserve"> a lição tem ≈ 7,5 min. Se for preciso chegar aos ≈ 8 min, regravar alguns diapositivos num ritmo mais calmo.</w:t>
       </w:r>
     </w:p>
     <w:p>
@@ -8589,41 +8608,6 @@
           <w:sz w:val="21"/>
           <w:szCs w:val="21"/>
         </w:rPr>
-        <w:t>Duração:</w:t>
-      </w:r>
-      <w:r>
-        <w:rPr>
-          <w:rFonts w:ascii="Segoe UI" w:eastAsia="Times New Roman" w:hAnsi="Segoe UI" w:cs="Segoe UI"/>
-          <w:color w:val="2B2B2B"/>
-          <w:sz w:val="21"/>
-          <w:szCs w:val="21"/>
-        </w:rPr>
-        <w:t xml:space="preserve"> a lição tem ≈ 7,5 min. Se for preciso chegar aos ≈ 8 min, regravar alguns diapositivos num ritmo mais calmo.</w:t>
-      </w:r>
-    </w:p>
-    <w:p>
-      <w:pPr>
-        <w:numPr>
-          <w:ilvl w:val="0"/>
-          <w:numId w:val="4"/>
-        </w:numPr>
-        <w:spacing w:before="60" w:after="60"/>
-        <w:rPr>
-          <w:rFonts w:ascii="Segoe UI" w:eastAsia="Times New Roman" w:hAnsi="Segoe UI" w:cs="Segoe UI"/>
-          <w:color w:val="2B2B2B"/>
-          <w:sz w:val="21"/>
-          <w:szCs w:val="21"/>
-        </w:rPr>
-      </w:pPr>
-      <w:r>
-        <w:rPr>
-          <w:rFonts w:ascii="Segoe UI" w:eastAsia="Times New Roman" w:hAnsi="Segoe UI" w:cs="Segoe UI"/>
-          <w:b/>
-          <w:bCs/>
-          <w:color w:val="2B2B2B"/>
-          <w:sz w:val="21"/>
-          <w:szCs w:val="21"/>
-        </w:rPr>
         <w:t>Decisões em aberto com o grupo:</w:t>
       </w:r>
       <w:r>
@@ -8682,17 +8666,113 @@
           <w:sz w:val="21"/>
           <w:szCs w:val="21"/>
         </w:rPr>
-        <w:t xml:space="preserve"> Storyset (storyset.com), estilo Amico, recoloridas. </w:t>
+        <w:t xml:space="preserve"> </w:t>
+      </w:r>
+      <w:r>
+        <w:rPr>
+          <w:rFonts w:ascii="Segoe UI" w:eastAsia="Times New Roman" w:hAnsi="Segoe UI" w:cs="Segoe UI"/>
+          <w:color w:val="2B2B2B"/>
+          <w:sz w:val="21"/>
+          <w:szCs w:val="21"/>
+        </w:rPr>
+        <w:t>Storyset (storyset.com), estilos Amico e Pana, recoloridas.</w:t>
+      </w:r>
+      <w:r>
+        <w:rPr>
+          <w:rFonts w:ascii="Segoe UI" w:eastAsia="Times New Roman" w:hAnsi="Segoe UI" w:cs="Segoe UI"/>
+          <w:color w:val="2B2B2B"/>
+          <w:sz w:val="21"/>
+          <w:szCs w:val="21"/>
+        </w:rPr>
+        <w:t xml:space="preserve"> </w:t>
       </w:r>
       <w:r>
         <w:rPr>
           <w:rStyle w:val="falta1"/>
           <w:rFonts w:ascii="Segoe UI" w:eastAsia="Times New Roman" w:hAnsi="Segoe UI" w:cs="Segoe UI"/>
-          <w:color w:val="2B2B2B"/>
-          <w:sz w:val="21"/>
-          <w:szCs w:val="21"/>
-        </w:rPr>
-        <w:t>[A PREENCHER: links das 4 ilustrações — Urgent, Dementia, checklist, chamada]</w:t>
+          <w:b w:val="0"/>
+          <w:color w:val="2B2B2B"/>
+          <w:sz w:val="21"/>
+          <w:szCs w:val="21"/>
+          <w:shd w:val="clear" w:color="auto" w:fill="auto"/>
+        </w:rPr>
+        <w:t xml:space="preserve">Illustrations by Storyset: </w:t>
+      </w:r>
+      <w:hyperlink r:id="rId30" w:history="1">
+        <w:r>
+          <w:rPr>
+            <w:rStyle w:val="Hyperlink"/>
+            <w:rFonts w:ascii="Segoe UI" w:eastAsia="Times New Roman" w:hAnsi="Segoe UI" w:cs="Segoe UI"/>
+            <w:sz w:val="21"/>
+            <w:szCs w:val="21"/>
+          </w:rPr>
+          <w:t>Urgent (Amico)</w:t>
+        </w:r>
+      </w:hyperlink>
+      <w:r>
+        <w:rPr>
+          <w:rFonts w:ascii="Segoe UI" w:eastAsia="Times New Roman" w:hAnsi="Segoe UI" w:cs="Segoe UI"/>
+          <w:sz w:val="21"/>
+          <w:szCs w:val="21"/>
+        </w:rPr>
+        <w:t xml:space="preserve"> · </w:t>
+      </w:r>
+      <w:hyperlink r:id="rId31" w:history="1">
+        <w:r>
+          <w:rPr>
+            <w:rStyle w:val="Hyperlink"/>
+            <w:rFonts w:ascii="Segoe UI" w:eastAsia="Times New Roman" w:hAnsi="Segoe UI" w:cs="Segoe UI"/>
+            <w:sz w:val="21"/>
+            <w:szCs w:val="21"/>
+          </w:rPr>
+          <w:t>Worried (Pana)</w:t>
+        </w:r>
+      </w:hyperlink>
+      <w:r>
+        <w:rPr>
+          <w:rFonts w:ascii="Segoe UI" w:eastAsia="Times New Roman" w:hAnsi="Segoe UI" w:cs="Segoe UI"/>
+          <w:sz w:val="21"/>
+          <w:szCs w:val="21"/>
+        </w:rPr>
+        <w:t xml:space="preserve"> · </w:t>
+      </w:r>
+      <w:hyperlink r:id="rId32" w:history="1">
+        <w:r>
+          <w:rPr>
+            <w:rStyle w:val="Hyperlink"/>
+            <w:rFonts w:ascii="Segoe UI" w:eastAsia="Times New Roman" w:hAnsi="Segoe UI" w:cs="Segoe UI"/>
+            <w:sz w:val="21"/>
+            <w:szCs w:val="21"/>
+          </w:rPr>
+          <w:t>Checklist (Pana)</w:t>
+        </w:r>
+      </w:hyperlink>
+      <w:r>
+        <w:rPr>
+          <w:rFonts w:ascii="Segoe UI" w:eastAsia="Times New Roman" w:hAnsi="Segoe UI" w:cs="Segoe UI"/>
+          <w:sz w:val="21"/>
+          <w:szCs w:val="21"/>
+        </w:rPr>
+        <w:t xml:space="preserve"> · </w:t>
+      </w:r>
+      <w:hyperlink r:id="rId33" w:history="1">
+        <w:r>
+          <w:rPr>
+            <w:rStyle w:val="Hyperlink"/>
+            <w:rFonts w:ascii="Segoe UI" w:eastAsia="Times New Roman" w:hAnsi="Segoe UI" w:cs="Segoe UI"/>
+            <w:sz w:val="21"/>
+            <w:szCs w:val="21"/>
+          </w:rPr>
+          <w:t>Calling (Pana)</w:t>
+        </w:r>
+      </w:hyperlink>
+      <w:r>
+        <w:rPr>
+          <w:rFonts w:ascii="Segoe UI" w:eastAsia="Times New Roman" w:hAnsi="Segoe UI" w:cs="Segoe UI"/>
+          <w:sz w:val="21"/>
+          <w:szCs w:val="21"/>
+        </w:rPr>
+        <w:t>.</w:t>
       </w:r>
     </w:p>
     <w:p>
@@ -10265,7 +10345,6 @@
     <w:name w:val="Hyperlink"/>
     <w:basedOn w:val="DefaultParagraphFont"/>
     <w:uiPriority w:val="99"/>
-    <w:semiHidden/>
     <w:unhideWhenUsed/>
     <w:rPr>
       <w:color w:val="0000FF"/>
@@ -10281,6 +10360,18 @@
     <w:rPr>
       <w:color w:val="800080"/>
       <w:u w:val="single"/>
+    </w:rPr>
+  </w:style>
+  <w:style w:type="character" w:styleId="UnresolvedMention">
+    <w:name w:val="Unresolved Mention"/>
+    <w:basedOn w:val="DefaultParagraphFont"/>
+    <w:uiPriority w:val="99"/>
+    <w:semiHidden/>
+    <w:unhideWhenUsed/>
+    <w:rsid w:val="005C4F9F"/>
+    <w:rPr>
+      <w:color w:val="605E5C"/>
+      <w:shd w:val="clear" w:color="auto" w:fill="E1DFDD"/>
     </w:rPr>
   </w:style>
 </w:styles>

--- a/Files/P1/L2/S5_Prototipo_L2_Grupo1.docx
+++ b/Files/P1/L2/S5_Prototipo_L2_Grupo1.docx
@@ -7032,7 +7032,25 @@
           <w:sz w:val="21"/>
           <w:szCs w:val="21"/>
         </w:rPr>
-        <w:t>7. Uma muda de roupa e calçado confortável · 8. Um objeto novo, para a distrair · 9. Óculos de reserva · 10. O álbum de fotografias da família · 11. A manta da cadeira da sala · 12. Uma cópia da ficha da pessoa</w:t>
+        <w:t xml:space="preserve">7. Uma muda de roupa e calçado confortável · 8. Um objeto novo, para a distrair · 9. Óculos de reserva · 10. O álbum de fotografias da família · 11. </w:t>
+      </w:r>
+      <w:r>
+        <w:rPr>
+          <w:rFonts w:ascii="Segoe UI" w:hAnsi="Segoe UI" w:cs="Segoe UI"/>
+          <w:color w:val="2B2B2B"/>
+          <w:sz w:val="21"/>
+          <w:szCs w:val="21"/>
+        </w:rPr>
+        <w:t>A manta do sofá da sala</w:t>
+      </w:r>
+      <w:r>
+        <w:rPr>
+          <w:rFonts w:ascii="Segoe UI" w:hAnsi="Segoe UI" w:cs="Segoe UI"/>
+          <w:color w:val="2B2B2B"/>
+          <w:sz w:val="21"/>
+          <w:szCs w:val="21"/>
+        </w:rPr>
+        <w:t xml:space="preserve"> · 12. Uma cópia da ficha da pessoa</w:t>
       </w:r>
     </w:p>
     <w:p>
@@ -7677,7 +7695,6 @@
                 <w:sz w:val="19"/>
                 <w:szCs w:val="19"/>
               </w:rPr>
-              <w:lastRenderedPageBreak/>
               <w:t>P2 · Objetos de conforto</w:t>
             </w:r>
           </w:p>
@@ -7716,7 +7733,25 @@
                 <w:sz w:val="19"/>
                 <w:szCs w:val="19"/>
               </w:rPr>
-              <w:t>B · A manta que a mãe usa na cadeira e a música de que gosta.</w:t>
+              <w:t xml:space="preserve">B · </w:t>
+            </w:r>
+            <w:r>
+              <w:rPr>
+                <w:rFonts w:ascii="Segoe UI" w:eastAsia="Times New Roman" w:hAnsi="Segoe UI" w:cs="Segoe UI"/>
+                <w:color w:val="2B2B2B"/>
+                <w:sz w:val="19"/>
+                <w:szCs w:val="19"/>
+              </w:rPr>
+              <w:t>A manta que a mãe usa no sofá</w:t>
+            </w:r>
+            <w:r>
+              <w:rPr>
+                <w:rFonts w:ascii="Segoe UI" w:eastAsia="Times New Roman" w:hAnsi="Segoe UI" w:cs="Segoe UI"/>
+                <w:color w:val="2B2B2B"/>
+                <w:sz w:val="19"/>
+                <w:szCs w:val="19"/>
+              </w:rPr>
+              <w:t xml:space="preserve"> e a música de que gosta.</w:t>
             </w:r>
           </w:p>
         </w:tc>
@@ -8055,7 +8090,7 @@
                 <w:szCs w:val="17"/>
               </w:rPr>
               <w:drawing>
-                <wp:inline distT="0" distB="0" distL="0" distR="0" wp14:anchorId="438C19AC" wp14:editId="0B1000A1">
+                <wp:inline distT="0" distB="0" distL="0" distR="0" wp14:anchorId="438C19AC" wp14:editId="0754FD2C">
                   <wp:extent cx="4191000" cy="2073048"/>
                   <wp:effectExtent l="0" t="0" r="0" b="3810"/>
                   <wp:docPr id="20" name="Picture 20"/>
@@ -8125,7 +8160,6 @@
         <w:rPr>
           <w:rFonts w:ascii="Segoe UI" w:eastAsia="Times New Roman" w:hAnsi="Segoe UI" w:cs="Segoe UI"/>
         </w:rPr>
-        <w:lastRenderedPageBreak/>
         <w:t>6. Coerência com as outras lições</w:t>
       </w:r>
     </w:p>
@@ -8441,7 +8475,6 @@
         <w:rPr>
           <w:rFonts w:ascii="Segoe UI" w:eastAsia="Times New Roman" w:hAnsi="Segoe UI" w:cs="Segoe UI"/>
         </w:rPr>
-        <w:lastRenderedPageBreak/>
         <w:t>7. Próximos passos (S6, 03/11)</w:t>
       </w:r>
     </w:p>
